--- a/小野町_引継ぎ_整理済/17_業務進捗管理/小野町_ペンディング整理と作業順位_20261001.docx
+++ b/小野町_引継ぎ_整理済/17_業務進捗管理/小野町_ペンディング整理と作業順位_20261001.docx
@@ -901,7 +901,7 @@
             <w:b/>
             <w:sz w:val="22"/>
           </w:rPr>
-          <w:t xml:space="preserve">4　作業継続可能な項目</w:t>
+          <w:t xml:space="preserve">4　進捗の乖離</w:t>
         </w:r>
         <w:r>
           <w:rPr>
@@ -953,17 +953,16 @@
         <w:tabs>
           <w:tab w:pos="9751" w:val="right" w:leader="dot"/>
         </w:tabs>
-        <w:spacing w:before="20" w:after="20" w:line="252" w:lineRule="auto"/>
-        <w:ind w:left="0"/>
+        <w:spacing w:before="0" w:after="0" w:line="252" w:lineRule="auto"/>
+        <w:ind w:left="510"/>
       </w:pPr>
       <w:hyperlink w:anchor="_Toc_015">
         <w:r>
           <w:rPr>
             <w:rFonts w:ascii="游ゴシック" w:hAnsi="游ゴシック" w:eastAsia="游ゴシック"/>
-            <w:b/>
-            <w:sz w:val="22"/>
+            <w:sz w:val="20"/>
           </w:rPr>
-          <w:t xml:space="preserve">5　作業順位</w:t>
+          <w:t xml:space="preserve">4-1　期限を過ぎてなお終わっていない作業</w:t>
         </w:r>
         <w:r>
           <w:rPr>
@@ -996,7 +995,6 @@
         <w:r>
           <w:rPr>
             <w:rFonts w:ascii="游ゴシック" w:hAnsi="游ゴシック" w:eastAsia="游ゴシック"/>
-            <w:b/>
             <w:sz w:val="20"/>
           </w:rPr>
           <w:t xml:space="preserve">－</w:t>
@@ -1024,7 +1022,7 @@
             <w:rFonts w:ascii="游ゴシック" w:hAnsi="游ゴシック" w:eastAsia="游ゴシック"/>
             <w:sz w:val="20"/>
           </w:rPr>
-          <w:t xml:space="preserve">5-1　翌日（10月2日（金））</w:t>
+          <w:t xml:space="preserve">4-2　乖離をどう扱うか</w:t>
         </w:r>
         <w:r>
           <w:rPr>
@@ -1075,16 +1073,17 @@
         <w:tabs>
           <w:tab w:pos="9751" w:val="right" w:leader="dot"/>
         </w:tabs>
-        <w:spacing w:before="0" w:after="0" w:line="252" w:lineRule="auto"/>
-        <w:ind w:left="510"/>
+        <w:spacing w:before="20" w:after="20" w:line="252" w:lineRule="auto"/>
+        <w:ind w:left="0"/>
       </w:pPr>
       <w:hyperlink w:anchor="_Toc_017">
         <w:r>
           <w:rPr>
             <w:rFonts w:ascii="游ゴシック" w:hAnsi="游ゴシック" w:eastAsia="游ゴシック"/>
-            <w:sz w:val="20"/>
+            <w:b/>
+            <w:sz w:val="22"/>
           </w:rPr>
-          <w:t xml:space="preserve">5-2　その後</w:t>
+          <w:t xml:space="preserve">5　作業継続可能な項目</w:t>
         </w:r>
         <w:r>
           <w:rPr>
@@ -1117,6 +1116,7 @@
         <w:r>
           <w:rPr>
             <w:rFonts w:ascii="游ゴシック" w:hAnsi="游ゴシック" w:eastAsia="游ゴシック"/>
+            <w:b/>
             <w:sz w:val="20"/>
           </w:rPr>
           <w:t xml:space="preserve">－</w:t>
@@ -1145,7 +1145,7 @@
             <w:b/>
             <w:sz w:val="22"/>
           </w:rPr>
-          <w:t xml:space="preserve">6　ペンディング項目とWBSの対応</w:t>
+          <w:t xml:space="preserve">6　作業順位</w:t>
         </w:r>
         <w:r>
           <w:rPr>
@@ -1167,6 +1167,188 @@
             <w:sz w:val="20"/>
           </w:rPr>
           <w:instrText xml:space="preserve"> PAGEREF _Toc_018 \h </w:instrText>
+        </w:r>
+        <w:r>
+          <w:rPr>
+            <w:rFonts w:ascii="游ゴシック" w:hAnsi="游ゴシック" w:eastAsia="游ゴシック"/>
+            <w:sz w:val="20"/>
+          </w:rPr>
+          <w:fldChar w:fldCharType="separate"/>
+        </w:r>
+        <w:r>
+          <w:rPr>
+            <w:rFonts w:ascii="游ゴシック" w:hAnsi="游ゴシック" w:eastAsia="游ゴシック"/>
+            <w:b/>
+            <w:sz w:val="20"/>
+          </w:rPr>
+          <w:t xml:space="preserve">－</w:t>
+        </w:r>
+        <w:r>
+          <w:rPr>
+            <w:rFonts w:ascii="游ゴシック" w:hAnsi="游ゴシック" w:eastAsia="游ゴシック"/>
+            <w:sz w:val="20"/>
+          </w:rPr>
+          <w:fldChar w:fldCharType="end"/>
+        </w:r>
+      </w:hyperlink>
+    </w:p>
+    <w:p>
+      <w:pPr>
+        <w:tabs>
+          <w:tab w:pos="9751" w:val="right" w:leader="dot"/>
+        </w:tabs>
+        <w:spacing w:before="0" w:after="0" w:line="252" w:lineRule="auto"/>
+        <w:ind w:left="510"/>
+      </w:pPr>
+      <w:hyperlink w:anchor="_Toc_019">
+        <w:r>
+          <w:rPr>
+            <w:rFonts w:ascii="游ゴシック" w:hAnsi="游ゴシック" w:eastAsia="游ゴシック"/>
+            <w:sz w:val="20"/>
+          </w:rPr>
+          <w:t xml:space="preserve">6-1　翌日（10月2日（金））</w:t>
+        </w:r>
+        <w:r>
+          <w:rPr>
+            <w:rFonts w:ascii="游ゴシック" w:hAnsi="游ゴシック" w:eastAsia="游ゴシック"/>
+            <w:sz w:val="20"/>
+          </w:rPr>
+          <w:tab/>
+        </w:r>
+        <w:r>
+          <w:rPr>
+            <w:rFonts w:ascii="游ゴシック" w:hAnsi="游ゴシック" w:eastAsia="游ゴシック"/>
+            <w:sz w:val="20"/>
+          </w:rPr>
+          <w:fldChar w:fldCharType="begin"/>
+        </w:r>
+        <w:r>
+          <w:rPr>
+            <w:rFonts w:ascii="游ゴシック" w:hAnsi="游ゴシック" w:eastAsia="游ゴシック"/>
+            <w:sz w:val="20"/>
+          </w:rPr>
+          <w:instrText xml:space="preserve"> PAGEREF _Toc_019 \h </w:instrText>
+        </w:r>
+        <w:r>
+          <w:rPr>
+            <w:rFonts w:ascii="游ゴシック" w:hAnsi="游ゴシック" w:eastAsia="游ゴシック"/>
+            <w:sz w:val="20"/>
+          </w:rPr>
+          <w:fldChar w:fldCharType="separate"/>
+        </w:r>
+        <w:r>
+          <w:rPr>
+            <w:rFonts w:ascii="游ゴシック" w:hAnsi="游ゴシック" w:eastAsia="游ゴシック"/>
+            <w:sz w:val="20"/>
+          </w:rPr>
+          <w:t xml:space="preserve">－</w:t>
+        </w:r>
+        <w:r>
+          <w:rPr>
+            <w:rFonts w:ascii="游ゴシック" w:hAnsi="游ゴシック" w:eastAsia="游ゴシック"/>
+            <w:sz w:val="20"/>
+          </w:rPr>
+          <w:fldChar w:fldCharType="end"/>
+        </w:r>
+      </w:hyperlink>
+    </w:p>
+    <w:p>
+      <w:pPr>
+        <w:tabs>
+          <w:tab w:pos="9751" w:val="right" w:leader="dot"/>
+        </w:tabs>
+        <w:spacing w:before="0" w:after="0" w:line="252" w:lineRule="auto"/>
+        <w:ind w:left="510"/>
+      </w:pPr>
+      <w:hyperlink w:anchor="_Toc_020">
+        <w:r>
+          <w:rPr>
+            <w:rFonts w:ascii="游ゴシック" w:hAnsi="游ゴシック" w:eastAsia="游ゴシック"/>
+            <w:sz w:val="20"/>
+          </w:rPr>
+          <w:t xml:space="preserve">6-2　その後</w:t>
+        </w:r>
+        <w:r>
+          <w:rPr>
+            <w:rFonts w:ascii="游ゴシック" w:hAnsi="游ゴシック" w:eastAsia="游ゴシック"/>
+            <w:sz w:val="20"/>
+          </w:rPr>
+          <w:tab/>
+        </w:r>
+        <w:r>
+          <w:rPr>
+            <w:rFonts w:ascii="游ゴシック" w:hAnsi="游ゴシック" w:eastAsia="游ゴシック"/>
+            <w:sz w:val="20"/>
+          </w:rPr>
+          <w:fldChar w:fldCharType="begin"/>
+        </w:r>
+        <w:r>
+          <w:rPr>
+            <w:rFonts w:ascii="游ゴシック" w:hAnsi="游ゴシック" w:eastAsia="游ゴシック"/>
+            <w:sz w:val="20"/>
+          </w:rPr>
+          <w:instrText xml:space="preserve"> PAGEREF _Toc_020 \h </w:instrText>
+        </w:r>
+        <w:r>
+          <w:rPr>
+            <w:rFonts w:ascii="游ゴシック" w:hAnsi="游ゴシック" w:eastAsia="游ゴシック"/>
+            <w:sz w:val="20"/>
+          </w:rPr>
+          <w:fldChar w:fldCharType="separate"/>
+        </w:r>
+        <w:r>
+          <w:rPr>
+            <w:rFonts w:ascii="游ゴシック" w:hAnsi="游ゴシック" w:eastAsia="游ゴシック"/>
+            <w:sz w:val="20"/>
+          </w:rPr>
+          <w:t xml:space="preserve">－</w:t>
+        </w:r>
+        <w:r>
+          <w:rPr>
+            <w:rFonts w:ascii="游ゴシック" w:hAnsi="游ゴシック" w:eastAsia="游ゴシック"/>
+            <w:sz w:val="20"/>
+          </w:rPr>
+          <w:fldChar w:fldCharType="end"/>
+        </w:r>
+      </w:hyperlink>
+    </w:p>
+    <w:p>
+      <w:pPr>
+        <w:tabs>
+          <w:tab w:pos="9751" w:val="right" w:leader="dot"/>
+        </w:tabs>
+        <w:spacing w:before="20" w:after="20" w:line="252" w:lineRule="auto"/>
+        <w:ind w:left="0"/>
+      </w:pPr>
+      <w:hyperlink w:anchor="_Toc_021">
+        <w:r>
+          <w:rPr>
+            <w:rFonts w:ascii="游ゴシック" w:hAnsi="游ゴシック" w:eastAsia="游ゴシック"/>
+            <w:b/>
+            <w:sz w:val="22"/>
+          </w:rPr>
+          <w:t xml:space="preserve">7　ペンディング項目とWBSの対応</w:t>
+        </w:r>
+        <w:r>
+          <w:rPr>
+            <w:rFonts w:ascii="游ゴシック" w:hAnsi="游ゴシック" w:eastAsia="游ゴシック"/>
+            <w:sz w:val="20"/>
+          </w:rPr>
+          <w:tab/>
+        </w:r>
+        <w:r>
+          <w:rPr>
+            <w:rFonts w:ascii="游ゴシック" w:hAnsi="游ゴシック" w:eastAsia="游ゴシック"/>
+            <w:sz w:val="20"/>
+          </w:rPr>
+          <w:fldChar w:fldCharType="begin"/>
+        </w:r>
+        <w:r>
+          <w:rPr>
+            <w:rFonts w:ascii="游ゴシック" w:hAnsi="游ゴシック" w:eastAsia="游ゴシック"/>
+            <w:sz w:val="20"/>
+          </w:rPr>
+          <w:instrText xml:space="preserve"> PAGEREF _Toc_021 \h </w:instrText>
         </w:r>
         <w:r>
           <w:rPr>
@@ -1297,7 +1479,7 @@
           <w:i w:val="0"/>
           <w:sz w:val="21"/>
         </w:rPr>
-        <w:t>町・国・県の回答を待たずに進められる作業は14件・38.0時間分あります。</w:t>
+        <w:t>町・国・県の回答を待たずに進められる作業は15件・41.0時間分あります。</w:t>
       </w:r>
       <w:r>
         <w:rPr>
@@ -1306,7 +1488,57 @@
           <w:i w:val="0"/>
           <w:sz w:val="21"/>
         </w:rPr>
-        <w:t>令和8年10月2日はこのうち4件（8.0時間）に着手します。</w:t>
+        <w:t>令和8年10月2日はこのうち3件（7.5時間）に着手します。</w:t>
+      </w:r>
+    </w:p>
+    <w:p>
+      <w:pPr>
+        <w:spacing w:before="60" w:after="60"/>
+      </w:pPr>
+      <w:r>
+        <w:rPr>
+          <w:rFonts w:ascii="游ゴシック" w:hAnsi="游ゴシック" w:eastAsia="游ゴシック"/>
+          <w:b/>
+          <w:i w:val="0"/>
+          <w:sz w:val="21"/>
+        </w:rPr>
+        <w:t>進捗の乖離を測ったところ、高齢者計画は予定より+15.8ポイント、障がい計画は-16.1ポイントでした。</w:t>
+      </w:r>
+      <w:r>
+        <w:rPr>
+          <w:rFonts w:ascii="游ゴシック" w:hAnsi="游ゴシック" w:eastAsia="游ゴシック"/>
+          <w:b/>
+          <w:i w:val="0"/>
+          <w:sz w:val="21"/>
+        </w:rPr>
+        <w:t>障がい計画の遅れが大きく、期限を過ぎてなお終わっていない作業が9件あります。</w:t>
+      </w:r>
+      <w:r>
+        <w:rPr>
+          <w:rFonts w:ascii="游ゴシック" w:hAnsi="游ゴシック" w:eastAsia="游ゴシック"/>
+          <w:b w:val="0"/>
+          <w:i w:val="0"/>
+          <w:sz w:val="21"/>
+        </w:rPr>
+        <w:t>その大半は町の回答待ちで受託者には動かせないため、</w:t>
+      </w:r>
+      <w:r>
+        <w:rPr>
+          <w:rFonts w:ascii="游ゴシック" w:hAnsi="游ゴシック" w:eastAsia="游ゴシック"/>
+          <w:b/>
+          <w:i w:val="0"/>
+          <w:sz w:val="21"/>
+        </w:rPr>
+        <w:t>工程を引き直してお示しすることを翌日の最優先に置きました</w:t>
+      </w:r>
+      <w:r>
+        <w:rPr>
+          <w:rFonts w:ascii="游ゴシック" w:hAnsi="游ゴシック" w:eastAsia="游ゴシック"/>
+          <w:b w:val="0"/>
+          <w:i w:val="0"/>
+          <w:sz w:val="21"/>
+        </w:rPr>
+        <w:t>（第6章）。</w:t>
       </w:r>
     </w:p>
     <w:tbl>
@@ -18269,7 +18501,7 @@
           <w:color w:val="2E74B5"/>
           <w:sz w:val="30"/>
         </w:rPr>
-        <w:t>4　作業継続可能な項目</w:t>
+        <w:t>4　進捗の乖離</w:t>
       </w:r>
       <w:bookmarkEnd w:id="114"/>
     </w:p>
@@ -18284,7 +18516,4573 @@
           <w:i w:val="0"/>
           <w:sz w:val="21"/>
         </w:rPr>
-        <w:t>町・国・県の回答を待たずに進められる作業は14件、合計38.0時間（1日8.0時間として約4.8日）です。</w:t>
+        <w:t>「遅れているか」は、進捗率を眺めていても分かりません。</w:t>
+      </w:r>
+      <w:r>
+        <w:rPr>
+          <w:rFonts w:ascii="游ゴシック" w:hAnsi="游ゴシック" w:eastAsia="游ゴシック"/>
+          <w:b w:val="0"/>
+          <w:i w:val="0"/>
+          <w:sz w:val="21"/>
+        </w:rPr>
+        <w:t>予定（いつ始めていつ終えるか）と基準日から「この日までに何％進んでいるはずか」を算出し、実績と引き算します。工数の重み（1〜5）で加重するので、製本1件の遅れと見込量推計1件の遅れが同じ重さになりません。</w:t>
+      </w:r>
+    </w:p>
+    <w:tbl>
+      <w:tblPr>
+        <w:tblW w:type="auto" w:w="0"/>
+        <w:jc w:val="center"/>
+        <w:tblLayout w:type="fixed"/>
+        <w:tblLook w:firstColumn="1" w:firstRow="1" w:lastColumn="0" w:lastRow="0" w:noHBand="0" w:noVBand="1" w:val="04A0"/>
+        <w:tblBorders>
+          <w:top w:val="single" w:sz="6" w:space="0" w:color="2E75B6"/>
+          <w:left w:val="single" w:sz="4" w:space="0" w:color="BFBFBF"/>
+          <w:bottom w:val="single" w:sz="6" w:space="0" w:color="2E75B6"/>
+          <w:right w:val="single" w:sz="4" w:space="0" w:color="BFBFBF"/>
+          <w:insideH w:val="single" w:sz="4" w:space="0" w:color="BFBFBF"/>
+          <w:insideV w:val="single" w:sz="4" w:space="0" w:color="BFBFBF"/>
+        </w:tblBorders>
+        <w:tblCellMar>
+          <w:left w:w="10" w:type="dxa"/>
+          <w:right w:w="10" w:type="dxa"/>
+        </w:tblCellMar>
+      </w:tblPr>
+      <w:tblGrid>
+        <w:gridCol w:w="3061"/>
+        <w:gridCol w:w="850"/>
+        <w:gridCol w:w="1247"/>
+        <w:gridCol w:w="1247"/>
+        <w:gridCol w:w="1020"/>
+        <w:gridCol w:w="1191"/>
+        <w:gridCol w:w="1134"/>
+      </w:tblGrid>
+      <w:tr>
+        <w:tc>
+          <w:tcPr>
+            <w:tcW w:type="dxa" w:w="3061"/>
+            <w:shd w:val="clear" w:fill="1F3864"/>
+            <w:vAlign w:val="center"/>
+          </w:tcPr>
+          <w:p>
+            <w:pPr>
+              <w:spacing w:before="20" w:after="20"/>
+              <w:jc w:val="center"/>
+            </w:pPr>
+            <w:r>
+              <w:rPr>
+                <w:rFonts w:ascii="游ゴシック" w:hAnsi="游ゴシック" w:eastAsia="游ゴシック"/>
+                <w:b/>
+                <w:i w:val="0"/>
+                <w:color w:val="FFFFFF"/>
+                <w:sz w:val="17"/>
+              </w:rPr>
+              <w:t>計画</w:t>
+            </w:r>
+          </w:p>
+        </w:tc>
+        <w:tc>
+          <w:tcPr>
+            <w:tcW w:type="dxa" w:w="850"/>
+            <w:shd w:val="clear" w:fill="1F3864"/>
+            <w:vAlign w:val="center"/>
+          </w:tcPr>
+          <w:p>
+            <w:pPr>
+              <w:spacing w:before="20" w:after="20"/>
+              <w:jc w:val="center"/>
+            </w:pPr>
+            <w:r>
+              <w:rPr>
+                <w:rFonts w:ascii="游ゴシック" w:hAnsi="游ゴシック" w:eastAsia="游ゴシック"/>
+                <w:b/>
+                <w:i w:val="0"/>
+                <w:color w:val="FFFFFF"/>
+                <w:sz w:val="17"/>
+              </w:rPr>
+              <w:t>作業数</w:t>
+            </w:r>
+          </w:p>
+        </w:tc>
+        <w:tc>
+          <w:tcPr>
+            <w:tcW w:type="dxa" w:w="1247"/>
+            <w:shd w:val="clear" w:fill="1F3864"/>
+            <w:vAlign w:val="center"/>
+          </w:tcPr>
+          <w:p>
+            <w:pPr>
+              <w:spacing w:before="20" w:after="20"/>
+              <w:jc w:val="center"/>
+            </w:pPr>
+            <w:r>
+              <w:rPr>
+                <w:rFonts w:ascii="游ゴシック" w:hAnsi="游ゴシック" w:eastAsia="游ゴシック"/>
+                <w:b/>
+                <w:i w:val="0"/>
+                <w:color w:val="FFFFFF"/>
+                <w:sz w:val="17"/>
+              </w:rPr>
+              <w:t>予定進捗率</w:t>
+            </w:r>
+          </w:p>
+        </w:tc>
+        <w:tc>
+          <w:tcPr>
+            <w:tcW w:type="dxa" w:w="1247"/>
+            <w:shd w:val="clear" w:fill="1F3864"/>
+            <w:vAlign w:val="center"/>
+          </w:tcPr>
+          <w:p>
+            <w:pPr>
+              <w:spacing w:before="20" w:after="20"/>
+              <w:jc w:val="center"/>
+            </w:pPr>
+            <w:r>
+              <w:rPr>
+                <w:rFonts w:ascii="游ゴシック" w:hAnsi="游ゴシック" w:eastAsia="游ゴシック"/>
+                <w:b/>
+                <w:i w:val="0"/>
+                <w:color w:val="FFFFFF"/>
+                <w:sz w:val="17"/>
+              </w:rPr>
+              <w:t>実績進捗率</w:t>
+            </w:r>
+          </w:p>
+        </w:tc>
+        <w:tc>
+          <w:tcPr>
+            <w:tcW w:type="dxa" w:w="1020"/>
+            <w:shd w:val="clear" w:fill="1F3864"/>
+            <w:vAlign w:val="center"/>
+          </w:tcPr>
+          <w:p>
+            <w:pPr>
+              <w:spacing w:before="20" w:after="20"/>
+              <w:jc w:val="center"/>
+            </w:pPr>
+            <w:r>
+              <w:rPr>
+                <w:rFonts w:ascii="游ゴシック" w:hAnsi="游ゴシック" w:eastAsia="游ゴシック"/>
+                <w:b/>
+                <w:i w:val="0"/>
+                <w:color w:val="FFFFFF"/>
+                <w:sz w:val="17"/>
+              </w:rPr>
+              <w:t>乖離</w:t>
+            </w:r>
+          </w:p>
+        </w:tc>
+        <w:tc>
+          <w:tcPr>
+            <w:tcW w:type="dxa" w:w="1191"/>
+            <w:shd w:val="clear" w:fill="1F3864"/>
+            <w:vAlign w:val="center"/>
+          </w:tcPr>
+          <w:p>
+            <w:pPr>
+              <w:spacing w:before="20" w:after="20"/>
+              <w:jc w:val="center"/>
+            </w:pPr>
+            <w:r>
+              <w:rPr>
+                <w:rFonts w:ascii="游ゴシック" w:hAnsi="游ゴシック" w:eastAsia="游ゴシック"/>
+                <w:b/>
+                <w:i w:val="0"/>
+                <w:color w:val="FFFFFF"/>
+                <w:sz w:val="17"/>
+              </w:rPr>
+              <w:t>期限超過</w:t>
+            </w:r>
+          </w:p>
+        </w:tc>
+        <w:tc>
+          <w:tcPr>
+            <w:tcW w:type="dxa" w:w="1134"/>
+            <w:shd w:val="clear" w:fill="1F3864"/>
+            <w:vAlign w:val="center"/>
+          </w:tcPr>
+          <w:p>
+            <w:pPr>
+              <w:spacing w:before="20" w:after="20"/>
+              <w:jc w:val="center"/>
+            </w:pPr>
+            <w:r>
+              <w:rPr>
+                <w:rFonts w:ascii="游ゴシック" w:hAnsi="游ゴシック" w:eastAsia="游ゴシック"/>
+                <w:b/>
+                <w:i w:val="0"/>
+                <w:color w:val="FFFFFF"/>
+                <w:sz w:val="17"/>
+              </w:rPr>
+              <w:t>遅れ</w:t>
+            </w:r>
+          </w:p>
+        </w:tc>
+      </w:tr>
+      <w:tr>
+        <w:tc>
+          <w:tcPr>
+            <w:tcW w:type="dxa" w:w="3061"/>
+            <w:vAlign w:val="center"/>
+          </w:tcPr>
+          <w:p>
+            <w:pPr>
+              <w:spacing w:before="20" w:after="20"/>
+            </w:pPr>
+            <w:r>
+              <w:rPr>
+                <w:rFonts w:ascii="游ゴシック" w:hAnsi="游ゴシック" w:eastAsia="游ゴシック"/>
+                <w:b w:val="0"/>
+                <w:i w:val="0"/>
+                <w:sz w:val="17"/>
+              </w:rPr>
+              <w:t>高齢者保健福祉計画・第10期介護保険事業計画</w:t>
+            </w:r>
+          </w:p>
+        </w:tc>
+        <w:tc>
+          <w:tcPr>
+            <w:tcW w:type="dxa" w:w="850"/>
+            <w:vAlign w:val="center"/>
+          </w:tcPr>
+          <w:p>
+            <w:pPr>
+              <w:spacing w:before="20" w:after="20"/>
+              <w:jc w:val="right"/>
+            </w:pPr>
+            <w:r>
+              <w:rPr>
+                <w:rFonts w:ascii="游ゴシック" w:hAnsi="游ゴシック" w:eastAsia="游ゴシック"/>
+                <w:b w:val="0"/>
+                <w:i w:val="0"/>
+                <w:sz w:val="17"/>
+              </w:rPr>
+              <w:t>76</w:t>
+            </w:r>
+          </w:p>
+        </w:tc>
+        <w:tc>
+          <w:tcPr>
+            <w:tcW w:type="dxa" w:w="1247"/>
+            <w:vAlign w:val="center"/>
+          </w:tcPr>
+          <w:p>
+            <w:pPr>
+              <w:spacing w:before="20" w:after="20"/>
+              <w:jc w:val="right"/>
+            </w:pPr>
+            <w:r>
+              <w:rPr>
+                <w:rFonts w:ascii="游ゴシック" w:hAnsi="游ゴシック" w:eastAsia="游ゴシック"/>
+                <w:b w:val="0"/>
+                <w:i w:val="0"/>
+                <w:sz w:val="17"/>
+              </w:rPr>
+              <w:t>53.3％</w:t>
+            </w:r>
+          </w:p>
+        </w:tc>
+        <w:tc>
+          <w:tcPr>
+            <w:tcW w:type="dxa" w:w="1247"/>
+            <w:vAlign w:val="center"/>
+          </w:tcPr>
+          <w:p>
+            <w:pPr>
+              <w:spacing w:before="20" w:after="20"/>
+              <w:jc w:val="right"/>
+            </w:pPr>
+            <w:r>
+              <w:rPr>
+                <w:rFonts w:ascii="游ゴシック" w:hAnsi="游ゴシック" w:eastAsia="游ゴシック"/>
+                <w:b w:val="0"/>
+                <w:i w:val="0"/>
+                <w:sz w:val="17"/>
+              </w:rPr>
+              <w:t>69.1％</w:t>
+            </w:r>
+          </w:p>
+        </w:tc>
+        <w:tc>
+          <w:tcPr>
+            <w:tcW w:type="dxa" w:w="1020"/>
+            <w:vAlign w:val="center"/>
+          </w:tcPr>
+          <w:p>
+            <w:pPr>
+              <w:spacing w:before="20" w:after="20"/>
+              <w:jc w:val="right"/>
+            </w:pPr>
+            <w:r>
+              <w:rPr>
+                <w:rFonts w:ascii="游ゴシック" w:hAnsi="游ゴシック" w:eastAsia="游ゴシック"/>
+                <w:b w:val="0"/>
+                <w:i w:val="0"/>
+                <w:sz w:val="17"/>
+              </w:rPr>
+              <w:t>+15.8pt</w:t>
+            </w:r>
+          </w:p>
+        </w:tc>
+        <w:tc>
+          <w:tcPr>
+            <w:tcW w:type="dxa" w:w="1191"/>
+            <w:vAlign w:val="center"/>
+          </w:tcPr>
+          <w:p>
+            <w:pPr>
+              <w:spacing w:before="20" w:after="20"/>
+              <w:jc w:val="right"/>
+            </w:pPr>
+            <w:r>
+              <w:rPr>
+                <w:rFonts w:ascii="游ゴシック" w:hAnsi="游ゴシック" w:eastAsia="游ゴシック"/>
+                <w:b w:val="0"/>
+                <w:i w:val="0"/>
+                <w:sz w:val="17"/>
+              </w:rPr>
+              <w:t>4件</w:t>
+            </w:r>
+          </w:p>
+        </w:tc>
+        <w:tc>
+          <w:tcPr>
+            <w:tcW w:type="dxa" w:w="1134"/>
+            <w:vAlign w:val="center"/>
+          </w:tcPr>
+          <w:p>
+            <w:pPr>
+              <w:spacing w:before="20" w:after="20"/>
+              <w:jc w:val="right"/>
+            </w:pPr>
+            <w:r>
+              <w:rPr>
+                <w:rFonts w:ascii="游ゴシック" w:hAnsi="游ゴシック" w:eastAsia="游ゴシック"/>
+                <w:b w:val="0"/>
+                <w:i w:val="0"/>
+                <w:sz w:val="17"/>
+              </w:rPr>
+              <w:t>4件</w:t>
+            </w:r>
+          </w:p>
+        </w:tc>
+      </w:tr>
+      <w:tr>
+        <w:tc>
+          <w:tcPr>
+            <w:tcW w:type="dxa" w:w="3061"/>
+            <w:vAlign w:val="center"/>
+          </w:tcPr>
+          <w:p>
+            <w:pPr>
+              <w:spacing w:before="20" w:after="20"/>
+            </w:pPr>
+            <w:r>
+              <w:rPr>
+                <w:rFonts w:ascii="游ゴシック" w:hAnsi="游ゴシック" w:eastAsia="游ゴシック"/>
+                <w:b w:val="0"/>
+                <w:i w:val="0"/>
+                <w:sz w:val="17"/>
+              </w:rPr>
+              <w:t>障がい者計画・障がい福祉計画・障がい児福祉計画</w:t>
+            </w:r>
+          </w:p>
+        </w:tc>
+        <w:tc>
+          <w:tcPr>
+            <w:tcW w:type="dxa" w:w="850"/>
+            <w:vAlign w:val="center"/>
+          </w:tcPr>
+          <w:p>
+            <w:pPr>
+              <w:spacing w:before="20" w:after="20"/>
+              <w:jc w:val="right"/>
+            </w:pPr>
+            <w:r>
+              <w:rPr>
+                <w:rFonts w:ascii="游ゴシック" w:hAnsi="游ゴシック" w:eastAsia="游ゴシック"/>
+                <w:b w:val="0"/>
+                <w:i w:val="0"/>
+                <w:sz w:val="17"/>
+              </w:rPr>
+              <w:t>44</w:t>
+            </w:r>
+          </w:p>
+        </w:tc>
+        <w:tc>
+          <w:tcPr>
+            <w:tcW w:type="dxa" w:w="1247"/>
+            <w:vAlign w:val="center"/>
+          </w:tcPr>
+          <w:p>
+            <w:pPr>
+              <w:spacing w:before="20" w:after="20"/>
+              <w:jc w:val="right"/>
+            </w:pPr>
+            <w:r>
+              <w:rPr>
+                <w:rFonts w:ascii="游ゴシック" w:hAnsi="游ゴシック" w:eastAsia="游ゴシック"/>
+                <w:b w:val="0"/>
+                <w:i w:val="0"/>
+                <w:sz w:val="17"/>
+              </w:rPr>
+              <w:t>49.2％</w:t>
+            </w:r>
+          </w:p>
+        </w:tc>
+        <w:tc>
+          <w:tcPr>
+            <w:tcW w:type="dxa" w:w="1247"/>
+            <w:vAlign w:val="center"/>
+          </w:tcPr>
+          <w:p>
+            <w:pPr>
+              <w:spacing w:before="20" w:after="20"/>
+              <w:jc w:val="right"/>
+            </w:pPr>
+            <w:r>
+              <w:rPr>
+                <w:rFonts w:ascii="游ゴシック" w:hAnsi="游ゴシック" w:eastAsia="游ゴシック"/>
+                <w:b w:val="0"/>
+                <w:i w:val="0"/>
+                <w:sz w:val="17"/>
+              </w:rPr>
+              <w:t>33.1％</w:t>
+            </w:r>
+          </w:p>
+        </w:tc>
+        <w:tc>
+          <w:tcPr>
+            <w:tcW w:type="dxa" w:w="1020"/>
+            <w:vAlign w:val="center"/>
+          </w:tcPr>
+          <w:p>
+            <w:pPr>
+              <w:spacing w:before="20" w:after="20"/>
+              <w:jc w:val="right"/>
+            </w:pPr>
+            <w:r>
+              <w:rPr>
+                <w:rFonts w:ascii="游ゴシック" w:hAnsi="游ゴシック" w:eastAsia="游ゴシック"/>
+                <w:b w:val="0"/>
+                <w:i w:val="0"/>
+                <w:sz w:val="17"/>
+              </w:rPr>
+              <w:t>-16.1pt</w:t>
+            </w:r>
+          </w:p>
+        </w:tc>
+        <w:tc>
+          <w:tcPr>
+            <w:tcW w:type="dxa" w:w="1191"/>
+            <w:vAlign w:val="center"/>
+          </w:tcPr>
+          <w:p>
+            <w:pPr>
+              <w:spacing w:before="20" w:after="20"/>
+              <w:jc w:val="right"/>
+            </w:pPr>
+            <w:r>
+              <w:rPr>
+                <w:rFonts w:ascii="游ゴシック" w:hAnsi="游ゴシック" w:eastAsia="游ゴシック"/>
+                <w:b w:val="0"/>
+                <w:i w:val="0"/>
+                <w:sz w:val="17"/>
+              </w:rPr>
+              <w:t>9件</w:t>
+            </w:r>
+          </w:p>
+        </w:tc>
+        <w:tc>
+          <w:tcPr>
+            <w:tcW w:type="dxa" w:w="1134"/>
+            <w:vAlign w:val="center"/>
+          </w:tcPr>
+          <w:p>
+            <w:pPr>
+              <w:spacing w:before="20" w:after="20"/>
+              <w:jc w:val="right"/>
+            </w:pPr>
+            <w:r>
+              <w:rPr>
+                <w:rFonts w:ascii="游ゴシック" w:hAnsi="游ゴシック" w:eastAsia="游ゴシック"/>
+                <w:b w:val="0"/>
+                <w:i w:val="0"/>
+                <w:sz w:val="17"/>
+              </w:rPr>
+              <w:t>3件</w:t>
+            </w:r>
+          </w:p>
+        </w:tc>
+      </w:tr>
+    </w:tbl>
+    <w:p>
+      <w:pPr>
+        <w:spacing w:after="40"/>
+      </w:pPr>
+    </w:p>
+    <w:p>
+      <w:pPr>
+        <w:spacing w:before="40" w:after="160"/>
+        <w:ind w:left="113"/>
+      </w:pPr>
+      <w:r>
+        <w:rPr>
+          <w:rFonts w:ascii="游ゴシック" w:hAnsi="游ゴシック" w:eastAsia="游ゴシック"/>
+          <w:b w:val="0"/>
+          <w:i w:val="0"/>
+          <w:sz w:val="17"/>
+        </w:rPr>
+        <w:t>※ 予定進捗率は、予定開始の月初から予定完了の月末までを直線で見たときの令和8年10月1日時点の値。判定は差が±10ポイント以内なら「おおむね予定どおり」とした。</w:t>
+      </w:r>
+    </w:p>
+    <w:p>
+      <w:pPr>
+        <w:spacing w:before="60" w:after="60"/>
+      </w:pPr>
+      <w:r>
+        <w:rPr>
+          <w:rFonts w:ascii="游ゴシック" w:hAnsi="游ゴシック" w:eastAsia="游ゴシック"/>
+          <w:b/>
+          <w:i w:val="0"/>
+          <w:sz w:val="21"/>
+        </w:rPr>
+        <w:t>高齢者計画は予定を+15.8ポイント上回っています。</w:t>
+      </w:r>
+      <w:r>
+        <w:rPr>
+          <w:rFonts w:ascii="游ゴシック" w:hAnsi="游ゴシック" w:eastAsia="游ゴシック"/>
+          <w:b w:val="0"/>
+          <w:i w:val="0"/>
+          <w:sz w:val="21"/>
+        </w:rPr>
+        <w:t>見込量推計・保険料算定・素案が前倒しで進んだためです。</w:t>
+      </w:r>
+      <w:r>
+        <w:rPr>
+          <w:rFonts w:ascii="游ゴシック" w:hAnsi="游ゴシック" w:eastAsia="游ゴシック"/>
+          <w:b/>
+          <w:i w:val="0"/>
+          <w:sz w:val="21"/>
+        </w:rPr>
+        <w:t>一方で障がい計画は-16.1ポイント下回っており、こちらが本業務全体の弱いところです。</w:t>
+      </w:r>
+    </w:p>
+    <w:p>
+      <w:pPr>
+        <w:keepNext/>
+        <w:spacing w:before="180" w:after="100"/>
+      </w:pPr>
+      <w:bookmarkStart w:id="115" w:name="_Toc_015"/>
+      <w:r>
+        <w:rPr>
+          <w:rFonts w:ascii="游ゴシック" w:hAnsi="游ゴシック" w:eastAsia="游ゴシック"/>
+          <w:b/>
+          <w:i w:val="0"/>
+          <w:color w:val="2E74B5"/>
+          <w:sz w:val="25"/>
+        </w:rPr>
+        <w:t>4-1　期限を過ぎてなお終わっていない作業</w:t>
+      </w:r>
+      <w:bookmarkEnd w:id="115"/>
+    </w:p>
+    <w:p>
+      <w:pPr>
+        <w:keepNext/>
+        <w:spacing w:before="180" w:after="80"/>
+      </w:pPr>
+      <w:r>
+        <w:rPr>
+          <w:rFonts w:ascii="游ゴシック" w:hAnsi="游ゴシック" w:eastAsia="游ゴシック"/>
+          <w:b/>
+          <w:i w:val="0"/>
+          <w:color w:val="1F4D78"/>
+          <w:sz w:val="22"/>
+        </w:rPr>
+        <w:t>高齢者計画（8件）</w:t>
+      </w:r>
+    </w:p>
+    <w:tbl>
+      <w:tblPr>
+        <w:tblW w:type="auto" w:w="0"/>
+        <w:jc w:val="center"/>
+        <w:tblLayout w:type="fixed"/>
+        <w:tblLook w:firstColumn="1" w:firstRow="1" w:lastColumn="0" w:lastRow="0" w:noHBand="0" w:noVBand="1" w:val="04A0"/>
+        <w:tblBorders>
+          <w:top w:val="single" w:sz="6" w:space="0" w:color="2E75B6"/>
+          <w:left w:val="single" w:sz="4" w:space="0" w:color="BFBFBF"/>
+          <w:bottom w:val="single" w:sz="6" w:space="0" w:color="2E75B6"/>
+          <w:right w:val="single" w:sz="4" w:space="0" w:color="BFBFBF"/>
+          <w:insideH w:val="single" w:sz="4" w:space="0" w:color="BFBFBF"/>
+          <w:insideV w:val="single" w:sz="4" w:space="0" w:color="BFBFBF"/>
+        </w:tblBorders>
+        <w:tblCellMar>
+          <w:left w:w="10" w:type="dxa"/>
+          <w:right w:w="10" w:type="dxa"/>
+        </w:tblCellMar>
+      </w:tblPr>
+      <w:tblGrid>
+        <w:gridCol w:w="510"/>
+        <w:gridCol w:w="1928"/>
+        <w:gridCol w:w="850"/>
+        <w:gridCol w:w="850"/>
+        <w:gridCol w:w="624"/>
+        <w:gridCol w:w="624"/>
+        <w:gridCol w:w="1134"/>
+        <w:gridCol w:w="3231"/>
+      </w:tblGrid>
+      <w:tr>
+        <w:tc>
+          <w:tcPr>
+            <w:tcW w:type="dxa" w:w="510"/>
+            <w:shd w:val="clear" w:fill="1F3864"/>
+            <w:vAlign w:val="center"/>
+          </w:tcPr>
+          <w:p>
+            <w:pPr>
+              <w:spacing w:before="20" w:after="20"/>
+              <w:jc w:val="center"/>
+            </w:pPr>
+            <w:r>
+              <w:rPr>
+                <w:rFonts w:ascii="游ゴシック" w:hAnsi="游ゴシック" w:eastAsia="游ゴシック"/>
+                <w:b/>
+                <w:i w:val="0"/>
+                <w:color w:val="FFFFFF"/>
+                <w:sz w:val="17"/>
+              </w:rPr>
+              <w:t>No</w:t>
+            </w:r>
+          </w:p>
+        </w:tc>
+        <w:tc>
+          <w:tcPr>
+            <w:tcW w:type="dxa" w:w="1928"/>
+            <w:shd w:val="clear" w:fill="1F3864"/>
+            <w:vAlign w:val="center"/>
+          </w:tcPr>
+          <w:p>
+            <w:pPr>
+              <w:spacing w:before="20" w:after="20"/>
+              <w:jc w:val="center"/>
+            </w:pPr>
+            <w:r>
+              <w:rPr>
+                <w:rFonts w:ascii="游ゴシック" w:hAnsi="游ゴシック" w:eastAsia="游ゴシック"/>
+                <w:b/>
+                <w:i w:val="0"/>
+                <w:color w:val="FFFFFF"/>
+                <w:sz w:val="17"/>
+              </w:rPr>
+              <w:t>作業</w:t>
+            </w:r>
+          </w:p>
+        </w:tc>
+        <w:tc>
+          <w:tcPr>
+            <w:tcW w:type="dxa" w:w="850"/>
+            <w:shd w:val="clear" w:fill="1F3864"/>
+            <w:vAlign w:val="center"/>
+          </w:tcPr>
+          <w:p>
+            <w:pPr>
+              <w:spacing w:before="20" w:after="20"/>
+              <w:jc w:val="center"/>
+            </w:pPr>
+            <w:r>
+              <w:rPr>
+                <w:rFonts w:ascii="游ゴシック" w:hAnsi="游ゴシック" w:eastAsia="游ゴシック"/>
+                <w:b/>
+                <w:i w:val="0"/>
+                <w:color w:val="FFFFFF"/>
+                <w:sz w:val="17"/>
+              </w:rPr>
+              <w:t>担当</w:t>
+            </w:r>
+          </w:p>
+        </w:tc>
+        <w:tc>
+          <w:tcPr>
+            <w:tcW w:type="dxa" w:w="850"/>
+            <w:shd w:val="clear" w:fill="1F3864"/>
+            <w:vAlign w:val="center"/>
+          </w:tcPr>
+          <w:p>
+            <w:pPr>
+              <w:spacing w:before="20" w:after="20"/>
+              <w:jc w:val="center"/>
+            </w:pPr>
+            <w:r>
+              <w:rPr>
+                <w:rFonts w:ascii="游ゴシック" w:hAnsi="游ゴシック" w:eastAsia="游ゴシック"/>
+                <w:b/>
+                <w:i w:val="0"/>
+                <w:color w:val="FFFFFF"/>
+                <w:sz w:val="17"/>
+              </w:rPr>
+              <w:t>予定完了</w:t>
+            </w:r>
+          </w:p>
+        </w:tc>
+        <w:tc>
+          <w:tcPr>
+            <w:tcW w:type="dxa" w:w="624"/>
+            <w:shd w:val="clear" w:fill="1F3864"/>
+            <w:vAlign w:val="center"/>
+          </w:tcPr>
+          <w:p>
+            <w:pPr>
+              <w:spacing w:before="20" w:after="20"/>
+              <w:jc w:val="center"/>
+            </w:pPr>
+            <w:r>
+              <w:rPr>
+                <w:rFonts w:ascii="游ゴシック" w:hAnsi="游ゴシック" w:eastAsia="游ゴシック"/>
+                <w:b/>
+                <w:i w:val="0"/>
+                <w:color w:val="FFFFFF"/>
+                <w:sz w:val="17"/>
+              </w:rPr>
+              <w:t>実績</w:t>
+            </w:r>
+          </w:p>
+        </w:tc>
+        <w:tc>
+          <w:tcPr>
+            <w:tcW w:type="dxa" w:w="624"/>
+            <w:shd w:val="clear" w:fill="1F3864"/>
+            <w:vAlign w:val="center"/>
+          </w:tcPr>
+          <w:p>
+            <w:pPr>
+              <w:spacing w:before="20" w:after="20"/>
+              <w:jc w:val="center"/>
+            </w:pPr>
+            <w:r>
+              <w:rPr>
+                <w:rFonts w:ascii="游ゴシック" w:hAnsi="游ゴシック" w:eastAsia="游ゴシック"/>
+                <w:b/>
+                <w:i w:val="0"/>
+                <w:color w:val="FFFFFF"/>
+                <w:sz w:val="17"/>
+              </w:rPr>
+              <w:t>予定</w:t>
+            </w:r>
+          </w:p>
+        </w:tc>
+        <w:tc>
+          <w:tcPr>
+            <w:tcW w:type="dxa" w:w="1134"/>
+            <w:shd w:val="clear" w:fill="1F3864"/>
+            <w:vAlign w:val="center"/>
+          </w:tcPr>
+          <w:p>
+            <w:pPr>
+              <w:spacing w:before="20" w:after="20"/>
+              <w:jc w:val="center"/>
+            </w:pPr>
+            <w:r>
+              <w:rPr>
+                <w:rFonts w:ascii="游ゴシック" w:hAnsi="游ゴシック" w:eastAsia="游ゴシック"/>
+                <w:b/>
+                <w:i w:val="0"/>
+                <w:color w:val="FFFFFF"/>
+                <w:sz w:val="17"/>
+              </w:rPr>
+              <w:t>判定</w:t>
+            </w:r>
+          </w:p>
+        </w:tc>
+        <w:tc>
+          <w:tcPr>
+            <w:tcW w:type="dxa" w:w="3231"/>
+            <w:shd w:val="clear" w:fill="1F3864"/>
+            <w:vAlign w:val="center"/>
+          </w:tcPr>
+          <w:p>
+            <w:pPr>
+              <w:spacing w:before="20" w:after="20"/>
+              <w:jc w:val="center"/>
+            </w:pPr>
+            <w:r>
+              <w:rPr>
+                <w:rFonts w:ascii="游ゴシック" w:hAnsi="游ゴシック" w:eastAsia="游ゴシック"/>
+                <w:b/>
+                <w:i w:val="0"/>
+                <w:color w:val="FFFFFF"/>
+                <w:sz w:val="17"/>
+              </w:rPr>
+              <w:t>止まっている理由</w:t>
+            </w:r>
+          </w:p>
+        </w:tc>
+      </w:tr>
+      <w:tr>
+        <w:tc>
+          <w:tcPr>
+            <w:tcW w:type="dxa" w:w="510"/>
+            <w:vAlign w:val="center"/>
+          </w:tcPr>
+          <w:p>
+            <w:pPr>
+              <w:spacing w:before="20" w:after="20"/>
+            </w:pPr>
+            <w:r>
+              <w:rPr>
+                <w:rFonts w:ascii="游ゴシック" w:hAnsi="游ゴシック" w:eastAsia="游ゴシック"/>
+                <w:b w:val="0"/>
+                <w:i w:val="0"/>
+                <w:sz w:val="17"/>
+              </w:rPr>
+              <w:t>5-3</w:t>
+            </w:r>
+          </w:p>
+        </w:tc>
+        <w:tc>
+          <w:tcPr>
+            <w:tcW w:type="dxa" w:w="1928"/>
+            <w:vAlign w:val="center"/>
+          </w:tcPr>
+          <w:p>
+            <w:pPr>
+              <w:spacing w:before="20" w:after="20"/>
+            </w:pPr>
+            <w:r>
+              <w:rPr>
+                <w:rFonts w:ascii="游ゴシック" w:hAnsi="游ゴシック" w:eastAsia="游ゴシック"/>
+                <w:b w:val="0"/>
+                <w:i w:val="0"/>
+                <w:sz w:val="17"/>
+              </w:rPr>
+              <w:t>施設整備方針との不整合の確認</w:t>
+            </w:r>
+          </w:p>
+        </w:tc>
+        <w:tc>
+          <w:tcPr>
+            <w:tcW w:type="dxa" w:w="850"/>
+            <w:vAlign w:val="center"/>
+          </w:tcPr>
+          <w:p>
+            <w:pPr>
+              <w:spacing w:before="20" w:after="20"/>
+            </w:pPr>
+            <w:r>
+              <w:rPr>
+                <w:rFonts w:ascii="游ゴシック" w:hAnsi="游ゴシック" w:eastAsia="游ゴシック"/>
+                <w:b w:val="0"/>
+                <w:i w:val="0"/>
+                <w:sz w:val="17"/>
+              </w:rPr>
+              <w:t>受託者・町</w:t>
+            </w:r>
+          </w:p>
+        </w:tc>
+        <w:tc>
+          <w:tcPr>
+            <w:tcW w:type="dxa" w:w="850"/>
+            <w:vAlign w:val="center"/>
+          </w:tcPr>
+          <w:p>
+            <w:pPr>
+              <w:spacing w:before="20" w:after="20"/>
+            </w:pPr>
+            <w:r>
+              <w:rPr>
+                <w:rFonts w:ascii="游ゴシック" w:hAnsi="游ゴシック" w:eastAsia="游ゴシック"/>
+                <w:b w:val="0"/>
+                <w:i w:val="0"/>
+                <w:sz w:val="17"/>
+              </w:rPr>
+              <w:t>2026-09</w:t>
+            </w:r>
+          </w:p>
+        </w:tc>
+        <w:tc>
+          <w:tcPr>
+            <w:tcW w:type="dxa" w:w="624"/>
+            <w:vAlign w:val="center"/>
+          </w:tcPr>
+          <w:p>
+            <w:pPr>
+              <w:spacing w:before="20" w:after="20"/>
+              <w:jc w:val="right"/>
+            </w:pPr>
+            <w:r>
+              <w:rPr>
+                <w:rFonts w:ascii="游ゴシック" w:hAnsi="游ゴシック" w:eastAsia="游ゴシック"/>
+                <w:b w:val="0"/>
+                <w:i w:val="0"/>
+                <w:sz w:val="17"/>
+              </w:rPr>
+              <w:t>0％</w:t>
+            </w:r>
+          </w:p>
+        </w:tc>
+        <w:tc>
+          <w:tcPr>
+            <w:tcW w:type="dxa" w:w="624"/>
+            <w:vAlign w:val="center"/>
+          </w:tcPr>
+          <w:p>
+            <w:pPr>
+              <w:spacing w:before="20" w:after="20"/>
+              <w:jc w:val="right"/>
+            </w:pPr>
+            <w:r>
+              <w:rPr>
+                <w:rFonts w:ascii="游ゴシック" w:hAnsi="游ゴシック" w:eastAsia="游ゴシック"/>
+                <w:b w:val="0"/>
+                <w:i w:val="0"/>
+                <w:sz w:val="17"/>
+              </w:rPr>
+              <w:t>100％</w:t>
+            </w:r>
+          </w:p>
+        </w:tc>
+        <w:tc>
+          <w:tcPr>
+            <w:tcW w:type="dxa" w:w="1134"/>
+            <w:vAlign w:val="center"/>
+          </w:tcPr>
+          <w:p>
+            <w:pPr>
+              <w:spacing w:before="20" w:after="20"/>
+            </w:pPr>
+            <w:r>
+              <w:rPr>
+                <w:rFonts w:ascii="游ゴシック" w:hAnsi="游ゴシック" w:eastAsia="游ゴシック"/>
+                <w:b w:val="0"/>
+                <w:i w:val="0"/>
+                <w:sz w:val="17"/>
+              </w:rPr>
+              <w:t>期限超過（1か月）</w:t>
+            </w:r>
+          </w:p>
+        </w:tc>
+        <w:tc>
+          <w:tcPr>
+            <w:tcW w:type="dxa" w:w="3231"/>
+            <w:vAlign w:val="center"/>
+          </w:tcPr>
+          <w:p>
+            <w:pPr>
+              <w:spacing w:before="20" w:after="20"/>
+            </w:pPr>
+            <w:r>
+              <w:rPr>
+                <w:rFonts w:ascii="游ゴシック" w:hAnsi="游ゴシック" w:eastAsia="游ゴシック"/>
+                <w:b w:val="0"/>
+                <w:i w:val="0"/>
+                <w:sz w:val="17"/>
+              </w:rPr>
+              <w:t>整備の経緯の確認（依頼票H15）</w:t>
+            </w:r>
+          </w:p>
+        </w:tc>
+      </w:tr>
+      <w:tr>
+        <w:tc>
+          <w:tcPr>
+            <w:tcW w:type="dxa" w:w="510"/>
+            <w:vAlign w:val="center"/>
+          </w:tcPr>
+          <w:p>
+            <w:pPr>
+              <w:spacing w:before="20" w:after="20"/>
+            </w:pPr>
+            <w:r>
+              <w:rPr>
+                <w:rFonts w:ascii="游ゴシック" w:hAnsi="游ゴシック" w:eastAsia="游ゴシック"/>
+                <w:b w:val="0"/>
+                <w:i w:val="0"/>
+                <w:sz w:val="17"/>
+              </w:rPr>
+              <w:t>9-1</w:t>
+            </w:r>
+          </w:p>
+        </w:tc>
+        <w:tc>
+          <w:tcPr>
+            <w:tcW w:type="dxa" w:w="1928"/>
+            <w:vAlign w:val="center"/>
+          </w:tcPr>
+          <w:p>
+            <w:pPr>
+              <w:spacing w:before="20" w:after="20"/>
+            </w:pPr>
+            <w:r>
+              <w:rPr>
+                <w:rFonts w:ascii="游ゴシック" w:hAnsi="游ゴシック" w:eastAsia="游ゴシック"/>
+                <w:b w:val="0"/>
+                <w:i w:val="0"/>
+                <w:sz w:val="17"/>
+              </w:rPr>
+              <w:t>協議会の開催回数・時期の確定</w:t>
+            </w:r>
+          </w:p>
+        </w:tc>
+        <w:tc>
+          <w:tcPr>
+            <w:tcW w:type="dxa" w:w="850"/>
+            <w:vAlign w:val="center"/>
+          </w:tcPr>
+          <w:p>
+            <w:pPr>
+              <w:spacing w:before="20" w:after="20"/>
+            </w:pPr>
+            <w:r>
+              <w:rPr>
+                <w:rFonts w:ascii="游ゴシック" w:hAnsi="游ゴシック" w:eastAsia="游ゴシック"/>
+                <w:b w:val="0"/>
+                <w:i w:val="0"/>
+                <w:sz w:val="17"/>
+              </w:rPr>
+              <w:t>町</w:t>
+            </w:r>
+          </w:p>
+        </w:tc>
+        <w:tc>
+          <w:tcPr>
+            <w:tcW w:type="dxa" w:w="850"/>
+            <w:vAlign w:val="center"/>
+          </w:tcPr>
+          <w:p>
+            <w:pPr>
+              <w:spacing w:before="20" w:after="20"/>
+            </w:pPr>
+            <w:r>
+              <w:rPr>
+                <w:rFonts w:ascii="游ゴシック" w:hAnsi="游ゴシック" w:eastAsia="游ゴシック"/>
+                <w:b w:val="0"/>
+                <w:i w:val="0"/>
+                <w:sz w:val="17"/>
+              </w:rPr>
+              <w:t>2026-08</w:t>
+            </w:r>
+          </w:p>
+        </w:tc>
+        <w:tc>
+          <w:tcPr>
+            <w:tcW w:type="dxa" w:w="624"/>
+            <w:vAlign w:val="center"/>
+          </w:tcPr>
+          <w:p>
+            <w:pPr>
+              <w:spacing w:before="20" w:after="20"/>
+              <w:jc w:val="right"/>
+            </w:pPr>
+            <w:r>
+              <w:rPr>
+                <w:rFonts w:ascii="游ゴシック" w:hAnsi="游ゴシック" w:eastAsia="游ゴシック"/>
+                <w:b w:val="0"/>
+                <w:i w:val="0"/>
+                <w:sz w:val="17"/>
+              </w:rPr>
+              <w:t>0％</w:t>
+            </w:r>
+          </w:p>
+        </w:tc>
+        <w:tc>
+          <w:tcPr>
+            <w:tcW w:type="dxa" w:w="624"/>
+            <w:vAlign w:val="center"/>
+          </w:tcPr>
+          <w:p>
+            <w:pPr>
+              <w:spacing w:before="20" w:after="20"/>
+              <w:jc w:val="right"/>
+            </w:pPr>
+            <w:r>
+              <w:rPr>
+                <w:rFonts w:ascii="游ゴシック" w:hAnsi="游ゴシック" w:eastAsia="游ゴシック"/>
+                <w:b w:val="0"/>
+                <w:i w:val="0"/>
+                <w:sz w:val="17"/>
+              </w:rPr>
+              <w:t>100％</w:t>
+            </w:r>
+          </w:p>
+        </w:tc>
+        <w:tc>
+          <w:tcPr>
+            <w:tcW w:type="dxa" w:w="1134"/>
+            <w:vAlign w:val="center"/>
+          </w:tcPr>
+          <w:p>
+            <w:pPr>
+              <w:spacing w:before="20" w:after="20"/>
+            </w:pPr>
+            <w:r>
+              <w:rPr>
+                <w:rFonts w:ascii="游ゴシック" w:hAnsi="游ゴシック" w:eastAsia="游ゴシック"/>
+                <w:b w:val="0"/>
+                <w:i w:val="0"/>
+                <w:sz w:val="17"/>
+              </w:rPr>
+              <w:t>期限超過（2か月）</w:t>
+            </w:r>
+          </w:p>
+        </w:tc>
+        <w:tc>
+          <w:tcPr>
+            <w:tcW w:type="dxa" w:w="3231"/>
+            <w:vAlign w:val="center"/>
+          </w:tcPr>
+          <w:p>
+            <w:pPr>
+              <w:spacing w:before="20" w:after="20"/>
+            </w:pPr>
+            <w:r>
+              <w:rPr>
+                <w:rFonts w:ascii="游ゴシック" w:hAnsi="游ゴシック" w:eastAsia="游ゴシック"/>
+                <w:b/>
+                <w:i w:val="0"/>
+                <w:sz w:val="17"/>
+              </w:rPr>
+              <w:t>町との協議（依頼票C4）。これが決まらないと工程が引けない</w:t>
+            </w:r>
+          </w:p>
+        </w:tc>
+      </w:tr>
+      <w:tr>
+        <w:tc>
+          <w:tcPr>
+            <w:tcW w:type="dxa" w:w="510"/>
+            <w:vAlign w:val="center"/>
+          </w:tcPr>
+          <w:p>
+            <w:pPr>
+              <w:spacing w:before="20" w:after="20"/>
+            </w:pPr>
+            <w:r>
+              <w:rPr>
+                <w:rFonts w:ascii="游ゴシック" w:hAnsi="游ゴシック" w:eastAsia="游ゴシック"/>
+                <w:b w:val="0"/>
+                <w:i w:val="0"/>
+                <w:sz w:val="17"/>
+              </w:rPr>
+              <w:t>4-5</w:t>
+            </w:r>
+          </w:p>
+        </w:tc>
+        <w:tc>
+          <w:tcPr>
+            <w:tcW w:type="dxa" w:w="1928"/>
+            <w:vAlign w:val="center"/>
+          </w:tcPr>
+          <w:p>
+            <w:pPr>
+              <w:spacing w:before="20" w:after="20"/>
+            </w:pPr>
+            <w:r>
+              <w:rPr>
+                <w:rFonts w:ascii="游ゴシック" w:hAnsi="游ゴシック" w:eastAsia="游ゴシック"/>
+                <w:b w:val="0"/>
+                <w:i w:val="0"/>
+                <w:sz w:val="17"/>
+              </w:rPr>
+              <w:t>個票によるクロス集計</w:t>
+            </w:r>
+          </w:p>
+        </w:tc>
+        <w:tc>
+          <w:tcPr>
+            <w:tcW w:type="dxa" w:w="850"/>
+            <w:vAlign w:val="center"/>
+          </w:tcPr>
+          <w:p>
+            <w:pPr>
+              <w:spacing w:before="20" w:after="20"/>
+            </w:pPr>
+            <w:r>
+              <w:rPr>
+                <w:rFonts w:ascii="游ゴシック" w:hAnsi="游ゴシック" w:eastAsia="游ゴシック"/>
+                <w:b w:val="0"/>
+                <w:i w:val="0"/>
+                <w:sz w:val="17"/>
+              </w:rPr>
+              <w:t>受託者</w:t>
+            </w:r>
+          </w:p>
+        </w:tc>
+        <w:tc>
+          <w:tcPr>
+            <w:tcW w:type="dxa" w:w="850"/>
+            <w:vAlign w:val="center"/>
+          </w:tcPr>
+          <w:p>
+            <w:pPr>
+              <w:spacing w:before="20" w:after="20"/>
+            </w:pPr>
+            <w:r>
+              <w:rPr>
+                <w:rFonts w:ascii="游ゴシック" w:hAnsi="游ゴシック" w:eastAsia="游ゴシック"/>
+                <w:b w:val="0"/>
+                <w:i w:val="0"/>
+                <w:sz w:val="17"/>
+              </w:rPr>
+              <w:t>2026-10</w:t>
+            </w:r>
+          </w:p>
+        </w:tc>
+        <w:tc>
+          <w:tcPr>
+            <w:tcW w:type="dxa" w:w="624"/>
+            <w:vAlign w:val="center"/>
+          </w:tcPr>
+          <w:p>
+            <w:pPr>
+              <w:spacing w:before="20" w:after="20"/>
+              <w:jc w:val="right"/>
+            </w:pPr>
+            <w:r>
+              <w:rPr>
+                <w:rFonts w:ascii="游ゴシック" w:hAnsi="游ゴシック" w:eastAsia="游ゴシック"/>
+                <w:b w:val="0"/>
+                <w:i w:val="0"/>
+                <w:sz w:val="17"/>
+              </w:rPr>
+              <w:t>0％</w:t>
+            </w:r>
+          </w:p>
+        </w:tc>
+        <w:tc>
+          <w:tcPr>
+            <w:tcW w:type="dxa" w:w="624"/>
+            <w:vAlign w:val="center"/>
+          </w:tcPr>
+          <w:p>
+            <w:pPr>
+              <w:spacing w:before="20" w:after="20"/>
+              <w:jc w:val="right"/>
+            </w:pPr>
+            <w:r>
+              <w:rPr>
+                <w:rFonts w:ascii="游ゴシック" w:hAnsi="游ゴシック" w:eastAsia="游ゴシック"/>
+                <w:b w:val="0"/>
+                <w:i w:val="0"/>
+                <w:sz w:val="17"/>
+              </w:rPr>
+              <w:t>50％</w:t>
+            </w:r>
+          </w:p>
+        </w:tc>
+        <w:tc>
+          <w:tcPr>
+            <w:tcW w:type="dxa" w:w="1134"/>
+            <w:vAlign w:val="center"/>
+          </w:tcPr>
+          <w:p>
+            <w:pPr>
+              <w:spacing w:before="20" w:after="20"/>
+            </w:pPr>
+            <w:r>
+              <w:rPr>
+                <w:rFonts w:ascii="游ゴシック" w:hAnsi="游ゴシック" w:eastAsia="游ゴシック"/>
+                <w:b w:val="0"/>
+                <w:i w:val="0"/>
+                <w:sz w:val="17"/>
+              </w:rPr>
+              <w:t>遅れ</w:t>
+            </w:r>
+          </w:p>
+        </w:tc>
+        <w:tc>
+          <w:tcPr>
+            <w:tcW w:type="dxa" w:w="3231"/>
+            <w:vAlign w:val="center"/>
+          </w:tcPr>
+          <w:p>
+            <w:pPr>
+              <w:spacing w:before="20" w:after="20"/>
+            </w:pPr>
+            <w:r>
+              <w:rPr>
+                <w:rFonts w:ascii="游ゴシック" w:hAnsi="游ゴシック" w:eastAsia="游ゴシック"/>
+                <w:b/>
+                <w:i w:val="0"/>
+                <w:sz w:val="17"/>
+              </w:rPr>
+              <w:t>令和7年度調査の個票データ（依頼票H16）。地区情報の有無も要確認</w:t>
+            </w:r>
+          </w:p>
+        </w:tc>
+      </w:tr>
+      <w:tr>
+        <w:tc>
+          <w:tcPr>
+            <w:tcW w:type="dxa" w:w="510"/>
+            <w:vAlign w:val="center"/>
+          </w:tcPr>
+          <w:p>
+            <w:pPr>
+              <w:spacing w:before="20" w:after="20"/>
+            </w:pPr>
+            <w:r>
+              <w:rPr>
+                <w:rFonts w:ascii="游ゴシック" w:hAnsi="游ゴシック" w:eastAsia="游ゴシック"/>
+                <w:b w:val="0"/>
+                <w:i w:val="0"/>
+                <w:sz w:val="17"/>
+              </w:rPr>
+              <w:t>9-2</w:t>
+            </w:r>
+          </w:p>
+        </w:tc>
+        <w:tc>
+          <w:tcPr>
+            <w:tcW w:type="dxa" w:w="1928"/>
+            <w:vAlign w:val="center"/>
+          </w:tcPr>
+          <w:p>
+            <w:pPr>
+              <w:spacing w:before="20" w:after="20"/>
+            </w:pPr>
+            <w:r>
+              <w:rPr>
+                <w:rFonts w:ascii="游ゴシック" w:hAnsi="游ゴシック" w:eastAsia="游ゴシック"/>
+                <w:b w:val="0"/>
+                <w:i w:val="0"/>
+                <w:sz w:val="17"/>
+              </w:rPr>
+              <w:t>協議会 第1回（第9期の評価・調査結果）</w:t>
+            </w:r>
+          </w:p>
+        </w:tc>
+        <w:tc>
+          <w:tcPr>
+            <w:tcW w:type="dxa" w:w="850"/>
+            <w:vAlign w:val="center"/>
+          </w:tcPr>
+          <w:p>
+            <w:pPr>
+              <w:spacing w:before="20" w:after="20"/>
+            </w:pPr>
+            <w:r>
+              <w:rPr>
+                <w:rFonts w:ascii="游ゴシック" w:hAnsi="游ゴシック" w:eastAsia="游ゴシック"/>
+                <w:b w:val="0"/>
+                <w:i w:val="0"/>
+                <w:sz w:val="17"/>
+              </w:rPr>
+              <w:t>受託者・町</w:t>
+            </w:r>
+          </w:p>
+        </w:tc>
+        <w:tc>
+          <w:tcPr>
+            <w:tcW w:type="dxa" w:w="850"/>
+            <w:vAlign w:val="center"/>
+          </w:tcPr>
+          <w:p>
+            <w:pPr>
+              <w:spacing w:before="20" w:after="20"/>
+            </w:pPr>
+            <w:r>
+              <w:rPr>
+                <w:rFonts w:ascii="游ゴシック" w:hAnsi="游ゴシック" w:eastAsia="游ゴシック"/>
+                <w:b w:val="0"/>
+                <w:i w:val="0"/>
+                <w:sz w:val="17"/>
+              </w:rPr>
+              <w:t>2026-09</w:t>
+            </w:r>
+          </w:p>
+        </w:tc>
+        <w:tc>
+          <w:tcPr>
+            <w:tcW w:type="dxa" w:w="624"/>
+            <w:vAlign w:val="center"/>
+          </w:tcPr>
+          <w:p>
+            <w:pPr>
+              <w:spacing w:before="20" w:after="20"/>
+              <w:jc w:val="right"/>
+            </w:pPr>
+            <w:r>
+              <w:rPr>
+                <w:rFonts w:ascii="游ゴシック" w:hAnsi="游ゴシック" w:eastAsia="游ゴシック"/>
+                <w:b w:val="0"/>
+                <w:i w:val="0"/>
+                <w:sz w:val="17"/>
+              </w:rPr>
+              <w:t>50％</w:t>
+            </w:r>
+          </w:p>
+        </w:tc>
+        <w:tc>
+          <w:tcPr>
+            <w:tcW w:type="dxa" w:w="624"/>
+            <w:vAlign w:val="center"/>
+          </w:tcPr>
+          <w:p>
+            <w:pPr>
+              <w:spacing w:before="20" w:after="20"/>
+              <w:jc w:val="right"/>
+            </w:pPr>
+            <w:r>
+              <w:rPr>
+                <w:rFonts w:ascii="游ゴシック" w:hAnsi="游ゴシック" w:eastAsia="游ゴシック"/>
+                <w:b w:val="0"/>
+                <w:i w:val="0"/>
+                <w:sz w:val="17"/>
+              </w:rPr>
+              <w:t>100％</w:t>
+            </w:r>
+          </w:p>
+        </w:tc>
+        <w:tc>
+          <w:tcPr>
+            <w:tcW w:type="dxa" w:w="1134"/>
+            <w:vAlign w:val="center"/>
+          </w:tcPr>
+          <w:p>
+            <w:pPr>
+              <w:spacing w:before="20" w:after="20"/>
+            </w:pPr>
+            <w:r>
+              <w:rPr>
+                <w:rFonts w:ascii="游ゴシック" w:hAnsi="游ゴシック" w:eastAsia="游ゴシック"/>
+                <w:b w:val="0"/>
+                <w:i w:val="0"/>
+                <w:sz w:val="17"/>
+              </w:rPr>
+              <w:t>期限超過（1か月）</w:t>
+            </w:r>
+          </w:p>
+        </w:tc>
+        <w:tc>
+          <w:tcPr>
+            <w:tcW w:type="dxa" w:w="3231"/>
+            <w:vAlign w:val="center"/>
+          </w:tcPr>
+          <w:p>
+            <w:pPr>
+              <w:spacing w:before="20" w:after="20"/>
+            </w:pPr>
+            <w:r>
+              <w:rPr>
+                <w:rFonts w:ascii="游ゴシック" w:hAnsi="游ゴシック" w:eastAsia="游ゴシック"/>
+                <w:b/>
+                <w:i w:val="0"/>
+                <w:sz w:val="17"/>
+              </w:rPr>
+              <w:t>開催日が未定</w:t>
+            </w:r>
+          </w:p>
+        </w:tc>
+      </w:tr>
+      <w:tr>
+        <w:tc>
+          <w:tcPr>
+            <w:tcW w:type="dxa" w:w="510"/>
+            <w:vAlign w:val="center"/>
+          </w:tcPr>
+          <w:p>
+            <w:pPr>
+              <w:spacing w:before="20" w:after="20"/>
+            </w:pPr>
+            <w:r>
+              <w:rPr>
+                <w:rFonts w:ascii="游ゴシック" w:hAnsi="游ゴシック" w:eastAsia="游ゴシック"/>
+                <w:b w:val="0"/>
+                <w:i w:val="0"/>
+                <w:sz w:val="17"/>
+              </w:rPr>
+              <w:t>2-10</w:t>
+            </w:r>
+          </w:p>
+        </w:tc>
+        <w:tc>
+          <w:tcPr>
+            <w:tcW w:type="dxa" w:w="1928"/>
+            <w:vAlign w:val="center"/>
+          </w:tcPr>
+          <w:p>
+            <w:pPr>
+              <w:spacing w:before="20" w:after="20"/>
+            </w:pPr>
+            <w:r>
+              <w:rPr>
+                <w:rFonts w:ascii="游ゴシック" w:hAnsi="游ゴシック" w:eastAsia="游ゴシック"/>
+                <w:b w:val="0"/>
+                <w:i w:val="0"/>
+                <w:sz w:val="17"/>
+              </w:rPr>
+              <w:t>見える化 優先度C分野の出力</w:t>
+            </w:r>
+          </w:p>
+        </w:tc>
+        <w:tc>
+          <w:tcPr>
+            <w:tcW w:type="dxa" w:w="850"/>
+            <w:vAlign w:val="center"/>
+          </w:tcPr>
+          <w:p>
+            <w:pPr>
+              <w:spacing w:before="20" w:after="20"/>
+            </w:pPr>
+            <w:r>
+              <w:rPr>
+                <w:rFonts w:ascii="游ゴシック" w:hAnsi="游ゴシック" w:eastAsia="游ゴシック"/>
+                <w:b w:val="0"/>
+                <w:i w:val="0"/>
+                <w:sz w:val="17"/>
+              </w:rPr>
+              <w:t>受託者</w:t>
+            </w:r>
+          </w:p>
+        </w:tc>
+        <w:tc>
+          <w:tcPr>
+            <w:tcW w:type="dxa" w:w="850"/>
+            <w:vAlign w:val="center"/>
+          </w:tcPr>
+          <w:p>
+            <w:pPr>
+              <w:spacing w:before="20" w:after="20"/>
+            </w:pPr>
+            <w:r>
+              <w:rPr>
+                <w:rFonts w:ascii="游ゴシック" w:hAnsi="游ゴシック" w:eastAsia="游ゴシック"/>
+                <w:b w:val="0"/>
+                <w:i w:val="0"/>
+                <w:sz w:val="17"/>
+              </w:rPr>
+              <w:t>2026-10</w:t>
+            </w:r>
+          </w:p>
+        </w:tc>
+        <w:tc>
+          <w:tcPr>
+            <w:tcW w:type="dxa" w:w="624"/>
+            <w:vAlign w:val="center"/>
+          </w:tcPr>
+          <w:p>
+            <w:pPr>
+              <w:spacing w:before="20" w:after="20"/>
+              <w:jc w:val="right"/>
+            </w:pPr>
+            <w:r>
+              <w:rPr>
+                <w:rFonts w:ascii="游ゴシック" w:hAnsi="游ゴシック" w:eastAsia="游ゴシック"/>
+                <w:b w:val="0"/>
+                <w:i w:val="0"/>
+                <w:sz w:val="17"/>
+              </w:rPr>
+              <w:t>30％</w:t>
+            </w:r>
+          </w:p>
+        </w:tc>
+        <w:tc>
+          <w:tcPr>
+            <w:tcW w:type="dxa" w:w="624"/>
+            <w:vAlign w:val="center"/>
+          </w:tcPr>
+          <w:p>
+            <w:pPr>
+              <w:spacing w:before="20" w:after="20"/>
+              <w:jc w:val="right"/>
+            </w:pPr>
+            <w:r>
+              <w:rPr>
+                <w:rFonts w:ascii="游ゴシック" w:hAnsi="游ゴシック" w:eastAsia="游ゴシック"/>
+                <w:b w:val="0"/>
+                <w:i w:val="0"/>
+                <w:sz w:val="17"/>
+              </w:rPr>
+              <w:t>50％</w:t>
+            </w:r>
+          </w:p>
+        </w:tc>
+        <w:tc>
+          <w:tcPr>
+            <w:tcW w:type="dxa" w:w="1134"/>
+            <w:vAlign w:val="center"/>
+          </w:tcPr>
+          <w:p>
+            <w:pPr>
+              <w:spacing w:before="20" w:after="20"/>
+            </w:pPr>
+            <w:r>
+              <w:rPr>
+                <w:rFonts w:ascii="游ゴシック" w:hAnsi="游ゴシック" w:eastAsia="游ゴシック"/>
+                <w:b w:val="0"/>
+                <w:i w:val="0"/>
+                <w:sz w:val="17"/>
+              </w:rPr>
+              <w:t>遅れ</w:t>
+            </w:r>
+          </w:p>
+        </w:tc>
+        <w:tc>
+          <w:tcPr>
+            <w:tcW w:type="dxa" w:w="3231"/>
+            <w:vAlign w:val="center"/>
+          </w:tcPr>
+          <w:p>
+            <w:pPr>
+              <w:spacing w:before="20" w:after="20"/>
+            </w:pPr>
+            <w:r>
+              <w:rPr>
+                <w:rFonts w:ascii="游ゴシック" w:hAnsi="游ゴシック" w:eastAsia="游ゴシック"/>
+                <w:b/>
+                <w:i w:val="0"/>
+                <w:sz w:val="17"/>
+              </w:rPr>
+              <w:t>残るのは医療提供体制・リハビリ提供体制の出力。見える化システムへのアクセスは確保できている（9月28日に推計が通った）</w:t>
+            </w:r>
+          </w:p>
+        </w:tc>
+      </w:tr>
+      <w:tr>
+        <w:tc>
+          <w:tcPr>
+            <w:tcW w:type="dxa" w:w="510"/>
+            <w:vAlign w:val="center"/>
+          </w:tcPr>
+          <w:p>
+            <w:pPr>
+              <w:spacing w:before="20" w:after="20"/>
+            </w:pPr>
+            <w:r>
+              <w:rPr>
+                <w:rFonts w:ascii="游ゴシック" w:hAnsi="游ゴシック" w:eastAsia="游ゴシック"/>
+                <w:b w:val="0"/>
+                <w:i w:val="0"/>
+                <w:sz w:val="17"/>
+              </w:rPr>
+              <w:t>2-6</w:t>
+            </w:r>
+          </w:p>
+        </w:tc>
+        <w:tc>
+          <w:tcPr>
+            <w:tcW w:type="dxa" w:w="1928"/>
+            <w:vAlign w:val="center"/>
+          </w:tcPr>
+          <w:p>
+            <w:pPr>
+              <w:spacing w:before="20" w:after="20"/>
+            </w:pPr>
+            <w:r>
+              <w:rPr>
+                <w:rFonts w:ascii="游ゴシック" w:hAnsi="游ゴシック" w:eastAsia="游ゴシック"/>
+                <w:b w:val="0"/>
+                <w:i w:val="0"/>
+                <w:sz w:val="17"/>
+              </w:rPr>
+              <w:t>介護予防事業対象者数の分析</w:t>
+            </w:r>
+          </w:p>
+        </w:tc>
+        <w:tc>
+          <w:tcPr>
+            <w:tcW w:type="dxa" w:w="850"/>
+            <w:vAlign w:val="center"/>
+          </w:tcPr>
+          <w:p>
+            <w:pPr>
+              <w:spacing w:before="20" w:after="20"/>
+            </w:pPr>
+            <w:r>
+              <w:rPr>
+                <w:rFonts w:ascii="游ゴシック" w:hAnsi="游ゴシック" w:eastAsia="游ゴシック"/>
+                <w:b w:val="0"/>
+                <w:i w:val="0"/>
+                <w:sz w:val="17"/>
+              </w:rPr>
+              <w:t>受託者</w:t>
+            </w:r>
+          </w:p>
+        </w:tc>
+        <w:tc>
+          <w:tcPr>
+            <w:tcW w:type="dxa" w:w="850"/>
+            <w:vAlign w:val="center"/>
+          </w:tcPr>
+          <w:p>
+            <w:pPr>
+              <w:spacing w:before="20" w:after="20"/>
+            </w:pPr>
+            <w:r>
+              <w:rPr>
+                <w:rFonts w:ascii="游ゴシック" w:hAnsi="游ゴシック" w:eastAsia="游ゴシック"/>
+                <w:b w:val="0"/>
+                <w:i w:val="0"/>
+                <w:sz w:val="17"/>
+              </w:rPr>
+              <w:t>2026-10</w:t>
+            </w:r>
+          </w:p>
+        </w:tc>
+        <w:tc>
+          <w:tcPr>
+            <w:tcW w:type="dxa" w:w="624"/>
+            <w:vAlign w:val="center"/>
+          </w:tcPr>
+          <w:p>
+            <w:pPr>
+              <w:spacing w:before="20" w:after="20"/>
+              <w:jc w:val="right"/>
+            </w:pPr>
+            <w:r>
+              <w:rPr>
+                <w:rFonts w:ascii="游ゴシック" w:hAnsi="游ゴシック" w:eastAsia="游ゴシック"/>
+                <w:b w:val="0"/>
+                <w:i w:val="0"/>
+                <w:sz w:val="17"/>
+              </w:rPr>
+              <w:t>50％</w:t>
+            </w:r>
+          </w:p>
+        </w:tc>
+        <w:tc>
+          <w:tcPr>
+            <w:tcW w:type="dxa" w:w="624"/>
+            <w:vAlign w:val="center"/>
+          </w:tcPr>
+          <w:p>
+            <w:pPr>
+              <w:spacing w:before="20" w:after="20"/>
+              <w:jc w:val="right"/>
+            </w:pPr>
+            <w:r>
+              <w:rPr>
+                <w:rFonts w:ascii="游ゴシック" w:hAnsi="游ゴシック" w:eastAsia="游ゴシック"/>
+                <w:b w:val="0"/>
+                <w:i w:val="0"/>
+                <w:sz w:val="17"/>
+              </w:rPr>
+              <w:t>67％</w:t>
+            </w:r>
+          </w:p>
+        </w:tc>
+        <w:tc>
+          <w:tcPr>
+            <w:tcW w:type="dxa" w:w="1134"/>
+            <w:vAlign w:val="center"/>
+          </w:tcPr>
+          <w:p>
+            <w:pPr>
+              <w:spacing w:before="20" w:after="20"/>
+            </w:pPr>
+            <w:r>
+              <w:rPr>
+                <w:rFonts w:ascii="游ゴシック" w:hAnsi="游ゴシック" w:eastAsia="游ゴシック"/>
+                <w:b w:val="0"/>
+                <w:i w:val="0"/>
+                <w:sz w:val="17"/>
+              </w:rPr>
+              <w:t>遅れ</w:t>
+            </w:r>
+          </w:p>
+        </w:tc>
+        <w:tc>
+          <w:tcPr>
+            <w:tcW w:type="dxa" w:w="3231"/>
+            <w:vAlign w:val="center"/>
+          </w:tcPr>
+          <w:p>
+            <w:pPr>
+              <w:spacing w:before="20" w:after="20"/>
+            </w:pPr>
+            <w:r>
+              <w:rPr>
+                <w:rFonts w:ascii="游ゴシック" w:hAnsi="游ゴシック" w:eastAsia="游ゴシック"/>
+                <w:b/>
+                <w:i w:val="0"/>
+                <w:sz w:val="17"/>
+              </w:rPr>
+              <w:t>町の事業実績（依頼票H3）。見える化の0か所と調査の5.5％が整合しない。</w:t>
+            </w:r>
+            <w:r>
+              <w:rPr>
+                <w:rFonts w:ascii="游ゴシック" w:hAnsi="游ゴシック" w:eastAsia="游ゴシック"/>
+                <w:b/>
+                <w:i w:val="0"/>
+                <w:sz w:val="17"/>
+              </w:rPr>
+              <w:t>ワークシートに載る実施状況調査の回答も、従前相当の利用者数がほとんど空欄で、実人数と延べ人数が同じ年があり、サービスBの人数が408→24→150→24人と激しく振れている。町の控えとの突合が要る</w:t>
+            </w:r>
+          </w:p>
+        </w:tc>
+      </w:tr>
+      <w:tr>
+        <w:tc>
+          <w:tcPr>
+            <w:tcW w:type="dxa" w:w="510"/>
+            <w:vAlign w:val="center"/>
+          </w:tcPr>
+          <w:p>
+            <w:pPr>
+              <w:spacing w:before="20" w:after="20"/>
+            </w:pPr>
+            <w:r>
+              <w:rPr>
+                <w:rFonts w:ascii="游ゴシック" w:hAnsi="游ゴシック" w:eastAsia="游ゴシック"/>
+                <w:b w:val="0"/>
+                <w:i w:val="0"/>
+                <w:sz w:val="17"/>
+              </w:rPr>
+              <w:t>2-7</w:t>
+            </w:r>
+          </w:p>
+        </w:tc>
+        <w:tc>
+          <w:tcPr>
+            <w:tcW w:type="dxa" w:w="1928"/>
+            <w:vAlign w:val="center"/>
+          </w:tcPr>
+          <w:p>
+            <w:pPr>
+              <w:spacing w:before="20" w:after="20"/>
+            </w:pPr>
+            <w:r>
+              <w:rPr>
+                <w:rFonts w:ascii="游ゴシック" w:hAnsi="游ゴシック" w:eastAsia="游ゴシック"/>
+                <w:b w:val="0"/>
+                <w:i w:val="0"/>
+                <w:sz w:val="17"/>
+              </w:rPr>
+              <w:t>認知症高齢者の分析</w:t>
+            </w:r>
+          </w:p>
+        </w:tc>
+        <w:tc>
+          <w:tcPr>
+            <w:tcW w:type="dxa" w:w="850"/>
+            <w:vAlign w:val="center"/>
+          </w:tcPr>
+          <w:p>
+            <w:pPr>
+              <w:spacing w:before="20" w:after="20"/>
+            </w:pPr>
+            <w:r>
+              <w:rPr>
+                <w:rFonts w:ascii="游ゴシック" w:hAnsi="游ゴシック" w:eastAsia="游ゴシック"/>
+                <w:b w:val="0"/>
+                <w:i w:val="0"/>
+                <w:sz w:val="17"/>
+              </w:rPr>
+              <w:t>受託者</w:t>
+            </w:r>
+          </w:p>
+        </w:tc>
+        <w:tc>
+          <w:tcPr>
+            <w:tcW w:type="dxa" w:w="850"/>
+            <w:vAlign w:val="center"/>
+          </w:tcPr>
+          <w:p>
+            <w:pPr>
+              <w:spacing w:before="20" w:after="20"/>
+            </w:pPr>
+            <w:r>
+              <w:rPr>
+                <w:rFonts w:ascii="游ゴシック" w:hAnsi="游ゴシック" w:eastAsia="游ゴシック"/>
+                <w:b w:val="0"/>
+                <w:i w:val="0"/>
+                <w:sz w:val="17"/>
+              </w:rPr>
+              <w:t>2026-08</w:t>
+            </w:r>
+          </w:p>
+        </w:tc>
+        <w:tc>
+          <w:tcPr>
+            <w:tcW w:type="dxa" w:w="624"/>
+            <w:vAlign w:val="center"/>
+          </w:tcPr>
+          <w:p>
+            <w:pPr>
+              <w:spacing w:before="20" w:after="20"/>
+              <w:jc w:val="right"/>
+            </w:pPr>
+            <w:r>
+              <w:rPr>
+                <w:rFonts w:ascii="游ゴシック" w:hAnsi="游ゴシック" w:eastAsia="游ゴシック"/>
+                <w:b w:val="0"/>
+                <w:i w:val="0"/>
+                <w:sz w:val="17"/>
+              </w:rPr>
+              <w:t>85％</w:t>
+            </w:r>
+          </w:p>
+        </w:tc>
+        <w:tc>
+          <w:tcPr>
+            <w:tcW w:type="dxa" w:w="624"/>
+            <w:vAlign w:val="center"/>
+          </w:tcPr>
+          <w:p>
+            <w:pPr>
+              <w:spacing w:before="20" w:after="20"/>
+              <w:jc w:val="right"/>
+            </w:pPr>
+            <w:r>
+              <w:rPr>
+                <w:rFonts w:ascii="游ゴシック" w:hAnsi="游ゴシック" w:eastAsia="游ゴシック"/>
+                <w:b w:val="0"/>
+                <w:i w:val="0"/>
+                <w:sz w:val="17"/>
+              </w:rPr>
+              <w:t>100％</w:t>
+            </w:r>
+          </w:p>
+        </w:tc>
+        <w:tc>
+          <w:tcPr>
+            <w:tcW w:type="dxa" w:w="1134"/>
+            <w:vAlign w:val="center"/>
+          </w:tcPr>
+          <w:p>
+            <w:pPr>
+              <w:spacing w:before="20" w:after="20"/>
+            </w:pPr>
+            <w:r>
+              <w:rPr>
+                <w:rFonts w:ascii="游ゴシック" w:hAnsi="游ゴシック" w:eastAsia="游ゴシック"/>
+                <w:b w:val="0"/>
+                <w:i w:val="0"/>
+                <w:sz w:val="17"/>
+              </w:rPr>
+              <w:t>期限超過（2か月）</w:t>
+            </w:r>
+          </w:p>
+        </w:tc>
+        <w:tc>
+          <w:tcPr>
+            <w:tcW w:type="dxa" w:w="3231"/>
+            <w:vAlign w:val="center"/>
+          </w:tcPr>
+          <w:p>
+            <w:pPr>
+              <w:spacing w:before="20" w:after="20"/>
+            </w:pPr>
+            <w:r>
+              <w:rPr>
+                <w:rFonts w:ascii="游ゴシック" w:hAnsi="游ゴシック" w:eastAsia="游ゴシック"/>
+                <w:b/>
+                <w:i w:val="0"/>
+                <w:sz w:val="17"/>
+              </w:rPr>
+              <w:t>自立度Ⅲa・Ⅲbが受領資料になく、「自立度Ⅱ以上」の合計が出せない（見える化Ｂ7）。</w:t>
+            </w:r>
+            <w:r>
+              <w:rPr>
+                <w:rFonts w:ascii="游ゴシック" w:hAnsi="游ゴシック" w:eastAsia="游ゴシック"/>
+                <w:b w:val="0"/>
+                <w:i w:val="0"/>
+                <w:sz w:val="17"/>
+              </w:rPr>
+              <w:t xml:space="preserve">このため認知症高齢者数の見込みは下限（令和9年度335人）にとどまる。研修系（J1〜J15）は本町の値が未公表。町の実績で代替する（依頼票H9）。初期集中支援チームの令和6・7年度の実績も要る（見える化の直近値は令和5年度）　</w:t>
+            </w:r>
+            <w:r>
+              <w:rPr>
+                <w:rFonts w:ascii="游ゴシック" w:hAnsi="游ゴシック" w:eastAsia="游ゴシック"/>
+                <w:b/>
+                <w:i w:val="0"/>
+                <w:sz w:val="17"/>
+              </w:rPr>
+              <w:t>10月1日に認知症施策の体制と活動の図を作成（f47）。</w:t>
+            </w:r>
+            <w:r>
+              <w:rPr>
+                <w:rFonts w:ascii="游ゴシック" w:hAnsi="游ゴシック" w:eastAsia="游ゴシック"/>
+                <w:b w:val="0"/>
+                <w:i w:val="0"/>
+                <w:sz w:val="17"/>
+              </w:rPr>
+              <w:t>推進員1→4人、カフェ1か所で横ばい、初期集中支援チームの訪問実績0件</w:t>
+            </w:r>
+          </w:p>
+        </w:tc>
+      </w:tr>
+      <w:tr>
+        <w:tc>
+          <w:tcPr>
+            <w:tcW w:type="dxa" w:w="510"/>
+            <w:vAlign w:val="center"/>
+          </w:tcPr>
+          <w:p>
+            <w:pPr>
+              <w:spacing w:before="20" w:after="20"/>
+            </w:pPr>
+            <w:r>
+              <w:rPr>
+                <w:rFonts w:ascii="游ゴシック" w:hAnsi="游ゴシック" w:eastAsia="游ゴシック"/>
+                <w:b w:val="0"/>
+                <w:i w:val="0"/>
+                <w:sz w:val="17"/>
+              </w:rPr>
+              <w:t>1-8</w:t>
+            </w:r>
+          </w:p>
+        </w:tc>
+        <w:tc>
+          <w:tcPr>
+            <w:tcW w:type="dxa" w:w="1928"/>
+            <w:vAlign w:val="center"/>
+          </w:tcPr>
+          <w:p>
+            <w:pPr>
+              <w:spacing w:before="20" w:after="20"/>
+            </w:pPr>
+            <w:r>
+              <w:rPr>
+                <w:rFonts w:ascii="游ゴシック" w:hAnsi="游ゴシック" w:eastAsia="游ゴシック"/>
+                <w:b w:val="0"/>
+                <w:i w:val="0"/>
+                <w:sz w:val="17"/>
+              </w:rPr>
+              <w:t>工程・協議会日程の合意と確認事項の照会</w:t>
+            </w:r>
+          </w:p>
+        </w:tc>
+        <w:tc>
+          <w:tcPr>
+            <w:tcW w:type="dxa" w:w="850"/>
+            <w:vAlign w:val="center"/>
+          </w:tcPr>
+          <w:p>
+            <w:pPr>
+              <w:spacing w:before="20" w:after="20"/>
+            </w:pPr>
+            <w:r>
+              <w:rPr>
+                <w:rFonts w:ascii="游ゴシック" w:hAnsi="游ゴシック" w:eastAsia="游ゴシック"/>
+                <w:b w:val="0"/>
+                <w:i w:val="0"/>
+                <w:sz w:val="17"/>
+              </w:rPr>
+              <w:t>受託者・町</w:t>
+            </w:r>
+          </w:p>
+        </w:tc>
+        <w:tc>
+          <w:tcPr>
+            <w:tcW w:type="dxa" w:w="850"/>
+            <w:vAlign w:val="center"/>
+          </w:tcPr>
+          <w:p>
+            <w:pPr>
+              <w:spacing w:before="20" w:after="20"/>
+            </w:pPr>
+            <w:r>
+              <w:rPr>
+                <w:rFonts w:ascii="游ゴシック" w:hAnsi="游ゴシック" w:eastAsia="游ゴシック"/>
+                <w:b w:val="0"/>
+                <w:i w:val="0"/>
+                <w:sz w:val="17"/>
+              </w:rPr>
+              <w:t>2026-10</w:t>
+            </w:r>
+          </w:p>
+        </w:tc>
+        <w:tc>
+          <w:tcPr>
+            <w:tcW w:type="dxa" w:w="624"/>
+            <w:vAlign w:val="center"/>
+          </w:tcPr>
+          <w:p>
+            <w:pPr>
+              <w:spacing w:before="20" w:after="20"/>
+              <w:jc w:val="right"/>
+            </w:pPr>
+            <w:r>
+              <w:rPr>
+                <w:rFonts w:ascii="游ゴシック" w:hAnsi="游ゴシック" w:eastAsia="游ゴシック"/>
+                <w:b w:val="0"/>
+                <w:i w:val="0"/>
+                <w:sz w:val="17"/>
+              </w:rPr>
+              <w:t>55％</w:t>
+            </w:r>
+          </w:p>
+        </w:tc>
+        <w:tc>
+          <w:tcPr>
+            <w:tcW w:type="dxa" w:w="624"/>
+            <w:vAlign w:val="center"/>
+          </w:tcPr>
+          <w:p>
+            <w:pPr>
+              <w:spacing w:before="20" w:after="20"/>
+              <w:jc w:val="right"/>
+            </w:pPr>
+            <w:r>
+              <w:rPr>
+                <w:rFonts w:ascii="游ゴシック" w:hAnsi="游ゴシック" w:eastAsia="游ゴシック"/>
+                <w:b w:val="0"/>
+                <w:i w:val="0"/>
+                <w:sz w:val="17"/>
+              </w:rPr>
+              <w:t>67％</w:t>
+            </w:r>
+          </w:p>
+        </w:tc>
+        <w:tc>
+          <w:tcPr>
+            <w:tcW w:type="dxa" w:w="1134"/>
+            <w:vAlign w:val="center"/>
+          </w:tcPr>
+          <w:p>
+            <w:pPr>
+              <w:spacing w:before="20" w:after="20"/>
+            </w:pPr>
+            <w:r>
+              <w:rPr>
+                <w:rFonts w:ascii="游ゴシック" w:hAnsi="游ゴシック" w:eastAsia="游ゴシック"/>
+                <w:b w:val="0"/>
+                <w:i w:val="0"/>
+                <w:sz w:val="17"/>
+              </w:rPr>
+              <w:t>遅れ</w:t>
+            </w:r>
+          </w:p>
+        </w:tc>
+        <w:tc>
+          <w:tcPr>
+            <w:tcW w:type="dxa" w:w="3231"/>
+            <w:vAlign w:val="center"/>
+          </w:tcPr>
+          <w:p>
+            <w:pPr>
+              <w:spacing w:before="20" w:after="20"/>
+            </w:pPr>
+            <w:r>
+              <w:rPr>
+                <w:rFonts w:ascii="游ゴシック" w:hAnsi="游ゴシック" w:eastAsia="游ゴシック"/>
+                <w:b/>
+                <w:i w:val="0"/>
+                <w:sz w:val="17"/>
+              </w:rPr>
+              <w:t>町との協議。協議会の回数が決まらないとP6・P8・P9・P10の日程が引けない</w:t>
+            </w:r>
+          </w:p>
+        </w:tc>
+      </w:tr>
+    </w:tbl>
+    <w:p>
+      <w:pPr>
+        <w:spacing w:after="40"/>
+      </w:pPr>
+    </w:p>
+    <w:p>
+      <w:pPr>
+        <w:keepNext/>
+        <w:spacing w:before="180" w:after="80"/>
+      </w:pPr>
+      <w:r>
+        <w:rPr>
+          <w:rFonts w:ascii="游ゴシック" w:hAnsi="游ゴシック" w:eastAsia="游ゴシック"/>
+          <w:b/>
+          <w:i w:val="0"/>
+          <w:color w:val="1F4D78"/>
+          <w:sz w:val="22"/>
+        </w:rPr>
+        <w:t>障がい計画（12件）</w:t>
+      </w:r>
+    </w:p>
+    <w:tbl>
+      <w:tblPr>
+        <w:tblW w:type="auto" w:w="0"/>
+        <w:jc w:val="center"/>
+        <w:tblLayout w:type="fixed"/>
+        <w:tblLook w:firstColumn="1" w:firstRow="1" w:lastColumn="0" w:lastRow="0" w:noHBand="0" w:noVBand="1" w:val="04A0"/>
+        <w:tblBorders>
+          <w:top w:val="single" w:sz="6" w:space="0" w:color="2E75B6"/>
+          <w:left w:val="single" w:sz="4" w:space="0" w:color="BFBFBF"/>
+          <w:bottom w:val="single" w:sz="6" w:space="0" w:color="2E75B6"/>
+          <w:right w:val="single" w:sz="4" w:space="0" w:color="BFBFBF"/>
+          <w:insideH w:val="single" w:sz="4" w:space="0" w:color="BFBFBF"/>
+          <w:insideV w:val="single" w:sz="4" w:space="0" w:color="BFBFBF"/>
+        </w:tblBorders>
+        <w:tblCellMar>
+          <w:left w:w="10" w:type="dxa"/>
+          <w:right w:w="10" w:type="dxa"/>
+        </w:tblCellMar>
+      </w:tblPr>
+      <w:tblGrid>
+        <w:gridCol w:w="510"/>
+        <w:gridCol w:w="1928"/>
+        <w:gridCol w:w="850"/>
+        <w:gridCol w:w="850"/>
+        <w:gridCol w:w="624"/>
+        <w:gridCol w:w="624"/>
+        <w:gridCol w:w="1134"/>
+        <w:gridCol w:w="3231"/>
+      </w:tblGrid>
+      <w:tr>
+        <w:tc>
+          <w:tcPr>
+            <w:tcW w:type="dxa" w:w="510"/>
+            <w:shd w:val="clear" w:fill="1F3864"/>
+            <w:vAlign w:val="center"/>
+          </w:tcPr>
+          <w:p>
+            <w:pPr>
+              <w:spacing w:before="20" w:after="20"/>
+              <w:jc w:val="center"/>
+            </w:pPr>
+            <w:r>
+              <w:rPr>
+                <w:rFonts w:ascii="游ゴシック" w:hAnsi="游ゴシック" w:eastAsia="游ゴシック"/>
+                <w:b/>
+                <w:i w:val="0"/>
+                <w:color w:val="FFFFFF"/>
+                <w:sz w:val="17"/>
+              </w:rPr>
+              <w:t>No</w:t>
+            </w:r>
+          </w:p>
+        </w:tc>
+        <w:tc>
+          <w:tcPr>
+            <w:tcW w:type="dxa" w:w="1928"/>
+            <w:shd w:val="clear" w:fill="1F3864"/>
+            <w:vAlign w:val="center"/>
+          </w:tcPr>
+          <w:p>
+            <w:pPr>
+              <w:spacing w:before="20" w:after="20"/>
+              <w:jc w:val="center"/>
+            </w:pPr>
+            <w:r>
+              <w:rPr>
+                <w:rFonts w:ascii="游ゴシック" w:hAnsi="游ゴシック" w:eastAsia="游ゴシック"/>
+                <w:b/>
+                <w:i w:val="0"/>
+                <w:color w:val="FFFFFF"/>
+                <w:sz w:val="17"/>
+              </w:rPr>
+              <w:t>作業</w:t>
+            </w:r>
+          </w:p>
+        </w:tc>
+        <w:tc>
+          <w:tcPr>
+            <w:tcW w:type="dxa" w:w="850"/>
+            <w:shd w:val="clear" w:fill="1F3864"/>
+            <w:vAlign w:val="center"/>
+          </w:tcPr>
+          <w:p>
+            <w:pPr>
+              <w:spacing w:before="20" w:after="20"/>
+              <w:jc w:val="center"/>
+            </w:pPr>
+            <w:r>
+              <w:rPr>
+                <w:rFonts w:ascii="游ゴシック" w:hAnsi="游ゴシック" w:eastAsia="游ゴシック"/>
+                <w:b/>
+                <w:i w:val="0"/>
+                <w:color w:val="FFFFFF"/>
+                <w:sz w:val="17"/>
+              </w:rPr>
+              <w:t>担当</w:t>
+            </w:r>
+          </w:p>
+        </w:tc>
+        <w:tc>
+          <w:tcPr>
+            <w:tcW w:type="dxa" w:w="850"/>
+            <w:shd w:val="clear" w:fill="1F3864"/>
+            <w:vAlign w:val="center"/>
+          </w:tcPr>
+          <w:p>
+            <w:pPr>
+              <w:spacing w:before="20" w:after="20"/>
+              <w:jc w:val="center"/>
+            </w:pPr>
+            <w:r>
+              <w:rPr>
+                <w:rFonts w:ascii="游ゴシック" w:hAnsi="游ゴシック" w:eastAsia="游ゴシック"/>
+                <w:b/>
+                <w:i w:val="0"/>
+                <w:color w:val="FFFFFF"/>
+                <w:sz w:val="17"/>
+              </w:rPr>
+              <w:t>予定完了</w:t>
+            </w:r>
+          </w:p>
+        </w:tc>
+        <w:tc>
+          <w:tcPr>
+            <w:tcW w:type="dxa" w:w="624"/>
+            <w:shd w:val="clear" w:fill="1F3864"/>
+            <w:vAlign w:val="center"/>
+          </w:tcPr>
+          <w:p>
+            <w:pPr>
+              <w:spacing w:before="20" w:after="20"/>
+              <w:jc w:val="center"/>
+            </w:pPr>
+            <w:r>
+              <w:rPr>
+                <w:rFonts w:ascii="游ゴシック" w:hAnsi="游ゴシック" w:eastAsia="游ゴシック"/>
+                <w:b/>
+                <w:i w:val="0"/>
+                <w:color w:val="FFFFFF"/>
+                <w:sz w:val="17"/>
+              </w:rPr>
+              <w:t>実績</w:t>
+            </w:r>
+          </w:p>
+        </w:tc>
+        <w:tc>
+          <w:tcPr>
+            <w:tcW w:type="dxa" w:w="624"/>
+            <w:shd w:val="clear" w:fill="1F3864"/>
+            <w:vAlign w:val="center"/>
+          </w:tcPr>
+          <w:p>
+            <w:pPr>
+              <w:spacing w:before="20" w:after="20"/>
+              <w:jc w:val="center"/>
+            </w:pPr>
+            <w:r>
+              <w:rPr>
+                <w:rFonts w:ascii="游ゴシック" w:hAnsi="游ゴシック" w:eastAsia="游ゴシック"/>
+                <w:b/>
+                <w:i w:val="0"/>
+                <w:color w:val="FFFFFF"/>
+                <w:sz w:val="17"/>
+              </w:rPr>
+              <w:t>予定</w:t>
+            </w:r>
+          </w:p>
+        </w:tc>
+        <w:tc>
+          <w:tcPr>
+            <w:tcW w:type="dxa" w:w="1134"/>
+            <w:shd w:val="clear" w:fill="1F3864"/>
+            <w:vAlign w:val="center"/>
+          </w:tcPr>
+          <w:p>
+            <w:pPr>
+              <w:spacing w:before="20" w:after="20"/>
+              <w:jc w:val="center"/>
+            </w:pPr>
+            <w:r>
+              <w:rPr>
+                <w:rFonts w:ascii="游ゴシック" w:hAnsi="游ゴシック" w:eastAsia="游ゴシック"/>
+                <w:b/>
+                <w:i w:val="0"/>
+                <w:color w:val="FFFFFF"/>
+                <w:sz w:val="17"/>
+              </w:rPr>
+              <w:t>判定</w:t>
+            </w:r>
+          </w:p>
+        </w:tc>
+        <w:tc>
+          <w:tcPr>
+            <w:tcW w:type="dxa" w:w="3231"/>
+            <w:shd w:val="clear" w:fill="1F3864"/>
+            <w:vAlign w:val="center"/>
+          </w:tcPr>
+          <w:p>
+            <w:pPr>
+              <w:spacing w:before="20" w:after="20"/>
+              <w:jc w:val="center"/>
+            </w:pPr>
+            <w:r>
+              <w:rPr>
+                <w:rFonts w:ascii="游ゴシック" w:hAnsi="游ゴシック" w:eastAsia="游ゴシック"/>
+                <w:b/>
+                <w:i w:val="0"/>
+                <w:color w:val="FFFFFF"/>
+                <w:sz w:val="17"/>
+              </w:rPr>
+              <w:t>止まっている理由</w:t>
+            </w:r>
+          </w:p>
+        </w:tc>
+      </w:tr>
+      <w:tr>
+        <w:tc>
+          <w:tcPr>
+            <w:tcW w:type="dxa" w:w="510"/>
+            <w:vAlign w:val="center"/>
+          </w:tcPr>
+          <w:p>
+            <w:pPr>
+              <w:spacing w:before="20" w:after="20"/>
+            </w:pPr>
+            <w:r>
+              <w:rPr>
+                <w:rFonts w:ascii="游ゴシック" w:hAnsi="游ゴシック" w:eastAsia="游ゴシック"/>
+                <w:b w:val="0"/>
+                <w:i w:val="0"/>
+                <w:sz w:val="17"/>
+              </w:rPr>
+              <w:t>1-6</w:t>
+            </w:r>
+          </w:p>
+        </w:tc>
+        <w:tc>
+          <w:tcPr>
+            <w:tcW w:type="dxa" w:w="1928"/>
+            <w:vAlign w:val="center"/>
+          </w:tcPr>
+          <w:p>
+            <w:pPr>
+              <w:spacing w:before="20" w:after="20"/>
+            </w:pPr>
+            <w:r>
+              <w:rPr>
+                <w:rFonts w:ascii="游ゴシック" w:hAnsi="游ゴシック" w:eastAsia="游ゴシック"/>
+                <w:b w:val="0"/>
+                <w:i w:val="0"/>
+                <w:sz w:val="17"/>
+              </w:rPr>
+              <w:t>町データの受領</w:t>
+            </w:r>
+          </w:p>
+        </w:tc>
+        <w:tc>
+          <w:tcPr>
+            <w:tcW w:type="dxa" w:w="850"/>
+            <w:vAlign w:val="center"/>
+          </w:tcPr>
+          <w:p>
+            <w:pPr>
+              <w:spacing w:before="20" w:after="20"/>
+            </w:pPr>
+            <w:r>
+              <w:rPr>
+                <w:rFonts w:ascii="游ゴシック" w:hAnsi="游ゴシック" w:eastAsia="游ゴシック"/>
+                <w:b w:val="0"/>
+                <w:i w:val="0"/>
+                <w:sz w:val="17"/>
+              </w:rPr>
+              <w:t>町</w:t>
+            </w:r>
+          </w:p>
+        </w:tc>
+        <w:tc>
+          <w:tcPr>
+            <w:tcW w:type="dxa" w:w="850"/>
+            <w:vAlign w:val="center"/>
+          </w:tcPr>
+          <w:p>
+            <w:pPr>
+              <w:spacing w:before="20" w:after="20"/>
+            </w:pPr>
+            <w:r>
+              <w:rPr>
+                <w:rFonts w:ascii="游ゴシック" w:hAnsi="游ゴシック" w:eastAsia="游ゴシック"/>
+                <w:b w:val="0"/>
+                <w:i w:val="0"/>
+                <w:sz w:val="17"/>
+              </w:rPr>
+              <w:t>2026-09</w:t>
+            </w:r>
+          </w:p>
+        </w:tc>
+        <w:tc>
+          <w:tcPr>
+            <w:tcW w:type="dxa" w:w="624"/>
+            <w:vAlign w:val="center"/>
+          </w:tcPr>
+          <w:p>
+            <w:pPr>
+              <w:spacing w:before="20" w:after="20"/>
+              <w:jc w:val="right"/>
+            </w:pPr>
+            <w:r>
+              <w:rPr>
+                <w:rFonts w:ascii="游ゴシック" w:hAnsi="游ゴシック" w:eastAsia="游ゴシック"/>
+                <w:b w:val="0"/>
+                <w:i w:val="0"/>
+                <w:sz w:val="17"/>
+              </w:rPr>
+              <w:t>0％</w:t>
+            </w:r>
+          </w:p>
+        </w:tc>
+        <w:tc>
+          <w:tcPr>
+            <w:tcW w:type="dxa" w:w="624"/>
+            <w:vAlign w:val="center"/>
+          </w:tcPr>
+          <w:p>
+            <w:pPr>
+              <w:spacing w:before="20" w:after="20"/>
+              <w:jc w:val="right"/>
+            </w:pPr>
+            <w:r>
+              <w:rPr>
+                <w:rFonts w:ascii="游ゴシック" w:hAnsi="游ゴシック" w:eastAsia="游ゴシック"/>
+                <w:b w:val="0"/>
+                <w:i w:val="0"/>
+                <w:sz w:val="17"/>
+              </w:rPr>
+              <w:t>100％</w:t>
+            </w:r>
+          </w:p>
+        </w:tc>
+        <w:tc>
+          <w:tcPr>
+            <w:tcW w:type="dxa" w:w="1134"/>
+            <w:vAlign w:val="center"/>
+          </w:tcPr>
+          <w:p>
+            <w:pPr>
+              <w:spacing w:before="20" w:after="20"/>
+            </w:pPr>
+            <w:r>
+              <w:rPr>
+                <w:rFonts w:ascii="游ゴシック" w:hAnsi="游ゴシック" w:eastAsia="游ゴシック"/>
+                <w:b w:val="0"/>
+                <w:i w:val="0"/>
+                <w:sz w:val="17"/>
+              </w:rPr>
+              <w:t>期限超過（1か月）</w:t>
+            </w:r>
+          </w:p>
+        </w:tc>
+        <w:tc>
+          <w:tcPr>
+            <w:tcW w:type="dxa" w:w="3231"/>
+            <w:vAlign w:val="center"/>
+          </w:tcPr>
+          <w:p>
+            <w:pPr>
+              <w:spacing w:before="20" w:after="20"/>
+            </w:pPr>
+            <w:r>
+              <w:rPr>
+                <w:rFonts w:ascii="游ゴシック" w:hAnsi="游ゴシック" w:eastAsia="游ゴシック"/>
+                <w:b/>
+                <w:i w:val="0"/>
+                <w:sz w:val="17"/>
+              </w:rPr>
+              <w:t>町の回答。P2・P5・P6が依存する</w:t>
+            </w:r>
+          </w:p>
+        </w:tc>
+      </w:tr>
+      <w:tr>
+        <w:tc>
+          <w:tcPr>
+            <w:tcW w:type="dxa" w:w="510"/>
+            <w:vAlign w:val="center"/>
+          </w:tcPr>
+          <w:p>
+            <w:pPr>
+              <w:spacing w:before="20" w:after="20"/>
+            </w:pPr>
+            <w:r>
+              <w:rPr>
+                <w:rFonts w:ascii="游ゴシック" w:hAnsi="游ゴシック" w:eastAsia="游ゴシック"/>
+                <w:b w:val="0"/>
+                <w:i w:val="0"/>
+                <w:sz w:val="17"/>
+              </w:rPr>
+              <w:t>2-6</w:t>
+            </w:r>
+          </w:p>
+        </w:tc>
+        <w:tc>
+          <w:tcPr>
+            <w:tcW w:type="dxa" w:w="1928"/>
+            <w:vAlign w:val="center"/>
+          </w:tcPr>
+          <w:p>
+            <w:pPr>
+              <w:spacing w:before="20" w:after="20"/>
+            </w:pPr>
+            <w:r>
+              <w:rPr>
+                <w:rFonts w:ascii="游ゴシック" w:hAnsi="游ゴシック" w:eastAsia="游ゴシック"/>
+                <w:b w:val="0"/>
+                <w:i w:val="0"/>
+                <w:sz w:val="17"/>
+              </w:rPr>
+              <w:t>調査用品の準備・印刷</w:t>
+            </w:r>
+          </w:p>
+        </w:tc>
+        <w:tc>
+          <w:tcPr>
+            <w:tcW w:type="dxa" w:w="850"/>
+            <w:vAlign w:val="center"/>
+          </w:tcPr>
+          <w:p>
+            <w:pPr>
+              <w:spacing w:before="20" w:after="20"/>
+            </w:pPr>
+            <w:r>
+              <w:rPr>
+                <w:rFonts w:ascii="游ゴシック" w:hAnsi="游ゴシック" w:eastAsia="游ゴシック"/>
+                <w:b w:val="0"/>
+                <w:i w:val="0"/>
+                <w:sz w:val="17"/>
+              </w:rPr>
+              <w:t>受託者</w:t>
+            </w:r>
+          </w:p>
+        </w:tc>
+        <w:tc>
+          <w:tcPr>
+            <w:tcW w:type="dxa" w:w="850"/>
+            <w:vAlign w:val="center"/>
+          </w:tcPr>
+          <w:p>
+            <w:pPr>
+              <w:spacing w:before="20" w:after="20"/>
+            </w:pPr>
+            <w:r>
+              <w:rPr>
+                <w:rFonts w:ascii="游ゴシック" w:hAnsi="游ゴシック" w:eastAsia="游ゴシック"/>
+                <w:b w:val="0"/>
+                <w:i w:val="0"/>
+                <w:sz w:val="17"/>
+              </w:rPr>
+              <w:t>2026-09</w:t>
+            </w:r>
+          </w:p>
+        </w:tc>
+        <w:tc>
+          <w:tcPr>
+            <w:tcW w:type="dxa" w:w="624"/>
+            <w:vAlign w:val="center"/>
+          </w:tcPr>
+          <w:p>
+            <w:pPr>
+              <w:spacing w:before="20" w:after="20"/>
+              <w:jc w:val="right"/>
+            </w:pPr>
+            <w:r>
+              <w:rPr>
+                <w:rFonts w:ascii="游ゴシック" w:hAnsi="游ゴシック" w:eastAsia="游ゴシック"/>
+                <w:b w:val="0"/>
+                <w:i w:val="0"/>
+                <w:sz w:val="17"/>
+              </w:rPr>
+              <w:t>0％</w:t>
+            </w:r>
+          </w:p>
+        </w:tc>
+        <w:tc>
+          <w:tcPr>
+            <w:tcW w:type="dxa" w:w="624"/>
+            <w:vAlign w:val="center"/>
+          </w:tcPr>
+          <w:p>
+            <w:pPr>
+              <w:spacing w:before="20" w:after="20"/>
+              <w:jc w:val="right"/>
+            </w:pPr>
+            <w:r>
+              <w:rPr>
+                <w:rFonts w:ascii="游ゴシック" w:hAnsi="游ゴシック" w:eastAsia="游ゴシック"/>
+                <w:b w:val="0"/>
+                <w:i w:val="0"/>
+                <w:sz w:val="17"/>
+              </w:rPr>
+              <w:t>100％</w:t>
+            </w:r>
+          </w:p>
+        </w:tc>
+        <w:tc>
+          <w:tcPr>
+            <w:tcW w:type="dxa" w:w="1134"/>
+            <w:vAlign w:val="center"/>
+          </w:tcPr>
+          <w:p>
+            <w:pPr>
+              <w:spacing w:before="20" w:after="20"/>
+            </w:pPr>
+            <w:r>
+              <w:rPr>
+                <w:rFonts w:ascii="游ゴシック" w:hAnsi="游ゴシック" w:eastAsia="游ゴシック"/>
+                <w:b w:val="0"/>
+                <w:i w:val="0"/>
+                <w:sz w:val="17"/>
+              </w:rPr>
+              <w:t>期限超過（1か月）</w:t>
+            </w:r>
+          </w:p>
+        </w:tc>
+        <w:tc>
+          <w:tcPr>
+            <w:tcW w:type="dxa" w:w="3231"/>
+            <w:vAlign w:val="center"/>
+          </w:tcPr>
+          <w:p>
+            <w:pPr>
+              <w:spacing w:before="20" w:after="20"/>
+            </w:pPr>
+            <w:r>
+              <w:rPr>
+                <w:rFonts w:ascii="游ゴシック" w:hAnsi="游ゴシック" w:eastAsia="游ゴシック"/>
+                <w:b w:val="0"/>
+                <w:i w:val="0"/>
+                <w:sz w:val="17"/>
+              </w:rPr>
+              <w:t>調査票の確定。</w:t>
+            </w:r>
+            <w:r>
+              <w:rPr>
+                <w:rFonts w:ascii="游ゴシック" w:hAnsi="游ゴシック" w:eastAsia="游ゴシック"/>
+                <w:b/>
+                <w:i w:val="0"/>
+                <w:sz w:val="17"/>
+              </w:rPr>
+              <w:t>墨印刷でのルビ可読性は実物校正が必要</w:t>
+            </w:r>
+          </w:p>
+        </w:tc>
+      </w:tr>
+      <w:tr>
+        <w:tc>
+          <w:tcPr>
+            <w:tcW w:type="dxa" w:w="510"/>
+            <w:vAlign w:val="center"/>
+          </w:tcPr>
+          <w:p>
+            <w:pPr>
+              <w:spacing w:before="20" w:after="20"/>
+            </w:pPr>
+            <w:r>
+              <w:rPr>
+                <w:rFonts w:ascii="游ゴシック" w:hAnsi="游ゴシック" w:eastAsia="游ゴシック"/>
+                <w:b w:val="0"/>
+                <w:i w:val="0"/>
+                <w:sz w:val="17"/>
+              </w:rPr>
+              <w:t>3-2</w:t>
+            </w:r>
+          </w:p>
+        </w:tc>
+        <w:tc>
+          <w:tcPr>
+            <w:tcW w:type="dxa" w:w="1928"/>
+            <w:vAlign w:val="center"/>
+          </w:tcPr>
+          <w:p>
+            <w:pPr>
+              <w:spacing w:before="20" w:after="20"/>
+            </w:pPr>
+            <w:r>
+              <w:rPr>
+                <w:rFonts w:ascii="游ゴシック" w:hAnsi="游ゴシック" w:eastAsia="游ゴシック"/>
+                <w:b w:val="0"/>
+                <w:i w:val="0"/>
+                <w:sz w:val="17"/>
+              </w:rPr>
+              <w:t>対象先の選定</w:t>
+            </w:r>
+          </w:p>
+        </w:tc>
+        <w:tc>
+          <w:tcPr>
+            <w:tcW w:type="dxa" w:w="850"/>
+            <w:vAlign w:val="center"/>
+          </w:tcPr>
+          <w:p>
+            <w:pPr>
+              <w:spacing w:before="20" w:after="20"/>
+            </w:pPr>
+            <w:r>
+              <w:rPr>
+                <w:rFonts w:ascii="游ゴシック" w:hAnsi="游ゴシック" w:eastAsia="游ゴシック"/>
+                <w:b w:val="0"/>
+                <w:i w:val="0"/>
+                <w:sz w:val="17"/>
+              </w:rPr>
+              <w:t>受託者・町</w:t>
+            </w:r>
+          </w:p>
+        </w:tc>
+        <w:tc>
+          <w:tcPr>
+            <w:tcW w:type="dxa" w:w="850"/>
+            <w:vAlign w:val="center"/>
+          </w:tcPr>
+          <w:p>
+            <w:pPr>
+              <w:spacing w:before="20" w:after="20"/>
+            </w:pPr>
+            <w:r>
+              <w:rPr>
+                <w:rFonts w:ascii="游ゴシック" w:hAnsi="游ゴシック" w:eastAsia="游ゴシック"/>
+                <w:b w:val="0"/>
+                <w:i w:val="0"/>
+                <w:sz w:val="17"/>
+              </w:rPr>
+              <w:t>2026-09</w:t>
+            </w:r>
+          </w:p>
+        </w:tc>
+        <w:tc>
+          <w:tcPr>
+            <w:tcW w:type="dxa" w:w="624"/>
+            <w:vAlign w:val="center"/>
+          </w:tcPr>
+          <w:p>
+            <w:pPr>
+              <w:spacing w:before="20" w:after="20"/>
+              <w:jc w:val="right"/>
+            </w:pPr>
+            <w:r>
+              <w:rPr>
+                <w:rFonts w:ascii="游ゴシック" w:hAnsi="游ゴシック" w:eastAsia="游ゴシック"/>
+                <w:b w:val="0"/>
+                <w:i w:val="0"/>
+                <w:sz w:val="17"/>
+              </w:rPr>
+              <w:t>0％</w:t>
+            </w:r>
+          </w:p>
+        </w:tc>
+        <w:tc>
+          <w:tcPr>
+            <w:tcW w:type="dxa" w:w="624"/>
+            <w:vAlign w:val="center"/>
+          </w:tcPr>
+          <w:p>
+            <w:pPr>
+              <w:spacing w:before="20" w:after="20"/>
+              <w:jc w:val="right"/>
+            </w:pPr>
+            <w:r>
+              <w:rPr>
+                <w:rFonts w:ascii="游ゴシック" w:hAnsi="游ゴシック" w:eastAsia="游ゴシック"/>
+                <w:b w:val="0"/>
+                <w:i w:val="0"/>
+                <w:sz w:val="17"/>
+              </w:rPr>
+              <w:t>100％</w:t>
+            </w:r>
+          </w:p>
+        </w:tc>
+        <w:tc>
+          <w:tcPr>
+            <w:tcW w:type="dxa" w:w="1134"/>
+            <w:vAlign w:val="center"/>
+          </w:tcPr>
+          <w:p>
+            <w:pPr>
+              <w:spacing w:before="20" w:after="20"/>
+            </w:pPr>
+            <w:r>
+              <w:rPr>
+                <w:rFonts w:ascii="游ゴシック" w:hAnsi="游ゴシック" w:eastAsia="游ゴシック"/>
+                <w:b w:val="0"/>
+                <w:i w:val="0"/>
+                <w:sz w:val="17"/>
+              </w:rPr>
+              <w:t>期限超過（1か月）</w:t>
+            </w:r>
+          </w:p>
+        </w:tc>
+        <w:tc>
+          <w:tcPr>
+            <w:tcW w:type="dxa" w:w="3231"/>
+            <w:vAlign w:val="center"/>
+          </w:tcPr>
+          <w:p>
+            <w:pPr>
+              <w:spacing w:before="20" w:after="20"/>
+            </w:pPr>
+            <w:r>
+              <w:rPr>
+                <w:rFonts w:ascii="游ゴシック" w:hAnsi="游ゴシック" w:eastAsia="游ゴシック"/>
+                <w:b/>
+                <w:i w:val="0"/>
+                <w:sz w:val="17"/>
+              </w:rPr>
+              <w:t>町のサービス実績（町内外事業所別・依頼票D4）</w:t>
+            </w:r>
+          </w:p>
+        </w:tc>
+      </w:tr>
+      <w:tr>
+        <w:tc>
+          <w:tcPr>
+            <w:tcW w:type="dxa" w:w="510"/>
+            <w:vAlign w:val="center"/>
+          </w:tcPr>
+          <w:p>
+            <w:pPr>
+              <w:spacing w:before="20" w:after="20"/>
+            </w:pPr>
+            <w:r>
+              <w:rPr>
+                <w:rFonts w:ascii="游ゴシック" w:hAnsi="游ゴシック" w:eastAsia="游ゴシック"/>
+                <w:b w:val="0"/>
+                <w:i w:val="0"/>
+                <w:sz w:val="17"/>
+              </w:rPr>
+              <w:t>2-4</w:t>
+            </w:r>
+          </w:p>
+        </w:tc>
+        <w:tc>
+          <w:tcPr>
+            <w:tcW w:type="dxa" w:w="1928"/>
+            <w:vAlign w:val="center"/>
+          </w:tcPr>
+          <w:p>
+            <w:pPr>
+              <w:spacing w:before="20" w:after="20"/>
+            </w:pPr>
+            <w:r>
+              <w:rPr>
+                <w:rFonts w:ascii="游ゴシック" w:hAnsi="游ゴシック" w:eastAsia="游ゴシック"/>
+                <w:b w:val="0"/>
+                <w:i w:val="0"/>
+                <w:sz w:val="17"/>
+              </w:rPr>
+              <w:t>調査票原案の町の確認</w:t>
+            </w:r>
+          </w:p>
+        </w:tc>
+        <w:tc>
+          <w:tcPr>
+            <w:tcW w:type="dxa" w:w="850"/>
+            <w:vAlign w:val="center"/>
+          </w:tcPr>
+          <w:p>
+            <w:pPr>
+              <w:spacing w:before="20" w:after="20"/>
+            </w:pPr>
+            <w:r>
+              <w:rPr>
+                <w:rFonts w:ascii="游ゴシック" w:hAnsi="游ゴシック" w:eastAsia="游ゴシック"/>
+                <w:b w:val="0"/>
+                <w:i w:val="0"/>
+                <w:sz w:val="17"/>
+              </w:rPr>
+              <w:t>町</w:t>
+            </w:r>
+          </w:p>
+        </w:tc>
+        <w:tc>
+          <w:tcPr>
+            <w:tcW w:type="dxa" w:w="850"/>
+            <w:vAlign w:val="center"/>
+          </w:tcPr>
+          <w:p>
+            <w:pPr>
+              <w:spacing w:before="20" w:after="20"/>
+            </w:pPr>
+            <w:r>
+              <w:rPr>
+                <w:rFonts w:ascii="游ゴシック" w:hAnsi="游ゴシック" w:eastAsia="游ゴシック"/>
+                <w:b w:val="0"/>
+                <w:i w:val="0"/>
+                <w:sz w:val="17"/>
+              </w:rPr>
+              <w:t>2026-08</w:t>
+            </w:r>
+          </w:p>
+        </w:tc>
+        <w:tc>
+          <w:tcPr>
+            <w:tcW w:type="dxa" w:w="624"/>
+            <w:vAlign w:val="center"/>
+          </w:tcPr>
+          <w:p>
+            <w:pPr>
+              <w:spacing w:before="20" w:after="20"/>
+              <w:jc w:val="right"/>
+            </w:pPr>
+            <w:r>
+              <w:rPr>
+                <w:rFonts w:ascii="游ゴシック" w:hAnsi="游ゴシック" w:eastAsia="游ゴシック"/>
+                <w:b w:val="0"/>
+                <w:i w:val="0"/>
+                <w:sz w:val="17"/>
+              </w:rPr>
+              <w:t>0％</w:t>
+            </w:r>
+          </w:p>
+        </w:tc>
+        <w:tc>
+          <w:tcPr>
+            <w:tcW w:type="dxa" w:w="624"/>
+            <w:vAlign w:val="center"/>
+          </w:tcPr>
+          <w:p>
+            <w:pPr>
+              <w:spacing w:before="20" w:after="20"/>
+              <w:jc w:val="right"/>
+            </w:pPr>
+            <w:r>
+              <w:rPr>
+                <w:rFonts w:ascii="游ゴシック" w:hAnsi="游ゴシック" w:eastAsia="游ゴシック"/>
+                <w:b w:val="0"/>
+                <w:i w:val="0"/>
+                <w:sz w:val="17"/>
+              </w:rPr>
+              <w:t>100％</w:t>
+            </w:r>
+          </w:p>
+        </w:tc>
+        <w:tc>
+          <w:tcPr>
+            <w:tcW w:type="dxa" w:w="1134"/>
+            <w:vAlign w:val="center"/>
+          </w:tcPr>
+          <w:p>
+            <w:pPr>
+              <w:spacing w:before="20" w:after="20"/>
+            </w:pPr>
+            <w:r>
+              <w:rPr>
+                <w:rFonts w:ascii="游ゴシック" w:hAnsi="游ゴシック" w:eastAsia="游ゴシック"/>
+                <w:b w:val="0"/>
+                <w:i w:val="0"/>
+                <w:sz w:val="17"/>
+              </w:rPr>
+              <w:t>期限超過（2か月）</w:t>
+            </w:r>
+          </w:p>
+        </w:tc>
+        <w:tc>
+          <w:tcPr>
+            <w:tcW w:type="dxa" w:w="3231"/>
+            <w:vAlign w:val="center"/>
+          </w:tcPr>
+          <w:p>
+            <w:pPr>
+              <w:spacing w:before="20" w:after="20"/>
+            </w:pPr>
+            <w:r>
+              <w:rPr>
+                <w:rFonts w:ascii="游ゴシック" w:hAnsi="游ゴシック" w:eastAsia="游ゴシック"/>
+                <w:b w:val="0"/>
+                <w:i w:val="0"/>
+                <w:sz w:val="17"/>
+              </w:rPr>
+              <w:t>調査票の復元</w:t>
+            </w:r>
+          </w:p>
+        </w:tc>
+      </w:tr>
+      <w:tr>
+        <w:tc>
+          <w:tcPr>
+            <w:tcW w:type="dxa" w:w="510"/>
+            <w:vAlign w:val="center"/>
+          </w:tcPr>
+          <w:p>
+            <w:pPr>
+              <w:spacing w:before="20" w:after="20"/>
+            </w:pPr>
+            <w:r>
+              <w:rPr>
+                <w:rFonts w:ascii="游ゴシック" w:hAnsi="游ゴシック" w:eastAsia="游ゴシック"/>
+                <w:b w:val="0"/>
+                <w:i w:val="0"/>
+                <w:sz w:val="17"/>
+              </w:rPr>
+              <w:t>2-7</w:t>
+            </w:r>
+          </w:p>
+        </w:tc>
+        <w:tc>
+          <w:tcPr>
+            <w:tcW w:type="dxa" w:w="1928"/>
+            <w:vAlign w:val="center"/>
+          </w:tcPr>
+          <w:p>
+            <w:pPr>
+              <w:spacing w:before="20" w:after="20"/>
+            </w:pPr>
+            <w:r>
+              <w:rPr>
+                <w:rFonts w:ascii="游ゴシック" w:hAnsi="游ゴシック" w:eastAsia="游ゴシック"/>
+                <w:b w:val="0"/>
+                <w:i w:val="0"/>
+                <w:sz w:val="17"/>
+              </w:rPr>
+              <w:t>宛名ラベルの作成</w:t>
+            </w:r>
+          </w:p>
+        </w:tc>
+        <w:tc>
+          <w:tcPr>
+            <w:tcW w:type="dxa" w:w="850"/>
+            <w:vAlign w:val="center"/>
+          </w:tcPr>
+          <w:p>
+            <w:pPr>
+              <w:spacing w:before="20" w:after="20"/>
+            </w:pPr>
+            <w:r>
+              <w:rPr>
+                <w:rFonts w:ascii="游ゴシック" w:hAnsi="游ゴシック" w:eastAsia="游ゴシック"/>
+                <w:b w:val="0"/>
+                <w:i w:val="0"/>
+                <w:sz w:val="17"/>
+              </w:rPr>
+              <w:t>受託者</w:t>
+            </w:r>
+          </w:p>
+        </w:tc>
+        <w:tc>
+          <w:tcPr>
+            <w:tcW w:type="dxa" w:w="850"/>
+            <w:vAlign w:val="center"/>
+          </w:tcPr>
+          <w:p>
+            <w:pPr>
+              <w:spacing w:before="20" w:after="20"/>
+            </w:pPr>
+            <w:r>
+              <w:rPr>
+                <w:rFonts w:ascii="游ゴシック" w:hAnsi="游ゴシック" w:eastAsia="游ゴシック"/>
+                <w:b w:val="0"/>
+                <w:i w:val="0"/>
+                <w:sz w:val="17"/>
+              </w:rPr>
+              <w:t>2026-09</w:t>
+            </w:r>
+          </w:p>
+        </w:tc>
+        <w:tc>
+          <w:tcPr>
+            <w:tcW w:type="dxa" w:w="624"/>
+            <w:vAlign w:val="center"/>
+          </w:tcPr>
+          <w:p>
+            <w:pPr>
+              <w:spacing w:before="20" w:after="20"/>
+              <w:jc w:val="right"/>
+            </w:pPr>
+            <w:r>
+              <w:rPr>
+                <w:rFonts w:ascii="游ゴシック" w:hAnsi="游ゴシック" w:eastAsia="游ゴシック"/>
+                <w:b w:val="0"/>
+                <w:i w:val="0"/>
+                <w:sz w:val="17"/>
+              </w:rPr>
+              <w:t>0％</w:t>
+            </w:r>
+          </w:p>
+        </w:tc>
+        <w:tc>
+          <w:tcPr>
+            <w:tcW w:type="dxa" w:w="624"/>
+            <w:vAlign w:val="center"/>
+          </w:tcPr>
+          <w:p>
+            <w:pPr>
+              <w:spacing w:before="20" w:after="20"/>
+              <w:jc w:val="right"/>
+            </w:pPr>
+            <w:r>
+              <w:rPr>
+                <w:rFonts w:ascii="游ゴシック" w:hAnsi="游ゴシック" w:eastAsia="游ゴシック"/>
+                <w:b w:val="0"/>
+                <w:i w:val="0"/>
+                <w:sz w:val="17"/>
+              </w:rPr>
+              <w:t>100％</w:t>
+            </w:r>
+          </w:p>
+        </w:tc>
+        <w:tc>
+          <w:tcPr>
+            <w:tcW w:type="dxa" w:w="1134"/>
+            <w:vAlign w:val="center"/>
+          </w:tcPr>
+          <w:p>
+            <w:pPr>
+              <w:spacing w:before="20" w:after="20"/>
+            </w:pPr>
+            <w:r>
+              <w:rPr>
+                <w:rFonts w:ascii="游ゴシック" w:hAnsi="游ゴシック" w:eastAsia="游ゴシック"/>
+                <w:b w:val="0"/>
+                <w:i w:val="0"/>
+                <w:sz w:val="17"/>
+              </w:rPr>
+              <w:t>期限超過（1か月）</w:t>
+            </w:r>
+          </w:p>
+        </w:tc>
+        <w:tc>
+          <w:tcPr>
+            <w:tcW w:type="dxa" w:w="3231"/>
+            <w:vAlign w:val="center"/>
+          </w:tcPr>
+          <w:p>
+            <w:pPr>
+              <w:spacing w:before="20" w:after="20"/>
+            </w:pPr>
+            <w:r>
+              <w:rPr>
+                <w:rFonts w:ascii="游ゴシック" w:hAnsi="游ゴシック" w:eastAsia="游ゴシック"/>
+                <w:b w:val="0"/>
+                <w:i w:val="0"/>
+                <w:sz w:val="17"/>
+              </w:rPr>
+              <w:t>対象者の抽出</w:t>
+            </w:r>
+          </w:p>
+        </w:tc>
+      </w:tr>
+      <w:tr>
+        <w:tc>
+          <w:tcPr>
+            <w:tcW w:type="dxa" w:w="510"/>
+            <w:vAlign w:val="center"/>
+          </w:tcPr>
+          <w:p>
+            <w:pPr>
+              <w:spacing w:before="20" w:after="20"/>
+            </w:pPr>
+            <w:r>
+              <w:rPr>
+                <w:rFonts w:ascii="游ゴシック" w:hAnsi="游ゴシック" w:eastAsia="游ゴシック"/>
+                <w:b w:val="0"/>
+                <w:i w:val="0"/>
+                <w:sz w:val="17"/>
+              </w:rPr>
+              <w:t>3-3</w:t>
+            </w:r>
+          </w:p>
+        </w:tc>
+        <w:tc>
+          <w:tcPr>
+            <w:tcW w:type="dxa" w:w="1928"/>
+            <w:vAlign w:val="center"/>
+          </w:tcPr>
+          <w:p>
+            <w:pPr>
+              <w:spacing w:before="20" w:after="20"/>
+            </w:pPr>
+            <w:r>
+              <w:rPr>
+                <w:rFonts w:ascii="游ゴシック" w:hAnsi="游ゴシック" w:eastAsia="游ゴシック"/>
+                <w:b w:val="0"/>
+                <w:i w:val="0"/>
+                <w:sz w:val="17"/>
+              </w:rPr>
+              <w:t>依頼の送付・日程調整</w:t>
+            </w:r>
+          </w:p>
+        </w:tc>
+        <w:tc>
+          <w:tcPr>
+            <w:tcW w:type="dxa" w:w="850"/>
+            <w:vAlign w:val="center"/>
+          </w:tcPr>
+          <w:p>
+            <w:pPr>
+              <w:spacing w:before="20" w:after="20"/>
+            </w:pPr>
+            <w:r>
+              <w:rPr>
+                <w:rFonts w:ascii="游ゴシック" w:hAnsi="游ゴシック" w:eastAsia="游ゴシック"/>
+                <w:b w:val="0"/>
+                <w:i w:val="0"/>
+                <w:sz w:val="17"/>
+              </w:rPr>
+              <w:t>受託者</w:t>
+            </w:r>
+          </w:p>
+        </w:tc>
+        <w:tc>
+          <w:tcPr>
+            <w:tcW w:type="dxa" w:w="850"/>
+            <w:vAlign w:val="center"/>
+          </w:tcPr>
+          <w:p>
+            <w:pPr>
+              <w:spacing w:before="20" w:after="20"/>
+            </w:pPr>
+            <w:r>
+              <w:rPr>
+                <w:rFonts w:ascii="游ゴシック" w:hAnsi="游ゴシック" w:eastAsia="游ゴシック"/>
+                <w:b w:val="0"/>
+                <w:i w:val="0"/>
+                <w:sz w:val="17"/>
+              </w:rPr>
+              <w:t>2026-09</w:t>
+            </w:r>
+          </w:p>
+        </w:tc>
+        <w:tc>
+          <w:tcPr>
+            <w:tcW w:type="dxa" w:w="624"/>
+            <w:vAlign w:val="center"/>
+          </w:tcPr>
+          <w:p>
+            <w:pPr>
+              <w:spacing w:before="20" w:after="20"/>
+              <w:jc w:val="right"/>
+            </w:pPr>
+            <w:r>
+              <w:rPr>
+                <w:rFonts w:ascii="游ゴシック" w:hAnsi="游ゴシック" w:eastAsia="游ゴシック"/>
+                <w:b w:val="0"/>
+                <w:i w:val="0"/>
+                <w:sz w:val="17"/>
+              </w:rPr>
+              <w:t>0％</w:t>
+            </w:r>
+          </w:p>
+        </w:tc>
+        <w:tc>
+          <w:tcPr>
+            <w:tcW w:type="dxa" w:w="624"/>
+            <w:vAlign w:val="center"/>
+          </w:tcPr>
+          <w:p>
+            <w:pPr>
+              <w:spacing w:before="20" w:after="20"/>
+              <w:jc w:val="right"/>
+            </w:pPr>
+            <w:r>
+              <w:rPr>
+                <w:rFonts w:ascii="游ゴシック" w:hAnsi="游ゴシック" w:eastAsia="游ゴシック"/>
+                <w:b w:val="0"/>
+                <w:i w:val="0"/>
+                <w:sz w:val="17"/>
+              </w:rPr>
+              <w:t>100％</w:t>
+            </w:r>
+          </w:p>
+        </w:tc>
+        <w:tc>
+          <w:tcPr>
+            <w:tcW w:type="dxa" w:w="1134"/>
+            <w:vAlign w:val="center"/>
+          </w:tcPr>
+          <w:p>
+            <w:pPr>
+              <w:spacing w:before="20" w:after="20"/>
+            </w:pPr>
+            <w:r>
+              <w:rPr>
+                <w:rFonts w:ascii="游ゴシック" w:hAnsi="游ゴシック" w:eastAsia="游ゴシック"/>
+                <w:b w:val="0"/>
+                <w:i w:val="0"/>
+                <w:sz w:val="17"/>
+              </w:rPr>
+              <w:t>期限超過（1か月）</w:t>
+            </w:r>
+          </w:p>
+        </w:tc>
+        <w:tc>
+          <w:tcPr>
+            <w:tcW w:type="dxa" w:w="3231"/>
+            <w:vAlign w:val="center"/>
+          </w:tcPr>
+          <w:p>
+            <w:pPr>
+              <w:spacing w:before="20" w:after="20"/>
+            </w:pPr>
+            <w:r>
+              <w:rPr>
+                <w:rFonts w:ascii="游ゴシック" w:hAnsi="游ゴシック" w:eastAsia="游ゴシック"/>
+                <w:b w:val="0"/>
+                <w:i w:val="0"/>
+                <w:sz w:val="17"/>
+              </w:rPr>
+              <w:t>対象先の選定</w:t>
+            </w:r>
+          </w:p>
+        </w:tc>
+      </w:tr>
+      <w:tr>
+        <w:tc>
+          <w:tcPr>
+            <w:tcW w:type="dxa" w:w="510"/>
+            <w:vAlign w:val="center"/>
+          </w:tcPr>
+          <w:p>
+            <w:pPr>
+              <w:spacing w:before="20" w:after="20"/>
+            </w:pPr>
+            <w:r>
+              <w:rPr>
+                <w:rFonts w:ascii="游ゴシック" w:hAnsi="游ゴシック" w:eastAsia="游ゴシック"/>
+                <w:b w:val="0"/>
+                <w:i w:val="0"/>
+                <w:sz w:val="17"/>
+              </w:rPr>
+              <w:t>2-3</w:t>
+            </w:r>
+          </w:p>
+        </w:tc>
+        <w:tc>
+          <w:tcPr>
+            <w:tcW w:type="dxa" w:w="1928"/>
+            <w:vAlign w:val="center"/>
+          </w:tcPr>
+          <w:p>
+            <w:pPr>
+              <w:spacing w:before="20" w:after="20"/>
+            </w:pPr>
+            <w:r>
+              <w:rPr>
+                <w:rFonts w:ascii="游ゴシック" w:hAnsi="游ゴシック" w:eastAsia="游ゴシック"/>
+                <w:b w:val="0"/>
+                <w:i w:val="0"/>
+                <w:sz w:val="17"/>
+              </w:rPr>
+              <w:t>調査票の作成と補修正</w:t>
+            </w:r>
+          </w:p>
+        </w:tc>
+        <w:tc>
+          <w:tcPr>
+            <w:tcW w:type="dxa" w:w="850"/>
+            <w:vAlign w:val="center"/>
+          </w:tcPr>
+          <w:p>
+            <w:pPr>
+              <w:spacing w:before="20" w:after="20"/>
+            </w:pPr>
+            <w:r>
+              <w:rPr>
+                <w:rFonts w:ascii="游ゴシック" w:hAnsi="游ゴシック" w:eastAsia="游ゴシック"/>
+                <w:b w:val="0"/>
+                <w:i w:val="0"/>
+                <w:sz w:val="17"/>
+              </w:rPr>
+              <w:t>受託者</w:t>
+            </w:r>
+          </w:p>
+        </w:tc>
+        <w:tc>
+          <w:tcPr>
+            <w:tcW w:type="dxa" w:w="850"/>
+            <w:vAlign w:val="center"/>
+          </w:tcPr>
+          <w:p>
+            <w:pPr>
+              <w:spacing w:before="20" w:after="20"/>
+            </w:pPr>
+            <w:r>
+              <w:rPr>
+                <w:rFonts w:ascii="游ゴシック" w:hAnsi="游ゴシック" w:eastAsia="游ゴシック"/>
+                <w:b w:val="0"/>
+                <w:i w:val="0"/>
+                <w:sz w:val="17"/>
+              </w:rPr>
+              <w:t>2026-08</w:t>
+            </w:r>
+          </w:p>
+        </w:tc>
+        <w:tc>
+          <w:tcPr>
+            <w:tcW w:type="dxa" w:w="624"/>
+            <w:vAlign w:val="center"/>
+          </w:tcPr>
+          <w:p>
+            <w:pPr>
+              <w:spacing w:before="20" w:after="20"/>
+              <w:jc w:val="right"/>
+            </w:pPr>
+            <w:r>
+              <w:rPr>
+                <w:rFonts w:ascii="游ゴシック" w:hAnsi="游ゴシック" w:eastAsia="游ゴシック"/>
+                <w:b w:val="0"/>
+                <w:i w:val="0"/>
+                <w:sz w:val="17"/>
+              </w:rPr>
+              <w:t>20％</w:t>
+            </w:r>
+          </w:p>
+        </w:tc>
+        <w:tc>
+          <w:tcPr>
+            <w:tcW w:type="dxa" w:w="624"/>
+            <w:vAlign w:val="center"/>
+          </w:tcPr>
+          <w:p>
+            <w:pPr>
+              <w:spacing w:before="20" w:after="20"/>
+              <w:jc w:val="right"/>
+            </w:pPr>
+            <w:r>
+              <w:rPr>
+                <w:rFonts w:ascii="游ゴシック" w:hAnsi="游ゴシック" w:eastAsia="游ゴシック"/>
+                <w:b w:val="0"/>
+                <w:i w:val="0"/>
+                <w:sz w:val="17"/>
+              </w:rPr>
+              <w:t>100％</w:t>
+            </w:r>
+          </w:p>
+        </w:tc>
+        <w:tc>
+          <w:tcPr>
+            <w:tcW w:type="dxa" w:w="1134"/>
+            <w:vAlign w:val="center"/>
+          </w:tcPr>
+          <w:p>
+            <w:pPr>
+              <w:spacing w:before="20" w:after="20"/>
+            </w:pPr>
+            <w:r>
+              <w:rPr>
+                <w:rFonts w:ascii="游ゴシック" w:hAnsi="游ゴシック" w:eastAsia="游ゴシック"/>
+                <w:b w:val="0"/>
+                <w:i w:val="0"/>
+                <w:sz w:val="17"/>
+              </w:rPr>
+              <w:t>期限超過（2か月）</w:t>
+            </w:r>
+          </w:p>
+        </w:tc>
+        <w:tc>
+          <w:tcPr>
+            <w:tcW w:type="dxa" w:w="3231"/>
+            <w:vAlign w:val="center"/>
+          </w:tcPr>
+          <w:p>
+            <w:pPr>
+              <w:spacing w:before="20" w:after="20"/>
+            </w:pPr>
+            <w:r>
+              <w:rPr>
+                <w:rFonts w:ascii="游ゴシック" w:hAnsi="游ゴシック" w:eastAsia="游ゴシック"/>
+                <w:b/>
+                <w:i w:val="0"/>
+                <w:sz w:val="17"/>
+              </w:rPr>
+              <w:t>★0727版が手元にない（依頼票D1）。工程全体の律速</w:t>
+            </w:r>
+          </w:p>
+        </w:tc>
+      </w:tr>
+      <w:tr>
+        <w:tc>
+          <w:tcPr>
+            <w:tcW w:type="dxa" w:w="510"/>
+            <w:vAlign w:val="center"/>
+          </w:tcPr>
+          <w:p>
+            <w:pPr>
+              <w:spacing w:before="20" w:after="20"/>
+            </w:pPr>
+            <w:r>
+              <w:rPr>
+                <w:rFonts w:ascii="游ゴシック" w:hAnsi="游ゴシック" w:eastAsia="游ゴシック"/>
+                <w:b w:val="0"/>
+                <w:i w:val="0"/>
+                <w:sz w:val="17"/>
+              </w:rPr>
+              <w:t>2-5</w:t>
+            </w:r>
+          </w:p>
+        </w:tc>
+        <w:tc>
+          <w:tcPr>
+            <w:tcW w:type="dxa" w:w="1928"/>
+            <w:vAlign w:val="center"/>
+          </w:tcPr>
+          <w:p>
+            <w:pPr>
+              <w:spacing w:before="20" w:after="20"/>
+            </w:pPr>
+            <w:r>
+              <w:rPr>
+                <w:rFonts w:ascii="游ゴシック" w:hAnsi="游ゴシック" w:eastAsia="游ゴシック"/>
+                <w:b w:val="0"/>
+                <w:i w:val="0"/>
+                <w:sz w:val="17"/>
+              </w:rPr>
+              <w:t>対象者の抽出</w:t>
+            </w:r>
+          </w:p>
+        </w:tc>
+        <w:tc>
+          <w:tcPr>
+            <w:tcW w:type="dxa" w:w="850"/>
+            <w:vAlign w:val="center"/>
+          </w:tcPr>
+          <w:p>
+            <w:pPr>
+              <w:spacing w:before="20" w:after="20"/>
+            </w:pPr>
+            <w:r>
+              <w:rPr>
+                <w:rFonts w:ascii="游ゴシック" w:hAnsi="游ゴシック" w:eastAsia="游ゴシック"/>
+                <w:b w:val="0"/>
+                <w:i w:val="0"/>
+                <w:sz w:val="17"/>
+              </w:rPr>
+              <w:t>町</w:t>
+            </w:r>
+          </w:p>
+        </w:tc>
+        <w:tc>
+          <w:tcPr>
+            <w:tcW w:type="dxa" w:w="850"/>
+            <w:vAlign w:val="center"/>
+          </w:tcPr>
+          <w:p>
+            <w:pPr>
+              <w:spacing w:before="20" w:after="20"/>
+            </w:pPr>
+            <w:r>
+              <w:rPr>
+                <w:rFonts w:ascii="游ゴシック" w:hAnsi="游ゴシック" w:eastAsia="游ゴシック"/>
+                <w:b w:val="0"/>
+                <w:i w:val="0"/>
+                <w:sz w:val="17"/>
+              </w:rPr>
+              <w:t>2026-09</w:t>
+            </w:r>
+          </w:p>
+        </w:tc>
+        <w:tc>
+          <w:tcPr>
+            <w:tcW w:type="dxa" w:w="624"/>
+            <w:vAlign w:val="center"/>
+          </w:tcPr>
+          <w:p>
+            <w:pPr>
+              <w:spacing w:before="20" w:after="20"/>
+              <w:jc w:val="right"/>
+            </w:pPr>
+            <w:r>
+              <w:rPr>
+                <w:rFonts w:ascii="游ゴシック" w:hAnsi="游ゴシック" w:eastAsia="游ゴシック"/>
+                <w:b w:val="0"/>
+                <w:i w:val="0"/>
+                <w:sz w:val="17"/>
+              </w:rPr>
+              <w:t>30％</w:t>
+            </w:r>
+          </w:p>
+        </w:tc>
+        <w:tc>
+          <w:tcPr>
+            <w:tcW w:type="dxa" w:w="624"/>
+            <w:vAlign w:val="center"/>
+          </w:tcPr>
+          <w:p>
+            <w:pPr>
+              <w:spacing w:before="20" w:after="20"/>
+              <w:jc w:val="right"/>
+            </w:pPr>
+            <w:r>
+              <w:rPr>
+                <w:rFonts w:ascii="游ゴシック" w:hAnsi="游ゴシック" w:eastAsia="游ゴシック"/>
+                <w:b w:val="0"/>
+                <w:i w:val="0"/>
+                <w:sz w:val="17"/>
+              </w:rPr>
+              <w:t>100％</w:t>
+            </w:r>
+          </w:p>
+        </w:tc>
+        <w:tc>
+          <w:tcPr>
+            <w:tcW w:type="dxa" w:w="1134"/>
+            <w:vAlign w:val="center"/>
+          </w:tcPr>
+          <w:p>
+            <w:pPr>
+              <w:spacing w:before="20" w:after="20"/>
+            </w:pPr>
+            <w:r>
+              <w:rPr>
+                <w:rFonts w:ascii="游ゴシック" w:hAnsi="游ゴシック" w:eastAsia="游ゴシック"/>
+                <w:b w:val="0"/>
+                <w:i w:val="0"/>
+                <w:sz w:val="17"/>
+              </w:rPr>
+              <w:t>期限超過（1か月）</w:t>
+            </w:r>
+          </w:p>
+        </w:tc>
+        <w:tc>
+          <w:tcPr>
+            <w:tcW w:type="dxa" w:w="3231"/>
+            <w:vAlign w:val="center"/>
+          </w:tcPr>
+          <w:p>
+            <w:pPr>
+              <w:spacing w:before="20" w:after="20"/>
+            </w:pPr>
+            <w:r>
+              <w:rPr>
+                <w:rFonts w:ascii="游ゴシック" w:hAnsi="游ゴシック" w:eastAsia="游ゴシック"/>
+                <w:b/>
+                <w:i w:val="0"/>
+                <w:sz w:val="17"/>
+              </w:rPr>
+              <w:t>町による区分ごとの実数の回答（依頼票D2）。所管課をまたぐ照会で2〜3週間</w:t>
+            </w:r>
+          </w:p>
+        </w:tc>
+      </w:tr>
+      <w:tr>
+        <w:tc>
+          <w:tcPr>
+            <w:tcW w:type="dxa" w:w="510"/>
+            <w:vAlign w:val="center"/>
+          </w:tcPr>
+          <w:p>
+            <w:pPr>
+              <w:spacing w:before="20" w:after="20"/>
+            </w:pPr>
+            <w:r>
+              <w:rPr>
+                <w:rFonts w:ascii="游ゴシック" w:hAnsi="游ゴシック" w:eastAsia="游ゴシック"/>
+                <w:b w:val="0"/>
+                <w:i w:val="0"/>
+                <w:sz w:val="17"/>
+              </w:rPr>
+              <w:t>1-7</w:t>
+            </w:r>
+          </w:p>
+        </w:tc>
+        <w:tc>
+          <w:tcPr>
+            <w:tcW w:type="dxa" w:w="1928"/>
+            <w:vAlign w:val="center"/>
+          </w:tcPr>
+          <w:p>
+            <w:pPr>
+              <w:spacing w:before="20" w:after="20"/>
+            </w:pPr>
+            <w:r>
+              <w:rPr>
+                <w:rFonts w:ascii="游ゴシック" w:hAnsi="游ゴシック" w:eastAsia="游ゴシック"/>
+                <w:b w:val="0"/>
+                <w:i w:val="0"/>
+                <w:sz w:val="17"/>
+              </w:rPr>
+              <w:t>工程変更の協議と打合せ記録の作成</w:t>
+            </w:r>
+          </w:p>
+        </w:tc>
+        <w:tc>
+          <w:tcPr>
+            <w:tcW w:type="dxa" w:w="850"/>
+            <w:vAlign w:val="center"/>
+          </w:tcPr>
+          <w:p>
+            <w:pPr>
+              <w:spacing w:before="20" w:after="20"/>
+            </w:pPr>
+            <w:r>
+              <w:rPr>
+                <w:rFonts w:ascii="游ゴシック" w:hAnsi="游ゴシック" w:eastAsia="游ゴシック"/>
+                <w:b w:val="0"/>
+                <w:i w:val="0"/>
+                <w:sz w:val="17"/>
+              </w:rPr>
+              <w:t>受託者・町</w:t>
+            </w:r>
+          </w:p>
+        </w:tc>
+        <w:tc>
+          <w:tcPr>
+            <w:tcW w:type="dxa" w:w="850"/>
+            <w:vAlign w:val="center"/>
+          </w:tcPr>
+          <w:p>
+            <w:pPr>
+              <w:spacing w:before="20" w:after="20"/>
+            </w:pPr>
+            <w:r>
+              <w:rPr>
+                <w:rFonts w:ascii="游ゴシック" w:hAnsi="游ゴシック" w:eastAsia="游ゴシック"/>
+                <w:b w:val="0"/>
+                <w:i w:val="0"/>
+                <w:sz w:val="17"/>
+              </w:rPr>
+              <w:t>2026-08</w:t>
+            </w:r>
+          </w:p>
+        </w:tc>
+        <w:tc>
+          <w:tcPr>
+            <w:tcW w:type="dxa" w:w="624"/>
+            <w:vAlign w:val="center"/>
+          </w:tcPr>
+          <w:p>
+            <w:pPr>
+              <w:spacing w:before="20" w:after="20"/>
+              <w:jc w:val="right"/>
+            </w:pPr>
+            <w:r>
+              <w:rPr>
+                <w:rFonts w:ascii="游ゴシック" w:hAnsi="游ゴシック" w:eastAsia="游ゴシック"/>
+                <w:b w:val="0"/>
+                <w:i w:val="0"/>
+                <w:sz w:val="17"/>
+              </w:rPr>
+              <w:t>40％</w:t>
+            </w:r>
+          </w:p>
+        </w:tc>
+        <w:tc>
+          <w:tcPr>
+            <w:tcW w:type="dxa" w:w="624"/>
+            <w:vAlign w:val="center"/>
+          </w:tcPr>
+          <w:p>
+            <w:pPr>
+              <w:spacing w:before="20" w:after="20"/>
+              <w:jc w:val="right"/>
+            </w:pPr>
+            <w:r>
+              <w:rPr>
+                <w:rFonts w:ascii="游ゴシック" w:hAnsi="游ゴシック" w:eastAsia="游ゴシック"/>
+                <w:b w:val="0"/>
+                <w:i w:val="0"/>
+                <w:sz w:val="17"/>
+              </w:rPr>
+              <w:t>100％</w:t>
+            </w:r>
+          </w:p>
+        </w:tc>
+        <w:tc>
+          <w:tcPr>
+            <w:tcW w:type="dxa" w:w="1134"/>
+            <w:vAlign w:val="center"/>
+          </w:tcPr>
+          <w:p>
+            <w:pPr>
+              <w:spacing w:before="20" w:after="20"/>
+            </w:pPr>
+            <w:r>
+              <w:rPr>
+                <w:rFonts w:ascii="游ゴシック" w:hAnsi="游ゴシック" w:eastAsia="游ゴシック"/>
+                <w:b w:val="0"/>
+                <w:i w:val="0"/>
+                <w:sz w:val="17"/>
+              </w:rPr>
+              <w:t>期限超過（2か月）</w:t>
+            </w:r>
+          </w:p>
+        </w:tc>
+        <w:tc>
+          <w:tcPr>
+            <w:tcW w:type="dxa" w:w="3231"/>
+            <w:vAlign w:val="center"/>
+          </w:tcPr>
+          <w:p>
+            <w:pPr>
+              <w:spacing w:before="20" w:after="20"/>
+            </w:pPr>
+            <w:r>
+              <w:rPr>
+                <w:rFonts w:ascii="游ゴシック" w:hAnsi="游ゴシック" w:eastAsia="游ゴシック"/>
+                <w:b/>
+                <w:i w:val="0"/>
+                <w:sz w:val="17"/>
+              </w:rPr>
+              <w:t>町との協議。8月19日の協議会またはその前後に行う</w:t>
+            </w:r>
+          </w:p>
+        </w:tc>
+      </w:tr>
+      <w:tr>
+        <w:tc>
+          <w:tcPr>
+            <w:tcW w:type="dxa" w:w="510"/>
+            <w:vAlign w:val="center"/>
+          </w:tcPr>
+          <w:p>
+            <w:pPr>
+              <w:spacing w:before="20" w:after="20"/>
+            </w:pPr>
+            <w:r>
+              <w:rPr>
+                <w:rFonts w:ascii="游ゴシック" w:hAnsi="游ゴシック" w:eastAsia="游ゴシック"/>
+                <w:b w:val="0"/>
+                <w:i w:val="0"/>
+                <w:sz w:val="17"/>
+              </w:rPr>
+              <w:t>3-4</w:t>
+            </w:r>
+          </w:p>
+        </w:tc>
+        <w:tc>
+          <w:tcPr>
+            <w:tcW w:type="dxa" w:w="1928"/>
+            <w:vAlign w:val="center"/>
+          </w:tcPr>
+          <w:p>
+            <w:pPr>
+              <w:spacing w:before="20" w:after="20"/>
+            </w:pPr>
+            <w:r>
+              <w:rPr>
+                <w:rFonts w:ascii="游ゴシック" w:hAnsi="游ゴシック" w:eastAsia="游ゴシック"/>
+                <w:b w:val="0"/>
+                <w:i w:val="0"/>
+                <w:sz w:val="17"/>
+              </w:rPr>
+              <w:t>ヒアリングの実施</w:t>
+            </w:r>
+          </w:p>
+        </w:tc>
+        <w:tc>
+          <w:tcPr>
+            <w:tcW w:type="dxa" w:w="850"/>
+            <w:vAlign w:val="center"/>
+          </w:tcPr>
+          <w:p>
+            <w:pPr>
+              <w:spacing w:before="20" w:after="20"/>
+            </w:pPr>
+            <w:r>
+              <w:rPr>
+                <w:rFonts w:ascii="游ゴシック" w:hAnsi="游ゴシック" w:eastAsia="游ゴシック"/>
+                <w:b w:val="0"/>
+                <w:i w:val="0"/>
+                <w:sz w:val="17"/>
+              </w:rPr>
+              <w:t>受託者</w:t>
+            </w:r>
+          </w:p>
+        </w:tc>
+        <w:tc>
+          <w:tcPr>
+            <w:tcW w:type="dxa" w:w="850"/>
+            <w:vAlign w:val="center"/>
+          </w:tcPr>
+          <w:p>
+            <w:pPr>
+              <w:spacing w:before="20" w:after="20"/>
+            </w:pPr>
+            <w:r>
+              <w:rPr>
+                <w:rFonts w:ascii="游ゴシック" w:hAnsi="游ゴシック" w:eastAsia="游ゴシック"/>
+                <w:b w:val="0"/>
+                <w:i w:val="0"/>
+                <w:sz w:val="17"/>
+              </w:rPr>
+              <w:t>2026-10</w:t>
+            </w:r>
+          </w:p>
+        </w:tc>
+        <w:tc>
+          <w:tcPr>
+            <w:tcW w:type="dxa" w:w="624"/>
+            <w:vAlign w:val="center"/>
+          </w:tcPr>
+          <w:p>
+            <w:pPr>
+              <w:spacing w:before="20" w:after="20"/>
+              <w:jc w:val="right"/>
+            </w:pPr>
+            <w:r>
+              <w:rPr>
+                <w:rFonts w:ascii="游ゴシック" w:hAnsi="游ゴシック" w:eastAsia="游ゴシック"/>
+                <w:b w:val="0"/>
+                <w:i w:val="0"/>
+                <w:sz w:val="17"/>
+              </w:rPr>
+              <w:t>0％</w:t>
+            </w:r>
+          </w:p>
+        </w:tc>
+        <w:tc>
+          <w:tcPr>
+            <w:tcW w:type="dxa" w:w="624"/>
+            <w:vAlign w:val="center"/>
+          </w:tcPr>
+          <w:p>
+            <w:pPr>
+              <w:spacing w:before="20" w:after="20"/>
+              <w:jc w:val="right"/>
+            </w:pPr>
+            <w:r>
+              <w:rPr>
+                <w:rFonts w:ascii="游ゴシック" w:hAnsi="游ゴシック" w:eastAsia="游ゴシック"/>
+                <w:b w:val="0"/>
+                <w:i w:val="0"/>
+                <w:sz w:val="17"/>
+              </w:rPr>
+              <w:t>50％</w:t>
+            </w:r>
+          </w:p>
+        </w:tc>
+        <w:tc>
+          <w:tcPr>
+            <w:tcW w:type="dxa" w:w="1134"/>
+            <w:vAlign w:val="center"/>
+          </w:tcPr>
+          <w:p>
+            <w:pPr>
+              <w:spacing w:before="20" w:after="20"/>
+            </w:pPr>
+            <w:r>
+              <w:rPr>
+                <w:rFonts w:ascii="游ゴシック" w:hAnsi="游ゴシック" w:eastAsia="游ゴシック"/>
+                <w:b w:val="0"/>
+                <w:i w:val="0"/>
+                <w:sz w:val="17"/>
+              </w:rPr>
+              <w:t>遅れ</w:t>
+            </w:r>
+          </w:p>
+        </w:tc>
+        <w:tc>
+          <w:tcPr>
+            <w:tcW w:type="dxa" w:w="3231"/>
+            <w:vAlign w:val="center"/>
+          </w:tcPr>
+          <w:p>
+            <w:pPr>
+              <w:spacing w:before="20" w:after="20"/>
+            </w:pPr>
+            <w:r>
+              <w:rPr>
+                <w:rFonts w:ascii="游ゴシック" w:hAnsi="游ゴシック" w:eastAsia="游ゴシック"/>
+                <w:b w:val="0"/>
+                <w:i w:val="0"/>
+                <w:sz w:val="17"/>
+              </w:rPr>
+              <w:t>日程調整</w:t>
+            </w:r>
+          </w:p>
+        </w:tc>
+      </w:tr>
+      <w:tr>
+        <w:tc>
+          <w:tcPr>
+            <w:tcW w:type="dxa" w:w="510"/>
+            <w:vAlign w:val="center"/>
+          </w:tcPr>
+          <w:p>
+            <w:pPr>
+              <w:spacing w:before="20" w:after="20"/>
+            </w:pPr>
+            <w:r>
+              <w:rPr>
+                <w:rFonts w:ascii="游ゴシック" w:hAnsi="游ゴシック" w:eastAsia="游ゴシック"/>
+                <w:b w:val="0"/>
+                <w:i w:val="0"/>
+                <w:sz w:val="17"/>
+              </w:rPr>
+              <w:t>2-8</w:t>
+            </w:r>
+          </w:p>
+        </w:tc>
+        <w:tc>
+          <w:tcPr>
+            <w:tcW w:type="dxa" w:w="1928"/>
+            <w:vAlign w:val="center"/>
+          </w:tcPr>
+          <w:p>
+            <w:pPr>
+              <w:spacing w:before="20" w:after="20"/>
+            </w:pPr>
+            <w:r>
+              <w:rPr>
+                <w:rFonts w:ascii="游ゴシック" w:hAnsi="游ゴシック" w:eastAsia="游ゴシック"/>
+                <w:b w:val="0"/>
+                <w:i w:val="0"/>
+                <w:sz w:val="17"/>
+              </w:rPr>
+              <w:t>調査の発送・回収</w:t>
+            </w:r>
+          </w:p>
+        </w:tc>
+        <w:tc>
+          <w:tcPr>
+            <w:tcW w:type="dxa" w:w="850"/>
+            <w:vAlign w:val="center"/>
+          </w:tcPr>
+          <w:p>
+            <w:pPr>
+              <w:spacing w:before="20" w:after="20"/>
+            </w:pPr>
+            <w:r>
+              <w:rPr>
+                <w:rFonts w:ascii="游ゴシック" w:hAnsi="游ゴシック" w:eastAsia="游ゴシック"/>
+                <w:b w:val="0"/>
+                <w:i w:val="0"/>
+                <w:sz w:val="17"/>
+              </w:rPr>
+              <w:t>受託者</w:t>
+            </w:r>
+          </w:p>
+        </w:tc>
+        <w:tc>
+          <w:tcPr>
+            <w:tcW w:type="dxa" w:w="850"/>
+            <w:vAlign w:val="center"/>
+          </w:tcPr>
+          <w:p>
+            <w:pPr>
+              <w:spacing w:before="20" w:after="20"/>
+            </w:pPr>
+            <w:r>
+              <w:rPr>
+                <w:rFonts w:ascii="游ゴシック" w:hAnsi="游ゴシック" w:eastAsia="游ゴシック"/>
+                <w:b w:val="0"/>
+                <w:i w:val="0"/>
+                <w:sz w:val="17"/>
+              </w:rPr>
+              <w:t>2026-10</w:t>
+            </w:r>
+          </w:p>
+        </w:tc>
+        <w:tc>
+          <w:tcPr>
+            <w:tcW w:type="dxa" w:w="624"/>
+            <w:vAlign w:val="center"/>
+          </w:tcPr>
+          <w:p>
+            <w:pPr>
+              <w:spacing w:before="20" w:after="20"/>
+              <w:jc w:val="right"/>
+            </w:pPr>
+            <w:r>
+              <w:rPr>
+                <w:rFonts w:ascii="游ゴシック" w:hAnsi="游ゴシック" w:eastAsia="游ゴシック"/>
+                <w:b w:val="0"/>
+                <w:i w:val="0"/>
+                <w:sz w:val="17"/>
+              </w:rPr>
+              <w:t>0％</w:t>
+            </w:r>
+          </w:p>
+        </w:tc>
+        <w:tc>
+          <w:tcPr>
+            <w:tcW w:type="dxa" w:w="624"/>
+            <w:vAlign w:val="center"/>
+          </w:tcPr>
+          <w:p>
+            <w:pPr>
+              <w:spacing w:before="20" w:after="20"/>
+              <w:jc w:val="right"/>
+            </w:pPr>
+            <w:r>
+              <w:rPr>
+                <w:rFonts w:ascii="游ゴシック" w:hAnsi="游ゴシック" w:eastAsia="游ゴシック"/>
+                <w:b w:val="0"/>
+                <w:i w:val="0"/>
+                <w:sz w:val="17"/>
+              </w:rPr>
+              <w:t>50％</w:t>
+            </w:r>
+          </w:p>
+        </w:tc>
+        <w:tc>
+          <w:tcPr>
+            <w:tcW w:type="dxa" w:w="1134"/>
+            <w:vAlign w:val="center"/>
+          </w:tcPr>
+          <w:p>
+            <w:pPr>
+              <w:spacing w:before="20" w:after="20"/>
+            </w:pPr>
+            <w:r>
+              <w:rPr>
+                <w:rFonts w:ascii="游ゴシック" w:hAnsi="游ゴシック" w:eastAsia="游ゴシック"/>
+                <w:b w:val="0"/>
+                <w:i w:val="0"/>
+                <w:sz w:val="17"/>
+              </w:rPr>
+              <w:t>遅れ</w:t>
+            </w:r>
+          </w:p>
+        </w:tc>
+        <w:tc>
+          <w:tcPr>
+            <w:tcW w:type="dxa" w:w="3231"/>
+            <w:vAlign w:val="center"/>
+          </w:tcPr>
+          <w:p>
+            <w:pPr>
+              <w:spacing w:before="20" w:after="20"/>
+            </w:pPr>
+            <w:r>
+              <w:rPr>
+                <w:rFonts w:ascii="游ゴシック" w:hAnsi="游ゴシック" w:eastAsia="游ゴシック"/>
+                <w:b w:val="0"/>
+                <w:i w:val="0"/>
+                <w:sz w:val="17"/>
+              </w:rPr>
+              <w:t>調査票の確定、対象者の抽出</w:t>
+            </w:r>
+          </w:p>
+        </w:tc>
+      </w:tr>
+      <w:tr>
+        <w:tc>
+          <w:tcPr>
+            <w:tcW w:type="dxa" w:w="510"/>
+            <w:vAlign w:val="center"/>
+          </w:tcPr>
+          <w:p>
+            <w:pPr>
+              <w:spacing w:before="20" w:after="20"/>
+            </w:pPr>
+            <w:r>
+              <w:rPr>
+                <w:rFonts w:ascii="游ゴシック" w:hAnsi="游ゴシック" w:eastAsia="游ゴシック"/>
+                <w:b w:val="0"/>
+                <w:i w:val="0"/>
+                <w:sz w:val="17"/>
+              </w:rPr>
+              <w:t>5-1</w:t>
+            </w:r>
+          </w:p>
+        </w:tc>
+        <w:tc>
+          <w:tcPr>
+            <w:tcW w:type="dxa" w:w="1928"/>
+            <w:vAlign w:val="center"/>
+          </w:tcPr>
+          <w:p>
+            <w:pPr>
+              <w:spacing w:before="20" w:after="20"/>
+            </w:pPr>
+            <w:r>
+              <w:rPr>
+                <w:rFonts w:ascii="游ゴシック" w:hAnsi="游ゴシック" w:eastAsia="游ゴシック"/>
+                <w:b w:val="0"/>
+                <w:i w:val="0"/>
+                <w:sz w:val="17"/>
+              </w:rPr>
+              <w:t>現行計画の取組み状況の検証</w:t>
+            </w:r>
+          </w:p>
+        </w:tc>
+        <w:tc>
+          <w:tcPr>
+            <w:tcW w:type="dxa" w:w="850"/>
+            <w:vAlign w:val="center"/>
+          </w:tcPr>
+          <w:p>
+            <w:pPr>
+              <w:spacing w:before="20" w:after="20"/>
+            </w:pPr>
+            <w:r>
+              <w:rPr>
+                <w:rFonts w:ascii="游ゴシック" w:hAnsi="游ゴシック" w:eastAsia="游ゴシック"/>
+                <w:b w:val="0"/>
+                <w:i w:val="0"/>
+                <w:sz w:val="17"/>
+              </w:rPr>
+              <w:t>受託者</w:t>
+            </w:r>
+          </w:p>
+        </w:tc>
+        <w:tc>
+          <w:tcPr>
+            <w:tcW w:type="dxa" w:w="850"/>
+            <w:vAlign w:val="center"/>
+          </w:tcPr>
+          <w:p>
+            <w:pPr>
+              <w:spacing w:before="20" w:after="20"/>
+            </w:pPr>
+            <w:r>
+              <w:rPr>
+                <w:rFonts w:ascii="游ゴシック" w:hAnsi="游ゴシック" w:eastAsia="游ゴシック"/>
+                <w:b w:val="0"/>
+                <w:i w:val="0"/>
+                <w:sz w:val="17"/>
+              </w:rPr>
+              <w:t>2026-10</w:t>
+            </w:r>
+          </w:p>
+        </w:tc>
+        <w:tc>
+          <w:tcPr>
+            <w:tcW w:type="dxa" w:w="624"/>
+            <w:vAlign w:val="center"/>
+          </w:tcPr>
+          <w:p>
+            <w:pPr>
+              <w:spacing w:before="20" w:after="20"/>
+              <w:jc w:val="right"/>
+            </w:pPr>
+            <w:r>
+              <w:rPr>
+                <w:rFonts w:ascii="游ゴシック" w:hAnsi="游ゴシック" w:eastAsia="游ゴシック"/>
+                <w:b w:val="0"/>
+                <w:i w:val="0"/>
+                <w:sz w:val="17"/>
+              </w:rPr>
+              <w:t>40％</w:t>
+            </w:r>
+          </w:p>
+        </w:tc>
+        <w:tc>
+          <w:tcPr>
+            <w:tcW w:type="dxa" w:w="624"/>
+            <w:vAlign w:val="center"/>
+          </w:tcPr>
+          <w:p>
+            <w:pPr>
+              <w:spacing w:before="20" w:after="20"/>
+              <w:jc w:val="right"/>
+            </w:pPr>
+            <w:r>
+              <w:rPr>
+                <w:rFonts w:ascii="游ゴシック" w:hAnsi="游ゴシック" w:eastAsia="游ゴシック"/>
+                <w:b w:val="0"/>
+                <w:i w:val="0"/>
+                <w:sz w:val="17"/>
+              </w:rPr>
+              <w:t>67％</w:t>
+            </w:r>
+          </w:p>
+        </w:tc>
+        <w:tc>
+          <w:tcPr>
+            <w:tcW w:type="dxa" w:w="1134"/>
+            <w:vAlign w:val="center"/>
+          </w:tcPr>
+          <w:p>
+            <w:pPr>
+              <w:spacing w:before="20" w:after="20"/>
+            </w:pPr>
+            <w:r>
+              <w:rPr>
+                <w:rFonts w:ascii="游ゴシック" w:hAnsi="游ゴシック" w:eastAsia="游ゴシック"/>
+                <w:b w:val="0"/>
+                <w:i w:val="0"/>
+                <w:sz w:val="17"/>
+              </w:rPr>
+              <w:t>遅れ</w:t>
+            </w:r>
+          </w:p>
+        </w:tc>
+        <w:tc>
+          <w:tcPr>
+            <w:tcW w:type="dxa" w:w="3231"/>
+            <w:vAlign w:val="center"/>
+          </w:tcPr>
+          <w:p>
+            <w:pPr>
+              <w:spacing w:before="20" w:after="20"/>
+            </w:pPr>
+            <w:r>
+              <w:rPr>
+                <w:rFonts w:ascii="游ゴシック" w:hAnsi="游ゴシック" w:eastAsia="游ゴシック"/>
+                <w:b w:val="0"/>
+                <w:i w:val="0"/>
+                <w:sz w:val="17"/>
+              </w:rPr>
+              <w:t>町のサービス実績（依頼票D4・D7）</w:t>
+            </w:r>
+          </w:p>
+        </w:tc>
+      </w:tr>
+    </w:tbl>
+    <w:p>
+      <w:pPr>
+        <w:spacing w:after="40"/>
+      </w:pPr>
+    </w:p>
+    <w:p>
+      <w:pPr>
+        <w:keepNext/>
+        <w:spacing w:before="180" w:after="100"/>
+      </w:pPr>
+      <w:bookmarkStart w:id="116" w:name="_Toc_016"/>
+      <w:r>
+        <w:rPr>
+          <w:rFonts w:ascii="游ゴシック" w:hAnsi="游ゴシック" w:eastAsia="游ゴシック"/>
+          <w:b/>
+          <w:i w:val="0"/>
+          <w:color w:val="2E74B5"/>
+          <w:sz w:val="25"/>
+        </w:rPr>
+        <w:t>4-2　乖離をどう扱うか</w:t>
+      </w:r>
+      <w:bookmarkEnd w:id="116"/>
+    </w:p>
+    <w:p>
+      <w:pPr>
+        <w:spacing w:before="60" w:after="60"/>
+      </w:pPr>
+      <w:r>
+        <w:rPr>
+          <w:rFonts w:ascii="游ゴシック" w:hAnsi="游ゴシック" w:eastAsia="游ゴシック"/>
+          <w:b/>
+          <w:i w:val="0"/>
+          <w:sz w:val="21"/>
+        </w:rPr>
+        <w:t>障がい計画の遅れ12件は、すべて町からの3点に連なっています。</w:t>
+      </w:r>
+      <w:r>
+        <w:rPr>
+          <w:rFonts w:ascii="游ゴシック" w:hAnsi="游ゴシック" w:eastAsia="游ゴシック"/>
+          <w:b/>
+          <w:i w:val="0"/>
+          <w:sz w:val="21"/>
+        </w:rPr>
+        <w:t>①調査票の0727版（依頼票D1）、②対象者の抽出（同D2）、③サービス実績（同D4）</w:t>
+      </w:r>
+      <w:r>
+        <w:rPr>
+          <w:rFonts w:ascii="游ゴシック" w:hAnsi="游ゴシック" w:eastAsia="游ゴシック"/>
+          <w:b w:val="0"/>
+          <w:i w:val="0"/>
+          <w:sz w:val="21"/>
+        </w:rPr>
+        <w:t>の3点です。①が入らないと調査票の確定→調査用品の印刷→発送・回収が、②が入らないと宛名ラベル→発送・回収が、③が入らないとヒアリングの対象先選定→依頼の送付→実施が、それぞれ順に止まります。</w:t>
+      </w:r>
+      <w:r>
+        <w:rPr>
+          <w:rFonts w:ascii="游ゴシック" w:hAnsi="游ゴシック" w:eastAsia="游ゴシック"/>
+          <w:b/>
+          <w:i w:val="0"/>
+          <w:sz w:val="21"/>
+        </w:rPr>
+        <w:t>受託者の側で順番を入れ替えて吸収できる遅れではありません。</w:t>
+      </w:r>
+    </w:p>
+    <w:p>
+      <w:pPr>
+        <w:spacing w:before="60" w:after="60"/>
+      </w:pPr>
+      <w:r>
+        <w:rPr>
+          <w:rFonts w:ascii="游ゴシック" w:hAnsi="游ゴシック" w:eastAsia="游ゴシック"/>
+          <w:b/>
+          <w:i w:val="0"/>
+          <w:sz w:val="21"/>
+        </w:rPr>
+        <w:t>それでも受託者の側でできることが2つあります。</w:t>
+      </w:r>
+      <w:r>
+        <w:rPr>
+          <w:rFonts w:ascii="游ゴシック" w:hAnsi="游ゴシック" w:eastAsia="游ゴシック"/>
+          <w:b w:val="0"/>
+          <w:i w:val="0"/>
+          <w:sz w:val="21"/>
+        </w:rPr>
+        <w:t>①</w:t>
+      </w:r>
+      <w:r>
+        <w:rPr>
+          <w:rFonts w:ascii="游ゴシック" w:hAnsi="游ゴシック" w:eastAsia="游ゴシック"/>
+          <w:b/>
+          <w:i w:val="0"/>
+          <w:sz w:val="21"/>
+        </w:rPr>
+        <w:t>工程を引き直してお示しすること</w:t>
+      </w:r>
+      <w:r>
+        <w:rPr>
+          <w:rFonts w:ascii="游ゴシック" w:hAnsi="游ゴシック" w:eastAsia="游ゴシック"/>
+          <w:b w:val="0"/>
+          <w:i w:val="0"/>
+          <w:sz w:val="21"/>
+        </w:rPr>
+        <w:t>です（仕様書8①により打合せ記録は受託者が作成し町と相互に確認します）。8月に作った工程変更協議資料は協議会日程が未定のままの前提で書かれており、2か月分が反映されていません。</w:t>
+      </w:r>
+      <w:r>
+        <w:rPr>
+          <w:rFonts w:ascii="游ゴシック" w:hAnsi="游ゴシック" w:eastAsia="游ゴシック"/>
+          <w:b/>
+          <w:i w:val="0"/>
+          <w:sz w:val="21"/>
+        </w:rPr>
+        <w:t>期限を過ぎた工程を放っておくと、遅れが見えないまま積み上がります。</w:t>
+      </w:r>
+      <w:r>
+        <w:rPr>
+          <w:rFonts w:ascii="游ゴシック" w:hAnsi="游ゴシック" w:eastAsia="游ゴシック"/>
+          <w:b w:val="0"/>
+          <w:i w:val="0"/>
+          <w:sz w:val="21"/>
+        </w:rPr>
+        <w:t>②</w:t>
+      </w:r>
+      <w:r>
+        <w:rPr>
+          <w:rFonts w:ascii="游ゴシック" w:hAnsi="游ゴシック" w:eastAsia="游ゴシック"/>
+          <w:b/>
+          <w:i w:val="0"/>
+          <w:sz w:val="21"/>
+        </w:rPr>
+        <w:t>調査結果を待たずに書ける部分を先に書くこと</w:t>
+      </w:r>
+      <w:r>
+        <w:rPr>
+          <w:rFonts w:ascii="游ゴシック" w:hAnsi="游ゴシック" w:eastAsia="游ゴシック"/>
+          <w:b w:val="0"/>
+          <w:i w:val="0"/>
+          <w:sz w:val="21"/>
+        </w:rPr>
+        <w:t>です。障がい計画の素案（6-5）は「条件なしで着手できる」とブロッカー欄に書いたとおりで、調査結果を待たずに構成・本文を進められます。</w:t>
+      </w:r>
+    </w:p>
+    <w:p>
+      <w:pPr>
+        <w:spacing w:before="60" w:after="60"/>
+      </w:pPr>
+      <w:r>
+        <w:rPr>
+          <w:rFonts w:ascii="游ゴシック" w:hAnsi="游ゴシック" w:eastAsia="游ゴシック"/>
+          <w:b/>
+          <w:i w:val="0"/>
+          <w:sz w:val="21"/>
+        </w:rPr>
+        <w:t>①を翌日の最優先（T15）に、②を10月8日（T12）に置きました。</w:t>
+      </w:r>
+      <w:r>
+        <w:rPr>
+          <w:rFonts w:ascii="游ゴシック" w:hAnsi="游ゴシック" w:eastAsia="游ゴシック"/>
+          <w:b w:val="0"/>
+          <w:i w:val="0"/>
+          <w:sz w:val="21"/>
+        </w:rPr>
+        <w:t>なお②は、それ自体が遅れている作業ではありません（予定開始は令和8年12月で、現時点では前倒しです）。</w:t>
+      </w:r>
+      <w:r>
+        <w:rPr>
+          <w:rFonts w:ascii="游ゴシック" w:hAnsi="游ゴシック" w:eastAsia="游ゴシック"/>
+          <w:b/>
+          <w:i w:val="0"/>
+          <w:sz w:val="21"/>
+        </w:rPr>
+        <w:t>遅れの数字を下げるためではなく、調査が動き出したときに素案づくりが律速にならないようにするためです。</w:t>
+      </w:r>
+    </w:p>
+    <w:p>
+      <w:pPr>
+        <w:keepNext/>
+        <w:spacing w:before="240" w:after="100"/>
+      </w:pPr>
+      <w:bookmarkStart w:id="117" w:name="_Toc_017"/>
+      <w:r>
+        <w:rPr>
+          <w:rFonts w:ascii="游ゴシック" w:hAnsi="游ゴシック" w:eastAsia="游ゴシック"/>
+          <w:b/>
+          <w:i w:val="0"/>
+          <w:color w:val="2E74B5"/>
+          <w:sz w:val="30"/>
+        </w:rPr>
+        <w:t>5　作業継続可能な項目</w:t>
+      </w:r>
+      <w:bookmarkEnd w:id="117"/>
+    </w:p>
+    <w:p>
+      <w:pPr>
+        <w:spacing w:before="60" w:after="60"/>
+      </w:pPr>
+      <w:r>
+        <w:rPr>
+          <w:rFonts w:ascii="游ゴシック" w:hAnsi="游ゴシック" w:eastAsia="游ゴシック"/>
+          <w:b/>
+          <w:i w:val="0"/>
+          <w:sz w:val="21"/>
+        </w:rPr>
+        <w:t>町・国・県の回答を待たずに進められる作業は15件、合計41.0時間（1日8.0時間として約5.1日）です。</w:t>
       </w:r>
     </w:p>
     <w:p>
@@ -18470,7 +23268,7 @@
                 <w:i w:val="0"/>
                 <w:sz w:val="17"/>
               </w:rPr>
-              <w:t>T1</w:t>
+              <w:t>T15</w:t>
             </w:r>
           </w:p>
         </w:tc>
@@ -18490,7 +23288,7 @@
                 <w:i w:val="0"/>
                 <w:sz w:val="17"/>
               </w:rPr>
-              <w:t>要介護度の維持・改善率の図の作成</w:t>
+              <w:t>工程変更協議資料の改訂（高齢者・障がい）</w:t>
             </w:r>
           </w:p>
         </w:tc>
@@ -18510,16 +23308,43 @@
                 <w:i w:val="0"/>
                 <w:sz w:val="17"/>
               </w:rPr>
-              <w:t>見える化システムのＢ系列の出力が手元にある。</w:t>
-            </w:r>
-            <w:r>
-              <w:rPr>
-                <w:rFonts w:ascii="游ゴシック" w:hAnsi="游ゴシック" w:eastAsia="游ゴシック"/>
-                <w:b w:val="0"/>
-                <w:i w:val="0"/>
-                <w:sz w:val="17"/>
-              </w:rPr>
-              <w:t>図表データ管理台帳が洗い出した「足りない図」6件のうち、町データを待たずに作れるのはこれだけである</w:t>
+              <w:t>資料そのものは受託者だけで作れる（協議の場は別途）。</w:t>
+            </w:r>
+            <w:r>
+              <w:rPr>
+                <w:rFonts w:ascii="游ゴシック" w:hAnsi="游ゴシック" w:eastAsia="游ゴシック"/>
+                <w:b/>
+                <w:i w:val="0"/>
+                <w:sz w:val="17"/>
+              </w:rPr>
+              <w:t>進捗の乖離の点検で、期限を過ぎてなお終わっていない作業が高齢者3件・障がい9件あることが分かった。</w:t>
+            </w:r>
+            <w:r>
+              <w:rPr>
+                <w:rFonts w:ascii="游ゴシック" w:hAnsi="游ゴシック" w:eastAsia="游ゴシック"/>
+                <w:b w:val="0"/>
+                <w:i w:val="0"/>
+                <w:sz w:val="17"/>
+              </w:rPr>
+              <w:t>高齢者は協議会の開催回数・時期の確定（9-1）が2か月、障がいは調査票原案の町の確認（2-4）と工程変更の協議（1-7）が2か月、超過している。</w:t>
+            </w:r>
+            <w:r>
+              <w:rPr>
+                <w:rFonts w:ascii="游ゴシック" w:hAnsi="游ゴシック" w:eastAsia="游ゴシック"/>
+                <w:b/>
+                <w:i w:val="0"/>
+                <w:sz w:val="17"/>
+              </w:rPr>
+              <w:t>8月に作った工程変更協議資料は、協議会日程が未定のままの前提で書かれており、2か月分が反映されていない。</w:t>
+            </w:r>
+            <w:r>
+              <w:rPr>
+                <w:rFonts w:ascii="游ゴシック" w:hAnsi="游ゴシック" w:eastAsia="游ゴシック"/>
+                <w:b w:val="0"/>
+                <w:i w:val="0"/>
+                <w:sz w:val="17"/>
+              </w:rPr>
+              <w:t>期限を過ぎた工程を放っておくと、遅れが見えないまま積み上がる</w:t>
             </w:r>
           </w:p>
         </w:tc>
@@ -18540,7 +23365,7 @@
                 <w:i w:val="0"/>
                 <w:sz w:val="17"/>
               </w:rPr>
-              <w:t>2.0</w:t>
+              <w:t>3.0</w:t>
             </w:r>
           </w:p>
         </w:tc>
@@ -18582,7 +23407,7 @@
                 <w:i w:val="0"/>
                 <w:sz w:val="17"/>
               </w:rPr>
-              <w:t>T2</w:t>
+              <w:t>T1</w:t>
             </w:r>
           </w:p>
         </w:tc>
@@ -18602,7 +23427,7 @@
                 <w:i w:val="0"/>
                 <w:sz w:val="17"/>
               </w:rPr>
-              <w:t>素案 第4章の各施策の記載を5項目にそろえる</w:t>
+              <w:t>要介護度の維持・改善率の図の作成</w:t>
             </w:r>
           </w:p>
         </w:tc>
@@ -18622,25 +23447,16 @@
                 <w:i w:val="0"/>
                 <w:sz w:val="17"/>
               </w:rPr>
-              <w:t>他団体の計画との対比で△とした11件の中身。</w:t>
-            </w:r>
-            <w:r>
-              <w:rPr>
-                <w:rFonts w:ascii="游ゴシック" w:hAnsi="游ゴシック" w:eastAsia="游ゴシック"/>
-                <w:b w:val="0"/>
-                <w:i w:val="0"/>
-                <w:sz w:val="17"/>
-              </w:rPr>
-              <w:t>現状と課題・施策の方向・主な事業・成果指標・関連する法令の5項目のうち、施策によって3〜4項目しか書いていないものがある。</w:t>
-            </w:r>
-            <w:r>
-              <w:rPr>
-                <w:rFonts w:ascii="游ゴシック" w:hAnsi="游ゴシック" w:eastAsia="游ゴシック"/>
-                <w:b/>
-                <w:i w:val="0"/>
-                <w:sz w:val="17"/>
-              </w:rPr>
-              <w:t>素案の本文だけで完結し、町データを要しない</w:t>
+              <w:t>見える化システムのＢ系列の出力が手元にある。</w:t>
+            </w:r>
+            <w:r>
+              <w:rPr>
+                <w:rFonts w:ascii="游ゴシック" w:hAnsi="游ゴシック" w:eastAsia="游ゴシック"/>
+                <w:b w:val="0"/>
+                <w:i w:val="0"/>
+                <w:sz w:val="17"/>
+              </w:rPr>
+              <w:t>図表データ管理台帳が洗い出した「足りない図」6件のうち、町データを待たずに作れるのはこれだけである</w:t>
             </w:r>
           </w:p>
         </w:tc>
@@ -18661,7 +23477,7 @@
                 <w:i w:val="0"/>
                 <w:sz w:val="17"/>
               </w:rPr>
-              <w:t>4.0</w:t>
+              <w:t>2.0</w:t>
             </w:r>
           </w:p>
         </w:tc>
@@ -18681,7 +23497,7 @@
                 <w:i w:val="0"/>
                 <w:sz w:val="17"/>
               </w:rPr>
-              <w:t>10月5日（月）</w:t>
+              <w:t>10月2日（金）</w:t>
             </w:r>
           </w:p>
         </w:tc>
@@ -18703,7 +23519,7 @@
                 <w:i w:val="0"/>
                 <w:sz w:val="17"/>
               </w:rPr>
-              <w:t>T3</w:t>
+              <w:t>T4</w:t>
             </w:r>
           </w:p>
         </w:tc>
@@ -18723,7 +23539,7 @@
                 <w:i w:val="0"/>
                 <w:sz w:val="17"/>
               </w:rPr>
-              <w:t>図表番号一覧の作成</w:t>
+              <w:t>中長期（令和22年度）の給付費の見通し</w:t>
             </w:r>
           </w:p>
         </w:tc>
@@ -18743,16 +23559,16 @@
                 <w:i w:val="0"/>
                 <w:sz w:val="17"/>
               </w:rPr>
-              <w:t>図表データ管理台帳が図22点・表99点を控えているため、そこから生成できる。</w:t>
-            </w:r>
-            <w:r>
-              <w:rPr>
-                <w:rFonts w:ascii="游ゴシック" w:hAnsi="游ゴシック" w:eastAsia="游ゴシック"/>
-                <w:b w:val="0"/>
-                <w:i w:val="0"/>
-                <w:sz w:val="17"/>
-              </w:rPr>
-              <w:t>図が増えた直後にやるのが最も安い。後回しにすると全成果品の番号を振り直すことになる</w:t>
+              <w:t>第10期将来推計用推計人口（令和32年まで）と年齢階層別認定率が手元にある。</w:t>
+            </w:r>
+            <w:r>
+              <w:rPr>
+                <w:rFonts w:ascii="游ゴシック" w:hAnsi="游ゴシック" w:eastAsia="游ゴシック"/>
+                <w:b w:val="0"/>
+                <w:i w:val="0"/>
+                <w:sz w:val="17"/>
+              </w:rPr>
+              <w:t>他団体の計画との対比で×とした14件のうち、手元のデータだけで埋まる最大のものである</w:t>
             </w:r>
           </w:p>
         </w:tc>
@@ -18773,7 +23589,7 @@
                 <w:i w:val="0"/>
                 <w:sz w:val="17"/>
               </w:rPr>
-              <w:t>1.5</w:t>
+              <w:t>2.5</w:t>
             </w:r>
           </w:p>
         </w:tc>
@@ -18815,7 +23631,7 @@
                 <w:i w:val="0"/>
                 <w:sz w:val="17"/>
               </w:rPr>
-              <w:t>T4</w:t>
+              <w:t>T2</w:t>
             </w:r>
           </w:p>
         </w:tc>
@@ -18835,7 +23651,7 @@
                 <w:i w:val="0"/>
                 <w:sz w:val="17"/>
               </w:rPr>
-              <w:t>中長期（令和22年度）の給付費の見通し</w:t>
+              <w:t>素案 第4章の各施策の記載を5項目にそろえる</w:t>
             </w:r>
           </w:p>
         </w:tc>
@@ -18855,16 +23671,25 @@
                 <w:i w:val="0"/>
                 <w:sz w:val="17"/>
               </w:rPr>
-              <w:t>第10期将来推計用推計人口（令和32年まで）と年齢階層別認定率が手元にある。</w:t>
-            </w:r>
-            <w:r>
-              <w:rPr>
-                <w:rFonts w:ascii="游ゴシック" w:hAnsi="游ゴシック" w:eastAsia="游ゴシック"/>
-                <w:b w:val="0"/>
-                <w:i w:val="0"/>
-                <w:sz w:val="17"/>
-              </w:rPr>
-              <w:t>他団体の計画との対比で×とした14件のうち、手元のデータだけで埋まる最大のものである</w:t>
+              <w:t>他団体の計画との対比で△とした11件の中身。</w:t>
+            </w:r>
+            <w:r>
+              <w:rPr>
+                <w:rFonts w:ascii="游ゴシック" w:hAnsi="游ゴシック" w:eastAsia="游ゴシック"/>
+                <w:b w:val="0"/>
+                <w:i w:val="0"/>
+                <w:sz w:val="17"/>
+              </w:rPr>
+              <w:t>現状と課題・施策の方向・主な事業・成果指標・関連する法令の5項目のうち、施策によって3〜4項目しか書いていないものがある。</w:t>
+            </w:r>
+            <w:r>
+              <w:rPr>
+                <w:rFonts w:ascii="游ゴシック" w:hAnsi="游ゴシック" w:eastAsia="游ゴシック"/>
+                <w:b/>
+                <w:i w:val="0"/>
+                <w:sz w:val="17"/>
+              </w:rPr>
+              <w:t>素案の本文だけで完結し、町データを要しない</w:t>
             </w:r>
           </w:p>
         </w:tc>
@@ -18885,7 +23710,7 @@
                 <w:i w:val="0"/>
                 <w:sz w:val="17"/>
               </w:rPr>
-              <w:t>2.5</w:t>
+              <w:t>4.0</w:t>
             </w:r>
           </w:p>
         </w:tc>
@@ -18905,7 +23730,7 @@
                 <w:i w:val="0"/>
                 <w:sz w:val="17"/>
               </w:rPr>
-              <w:t>10月2日（金）</w:t>
+              <w:t>10月5日（月）</w:t>
             </w:r>
           </w:p>
         </w:tc>
@@ -18927,7 +23752,7 @@
                 <w:i w:val="0"/>
                 <w:sz w:val="17"/>
               </w:rPr>
-              <w:t>T5</w:t>
+              <w:t>T3</w:t>
             </w:r>
           </w:p>
         </w:tc>
@@ -18947,7 +23772,7 @@
                 <w:i w:val="0"/>
                 <w:sz w:val="17"/>
               </w:rPr>
-              <w:t>介護保険制度改正の内容の節</w:t>
+              <w:t>図表番号一覧の作成</w:t>
             </w:r>
           </w:p>
         </w:tc>
@@ -18967,16 +23792,16 @@
                 <w:i w:val="0"/>
                 <w:sz w:val="17"/>
               </w:rPr>
-              <w:t>法令・告示の公開情報で書ける。</w:t>
-            </w:r>
-            <w:r>
-              <w:rPr>
-                <w:rFonts w:ascii="游ゴシック" w:hAnsi="游ゴシック" w:eastAsia="游ゴシック"/>
-                <w:b w:val="0"/>
-                <w:i w:val="0"/>
-                <w:sz w:val="17"/>
-              </w:rPr>
-              <w:t>第10期の第1号被保険者負担割合（政令）は未確定だが、それ以外の改正事項は公布済みのもので書ける</w:t>
+              <w:t>図表データ管理台帳が図22点・表99点を控えているため、そこから生成できる。</w:t>
+            </w:r>
+            <w:r>
+              <w:rPr>
+                <w:rFonts w:ascii="游ゴシック" w:hAnsi="游ゴシック" w:eastAsia="游ゴシック"/>
+                <w:b w:val="0"/>
+                <w:i w:val="0"/>
+                <w:sz w:val="17"/>
+              </w:rPr>
+              <w:t>図が増えた直後にやるのが最も安い。後回しにすると全成果品の番号を振り直すことになる</w:t>
             </w:r>
           </w:p>
         </w:tc>
@@ -18997,7 +23822,7 @@
                 <w:i w:val="0"/>
                 <w:sz w:val="17"/>
               </w:rPr>
-              <w:t>2.0</w:t>
+              <w:t>1.5</w:t>
             </w:r>
           </w:p>
         </w:tc>
@@ -19017,7 +23842,7 @@
                 <w:i w:val="0"/>
                 <w:sz w:val="17"/>
               </w:rPr>
-              <w:t>10月2日（金）</w:t>
+              <w:t>10月5日（月）</w:t>
             </w:r>
           </w:p>
         </w:tc>
@@ -19039,7 +23864,7 @@
                 <w:i w:val="0"/>
                 <w:sz w:val="17"/>
               </w:rPr>
-              <w:t>T6</w:t>
+              <w:t>T5</w:t>
             </w:r>
           </w:p>
         </w:tc>
@@ -19059,7 +23884,7 @@
                 <w:i w:val="0"/>
                 <w:sz w:val="17"/>
               </w:rPr>
-              <w:t>見える化 医療提供体制・リハビリ提供体制の出力</w:t>
+              <w:t>介護保険制度改正の内容の節</w:t>
             </w:r>
           </w:p>
         </w:tc>
@@ -19079,16 +23904,16 @@
                 <w:i w:val="0"/>
                 <w:sz w:val="17"/>
               </w:rPr>
-              <w:t>システムへのアクセスは確保できている（9月28日に推計が通った）。</w:t>
-            </w:r>
-            <w:r>
-              <w:rPr>
-                <w:rFonts w:ascii="游ゴシック" w:hAnsi="游ゴシック" w:eastAsia="游ゴシック"/>
-                <w:b w:val="0"/>
-                <w:i w:val="0"/>
-                <w:sz w:val="17"/>
-              </w:rPr>
-              <w:t>交付金の支援Ⅲ（55点）の裏づけを厚くできる</w:t>
+              <w:t>法令・告示の公開情報で書ける。</w:t>
+            </w:r>
+            <w:r>
+              <w:rPr>
+                <w:rFonts w:ascii="游ゴシック" w:hAnsi="游ゴシック" w:eastAsia="游ゴシック"/>
+                <w:b w:val="0"/>
+                <w:i w:val="0"/>
+                <w:sz w:val="17"/>
+              </w:rPr>
+              <w:t>第10期の第1号被保険者負担割合（政令）は未確定だが、それ以外の改正事項は公布済みのもので書ける</w:t>
             </w:r>
           </w:p>
         </w:tc>
@@ -19151,7 +23976,7 @@
                 <w:i w:val="0"/>
                 <w:sz w:val="17"/>
               </w:rPr>
-              <w:t>T7</w:t>
+              <w:t>T10</w:t>
             </w:r>
           </w:p>
         </w:tc>
@@ -19171,7 +23996,7 @@
                 <w:i w:val="0"/>
                 <w:sz w:val="17"/>
               </w:rPr>
-              <w:t>成果品②（サービス見込量推計結果報告書）の仕上げ</w:t>
+              <w:t>単価の置き方の感度分析の文書化</w:t>
             </w:r>
           </w:p>
         </w:tc>
@@ -19191,16 +24016,25 @@
                 <w:i w:val="0"/>
                 <w:sz w:val="17"/>
               </w:rPr>
-              <w:t>算定は確定している。</w:t>
-            </w:r>
-            <w:r>
-              <w:rPr>
-                <w:rFonts w:ascii="游ゴシック" w:hAnsi="游ゴシック" w:eastAsia="游ゴシック"/>
-                <w:b w:val="0"/>
-                <w:i w:val="0"/>
-                <w:sz w:val="17"/>
-              </w:rPr>
-              <w:t>報酬改定率と第1号被保険者負担割合は未確定だが、注記と感度の記載で逃がせる</w:t>
+              <w:t>年報 様式2 の実績で計算済み</w:t>
+            </w:r>
+            <w:r>
+              <w:rPr>
+                <w:rFonts w:ascii="游ゴシック" w:hAnsi="游ゴシック" w:eastAsia="游ゴシック"/>
+                <w:b w:val="0"/>
+                <w:i w:val="0"/>
+                <w:sz w:val="17"/>
+              </w:rPr>
+              <w:t>（報酬改定のない年でも年率＋1.09％、改定のあった令和6年度は＋1.25％）。単価を令和7年度で固定している当方の置き方は過小側であり、実績の趨勢で置くと保険料が月額211円上がる。</w:t>
+            </w:r>
+            <w:r>
+              <w:rPr>
+                <w:rFonts w:ascii="游ゴシック" w:hAnsi="游ゴシック" w:eastAsia="游ゴシック"/>
+                <w:b/>
+                <w:i w:val="0"/>
+                <w:sz w:val="17"/>
+              </w:rPr>
+              <w:t>保険料の決定（決定1）の判断材料になる</w:t>
             </w:r>
           </w:p>
         </w:tc>
@@ -19221,7 +24055,7 @@
                 <w:i w:val="0"/>
                 <w:sz w:val="17"/>
               </w:rPr>
-              <w:t>4.0</w:t>
+              <w:t>2.0</w:t>
             </w:r>
           </w:p>
         </w:tc>
@@ -19263,7 +24097,7 @@
                 <w:i w:val="0"/>
                 <w:sz w:val="17"/>
               </w:rPr>
-              <w:t>T8</w:t>
+              <w:t>T7</w:t>
             </w:r>
           </w:p>
         </w:tc>
@@ -19283,7 +24117,7 @@
                 <w:i w:val="0"/>
                 <w:sz w:val="17"/>
               </w:rPr>
-              <w:t>骨子案を素案の6章構成に合わせる（第4版）</w:t>
+              <w:t>成果品②（サービス見込量推計結果報告書）の仕上げ</w:t>
             </w:r>
           </w:p>
         </w:tc>
@@ -19303,16 +24137,16 @@
                 <w:i w:val="0"/>
                 <w:sz w:val="17"/>
               </w:rPr>
-              <w:t>素案の章立てが9月29日に確定した。</w:t>
-            </w:r>
-            <w:r>
-              <w:rPr>
-                <w:rFonts w:ascii="游ゴシック" w:hAnsi="游ゴシック" w:eastAsia="游ゴシック"/>
-                <w:b w:val="0"/>
-                <w:i w:val="0"/>
-                <w:sz w:val="17"/>
-              </w:rPr>
-              <w:t>骨子案は第3版のままで5章構成であり、協議会第2回で両方を配ると齟齬が出る</w:t>
+              <w:t>算定は確定している。</w:t>
+            </w:r>
+            <w:r>
+              <w:rPr>
+                <w:rFonts w:ascii="游ゴシック" w:hAnsi="游ゴシック" w:eastAsia="游ゴシック"/>
+                <w:b w:val="0"/>
+                <w:i w:val="0"/>
+                <w:sz w:val="17"/>
+              </w:rPr>
+              <w:t>報酬改定率と第1号被保険者負担割合は未確定だが、注記と感度の記載で逃がせる</w:t>
             </w:r>
           </w:p>
         </w:tc>
@@ -19333,7 +24167,7 @@
                 <w:i w:val="0"/>
                 <w:sz w:val="17"/>
               </w:rPr>
-              <w:t>2.5</w:t>
+              <w:t>4.0</w:t>
             </w:r>
           </w:p>
         </w:tc>
@@ -19375,7 +24209,7 @@
                 <w:i w:val="0"/>
                 <w:sz w:val="17"/>
               </w:rPr>
-              <w:t>T9</w:t>
+              <w:t>T6</w:t>
             </w:r>
           </w:p>
         </w:tc>
@@ -19395,7 +24229,7 @@
                 <w:i w:val="0"/>
                 <w:sz w:val="17"/>
               </w:rPr>
-              <w:t>協議会 第2回の資料の骨格</w:t>
+              <w:t>見える化 医療提供体制・リハビリ提供体制の出力</w:t>
             </w:r>
           </w:p>
         </w:tc>
@@ -19415,16 +24249,16 @@
                 <w:i w:val="0"/>
                 <w:sz w:val="17"/>
               </w:rPr>
-              <w:t>骨子案・見込量・保険料の2案・成果指標案がそろっている。</w:t>
-            </w:r>
-            <w:r>
-              <w:rPr>
-                <w:rFonts w:ascii="游ゴシック" w:hAnsi="游ゴシック" w:eastAsia="游ゴシック"/>
-                <w:b w:val="0"/>
-                <w:i w:val="0"/>
-                <w:sz w:val="17"/>
-              </w:rPr>
-              <w:t>11月開催であり、開催日が決まってから作り始めると間に合わない</w:t>
+              <w:t>システムへのアクセスは確保できている（9月28日に推計が通った）。</w:t>
+            </w:r>
+            <w:r>
+              <w:rPr>
+                <w:rFonts w:ascii="游ゴシック" w:hAnsi="游ゴシック" w:eastAsia="游ゴシック"/>
+                <w:b w:val="0"/>
+                <w:i w:val="0"/>
+                <w:sz w:val="17"/>
+              </w:rPr>
+              <w:t>交付金の支援Ⅲ（55点）の裏づけを厚くできる</w:t>
             </w:r>
           </w:p>
         </w:tc>
@@ -19445,7 +24279,7 @@
                 <w:i w:val="0"/>
                 <w:sz w:val="17"/>
               </w:rPr>
-              <w:t>4.0</w:t>
+              <w:t>2.0</w:t>
             </w:r>
           </w:p>
         </w:tc>
@@ -19465,7 +24299,7 @@
                 <w:i w:val="0"/>
                 <w:sz w:val="17"/>
               </w:rPr>
-              <w:t>10月7日（水）</w:t>
+              <w:t>10月6日（火）</w:t>
             </w:r>
           </w:p>
         </w:tc>
@@ -19487,7 +24321,7 @@
                 <w:i w:val="0"/>
                 <w:sz w:val="17"/>
               </w:rPr>
-              <w:t>T10</w:t>
+              <w:t>T8</w:t>
             </w:r>
           </w:p>
         </w:tc>
@@ -19507,7 +24341,7 @@
                 <w:i w:val="0"/>
                 <w:sz w:val="17"/>
               </w:rPr>
-              <w:t>単価の置き方の感度分析の文書化</w:t>
+              <w:t>骨子案を素案の6章構成に合わせる（第4版）</w:t>
             </w:r>
           </w:p>
         </w:tc>
@@ -19527,25 +24361,16 @@
                 <w:i w:val="0"/>
                 <w:sz w:val="17"/>
               </w:rPr>
-              <w:t>年報 様式2 の実績で計算済み</w:t>
-            </w:r>
-            <w:r>
-              <w:rPr>
-                <w:rFonts w:ascii="游ゴシック" w:hAnsi="游ゴシック" w:eastAsia="游ゴシック"/>
-                <w:b w:val="0"/>
-                <w:i w:val="0"/>
-                <w:sz w:val="17"/>
-              </w:rPr>
-              <w:t>（報酬改定のない年でも年率＋1.09％、改定のあった令和6年度は＋1.25％）。単価を令和7年度で固定している当方の置き方は過小側であり、実績の趨勢で置くと保険料が月額211円上がる。</w:t>
-            </w:r>
-            <w:r>
-              <w:rPr>
-                <w:rFonts w:ascii="游ゴシック" w:hAnsi="游ゴシック" w:eastAsia="游ゴシック"/>
-                <w:b/>
-                <w:i w:val="0"/>
-                <w:sz w:val="17"/>
-              </w:rPr>
-              <w:t>保険料の決定（決定1）の判断材料になる</w:t>
+              <w:t>素案の章立てが9月29日に確定した。</w:t>
+            </w:r>
+            <w:r>
+              <w:rPr>
+                <w:rFonts w:ascii="游ゴシック" w:hAnsi="游ゴシック" w:eastAsia="游ゴシック"/>
+                <w:b w:val="0"/>
+                <w:i w:val="0"/>
+                <w:sz w:val="17"/>
+              </w:rPr>
+              <w:t>骨子案は第3版のままで5章構成であり、協議会第2回で両方を配ると齟齬が出る</w:t>
             </w:r>
           </w:p>
         </w:tc>
@@ -19566,7 +24391,7 @@
                 <w:i w:val="0"/>
                 <w:sz w:val="17"/>
               </w:rPr>
-              <w:t>2.0</w:t>
+              <w:t>2.5</w:t>
             </w:r>
           </w:p>
         </w:tc>
@@ -19586,7 +24411,7 @@
                 <w:i w:val="0"/>
                 <w:sz w:val="17"/>
               </w:rPr>
-              <w:t>10月5日（月）</w:t>
+              <w:t>10月7日（水）</w:t>
             </w:r>
           </w:p>
         </w:tc>
@@ -19608,7 +24433,7 @@
                 <w:i w:val="0"/>
                 <w:sz w:val="17"/>
               </w:rPr>
-              <w:t>T11</w:t>
+              <w:t>T9</w:t>
             </w:r>
           </w:p>
         </w:tc>
@@ -19628,7 +24453,7 @@
                 <w:i w:val="0"/>
                 <w:sz w:val="17"/>
               </w:rPr>
-              <w:t>概要版（8頁）のページ割りと図の割付</w:t>
+              <w:t>協議会 第2回の資料の骨格</w:t>
             </w:r>
           </w:p>
         </w:tc>
@@ -19648,16 +24473,16 @@
                 <w:i w:val="0"/>
                 <w:sz w:val="17"/>
               </w:rPr>
-              <w:t>構成案は作成済みで、素案の図が5点そろった。</w:t>
-            </w:r>
-            <w:r>
-              <w:rPr>
-                <w:rFonts w:ascii="游ゴシック" w:hAnsi="游ゴシック" w:eastAsia="游ゴシック"/>
-                <w:b w:val="0"/>
-                <w:i w:val="0"/>
-                <w:sz w:val="17"/>
-              </w:rPr>
-              <w:t>3月の納品物だが、図の割付を先にやっておくと素案の図を作るときに使い回せる</w:t>
+              <w:t>骨子案・見込量・保険料の2案・成果指標案がそろっている。</w:t>
+            </w:r>
+            <w:r>
+              <w:rPr>
+                <w:rFonts w:ascii="游ゴシック" w:hAnsi="游ゴシック" w:eastAsia="游ゴシック"/>
+                <w:b w:val="0"/>
+                <w:i w:val="0"/>
+                <w:sz w:val="17"/>
+              </w:rPr>
+              <w:t>11月開催であり、開催日が決まってから作り始めると間に合わない</w:t>
             </w:r>
           </w:p>
         </w:tc>
@@ -19678,7 +24503,7 @@
                 <w:i w:val="0"/>
                 <w:sz w:val="17"/>
               </w:rPr>
-              <w:t>2.0</w:t>
+              <w:t>4.0</w:t>
             </w:r>
           </w:p>
         </w:tc>
@@ -19720,7 +24545,7 @@
                 <w:i w:val="0"/>
                 <w:sz w:val="17"/>
               </w:rPr>
-              <w:t>T12</w:t>
+              <w:t>T13</w:t>
             </w:r>
           </w:p>
         </w:tc>
@@ -19740,7 +24565,7 @@
                 <w:i w:val="0"/>
                 <w:sz w:val="17"/>
               </w:rPr>
-              <w:t>障がい計画の素案の改訂（第2版）</w:t>
+              <w:t>印刷の仕様書と見積依頼の様式</w:t>
             </w:r>
           </w:p>
         </w:tc>
@@ -19760,16 +24585,16 @@
                 <w:i w:val="0"/>
                 <w:sz w:val="17"/>
               </w:rPr>
-              <w:t>外部条件に依存しない。</w:t>
-            </w:r>
-            <w:r>
-              <w:rPr>
-                <w:rFonts w:ascii="游ゴシック" w:hAnsi="游ゴシック" w:eastAsia="游ゴシック"/>
-                <w:b w:val="0"/>
-                <w:i w:val="0"/>
-                <w:sz w:val="17"/>
-              </w:rPr>
-              <w:t>障がい計画のB3（計画策定支援業務）の律速要因そのものであり、高齢者計画で止まっている項目とは独立に進められる</w:t>
+              <w:t>成果品⑤⑥の仕様（A4・4色刷り・計画書80頁50部／概要版8頁50部）は仕様書に確定している。</w:t>
+            </w:r>
+            <w:r>
+              <w:rPr>
+                <w:rFonts w:ascii="游ゴシック" w:hAnsi="游ゴシック" w:eastAsia="游ゴシック"/>
+                <w:b w:val="0"/>
+                <w:i w:val="0"/>
+                <w:sz w:val="17"/>
+              </w:rPr>
+              <w:t>12月までに発注しないと令和9年2月下旬の校了に間に合わない</w:t>
             </w:r>
           </w:p>
         </w:tc>
@@ -19790,7 +24615,7 @@
                 <w:i w:val="0"/>
                 <w:sz w:val="17"/>
               </w:rPr>
-              <w:t>6.0</w:t>
+              <w:t>1.5</w:t>
             </w:r>
           </w:p>
         </w:tc>
@@ -19810,7 +24635,7 @@
                 <w:i w:val="0"/>
                 <w:sz w:val="17"/>
               </w:rPr>
-              <w:t>10月8日（木）</w:t>
+              <w:t>10月7日（水）</w:t>
             </w:r>
           </w:p>
         </w:tc>
@@ -19832,7 +24657,7 @@
                 <w:i w:val="0"/>
                 <w:sz w:val="17"/>
               </w:rPr>
-              <w:t>T13</w:t>
+              <w:t>T12</w:t>
             </w:r>
           </w:p>
         </w:tc>
@@ -19852,7 +24677,7 @@
                 <w:i w:val="0"/>
                 <w:sz w:val="17"/>
               </w:rPr>
-              <w:t>印刷の仕様書と見積依頼の様式</w:t>
+              <w:t>障がい計画の素案の改訂（第2版）</w:t>
             </w:r>
           </w:p>
         </w:tc>
@@ -19872,16 +24697,16 @@
                 <w:i w:val="0"/>
                 <w:sz w:val="17"/>
               </w:rPr>
-              <w:t>成果品⑤⑥の仕様（A4・4色刷り・計画書80頁50部／概要版8頁50部）は仕様書に確定している。</w:t>
-            </w:r>
-            <w:r>
-              <w:rPr>
-                <w:rFonts w:ascii="游ゴシック" w:hAnsi="游ゴシック" w:eastAsia="游ゴシック"/>
-                <w:b w:val="0"/>
-                <w:i w:val="0"/>
-                <w:sz w:val="17"/>
-              </w:rPr>
-              <w:t>12月までに発注しないと令和9年2月下旬の校了に間に合わない</w:t>
+              <w:t>外部条件に依存しない。</w:t>
+            </w:r>
+            <w:r>
+              <w:rPr>
+                <w:rFonts w:ascii="游ゴシック" w:hAnsi="游ゴシック" w:eastAsia="游ゴシック"/>
+                <w:b w:val="0"/>
+                <w:i w:val="0"/>
+                <w:sz w:val="17"/>
+              </w:rPr>
+              <w:t>障がい計画のB3（計画策定支援業務）の律速要因そのものであり、高齢者計画で止まっている項目とは独立に進められる</w:t>
             </w:r>
           </w:p>
         </w:tc>
@@ -19902,7 +24727,7 @@
                 <w:i w:val="0"/>
                 <w:sz w:val="17"/>
               </w:rPr>
-              <w:t>1.5</w:t>
+              <w:t>6.0</w:t>
             </w:r>
           </w:p>
         </w:tc>
@@ -19922,7 +24747,7 @@
                 <w:i w:val="0"/>
                 <w:sz w:val="17"/>
               </w:rPr>
-              <w:t>10月6日（火）</w:t>
+              <w:t>10月8日（木）</w:t>
             </w:r>
           </w:p>
         </w:tc>
@@ -19944,6 +24769,118 @@
                 <w:i w:val="0"/>
                 <w:sz w:val="17"/>
               </w:rPr>
+              <w:t>T11</w:t>
+            </w:r>
+          </w:p>
+        </w:tc>
+        <w:tc>
+          <w:tcPr>
+            <w:tcW w:type="dxa" w:w="2381"/>
+            <w:vAlign w:val="center"/>
+          </w:tcPr>
+          <w:p>
+            <w:pPr>
+              <w:spacing w:before="20" w:after="20"/>
+            </w:pPr>
+            <w:r>
+              <w:rPr>
+                <w:rFonts w:ascii="游ゴシック" w:hAnsi="游ゴシック" w:eastAsia="游ゴシック"/>
+                <w:b w:val="0"/>
+                <w:i w:val="0"/>
+                <w:sz w:val="17"/>
+              </w:rPr>
+              <w:t>概要版（8頁）のページ割りと図の割付</w:t>
+            </w:r>
+          </w:p>
+        </w:tc>
+        <w:tc>
+          <w:tcPr>
+            <w:tcW w:type="dxa" w:w="4649"/>
+            <w:vAlign w:val="center"/>
+          </w:tcPr>
+          <w:p>
+            <w:pPr>
+              <w:spacing w:before="20" w:after="20"/>
+            </w:pPr>
+            <w:r>
+              <w:rPr>
+                <w:rFonts w:ascii="游ゴシック" w:hAnsi="游ゴシック" w:eastAsia="游ゴシック"/>
+                <w:b/>
+                <w:i w:val="0"/>
+                <w:sz w:val="17"/>
+              </w:rPr>
+              <w:t>構成案は作成済みで、素案の図が5点そろった。</w:t>
+            </w:r>
+            <w:r>
+              <w:rPr>
+                <w:rFonts w:ascii="游ゴシック" w:hAnsi="游ゴシック" w:eastAsia="游ゴシック"/>
+                <w:b w:val="0"/>
+                <w:i w:val="0"/>
+                <w:sz w:val="17"/>
+              </w:rPr>
+              <w:t>3月の納品物だが、図の割付を先にやっておくと素案の図を作るときに使い回せる</w:t>
+            </w:r>
+          </w:p>
+        </w:tc>
+        <w:tc>
+          <w:tcPr>
+            <w:tcW w:type="dxa" w:w="680"/>
+            <w:vAlign w:val="center"/>
+          </w:tcPr>
+          <w:p>
+            <w:pPr>
+              <w:spacing w:before="20" w:after="20"/>
+              <w:jc w:val="right"/>
+            </w:pPr>
+            <w:r>
+              <w:rPr>
+                <w:rFonts w:ascii="游ゴシック" w:hAnsi="游ゴシック" w:eastAsia="游ゴシック"/>
+                <w:b w:val="0"/>
+                <w:i w:val="0"/>
+                <w:sz w:val="17"/>
+              </w:rPr>
+              <w:t>2.0</w:t>
+            </w:r>
+          </w:p>
+        </w:tc>
+        <w:tc>
+          <w:tcPr>
+            <w:tcW w:type="dxa" w:w="1474"/>
+            <w:vAlign w:val="center"/>
+          </w:tcPr>
+          <w:p>
+            <w:pPr>
+              <w:spacing w:before="20" w:after="20"/>
+            </w:pPr>
+            <w:r>
+              <w:rPr>
+                <w:rFonts w:ascii="游ゴシック" w:hAnsi="游ゴシック" w:eastAsia="游ゴシック"/>
+                <w:b w:val="0"/>
+                <w:i w:val="0"/>
+                <w:sz w:val="17"/>
+              </w:rPr>
+              <w:t>10月8日（木）</w:t>
+            </w:r>
+          </w:p>
+        </w:tc>
+      </w:tr>
+      <w:tr>
+        <w:tc>
+          <w:tcPr>
+            <w:tcW w:type="dxa" w:w="567"/>
+            <w:vAlign w:val="center"/>
+          </w:tcPr>
+          <w:p>
+            <w:pPr>
+              <w:spacing w:before="20" w:after="20"/>
+            </w:pPr>
+            <w:r>
+              <w:rPr>
+                <w:rFonts w:ascii="游ゴシック" w:hAnsi="游ゴシック" w:eastAsia="游ゴシック"/>
+                <w:b w:val="0"/>
+                <w:i w:val="0"/>
+                <w:sz w:val="17"/>
+              </w:rPr>
               <w:t>T14</w:t>
             </w:r>
           </w:p>
@@ -20034,7 +24971,7 @@
                 <w:i w:val="0"/>
                 <w:sz w:val="17"/>
               </w:rPr>
-              <w:t>10月7日（水）</w:t>
+              <w:t>10月9日（金）</w:t>
             </w:r>
           </w:p>
         </w:tc>
@@ -20050,7 +24987,7 @@
         <w:keepNext/>
         <w:spacing w:before="240" w:after="100"/>
       </w:pPr>
-      <w:bookmarkStart w:id="115" w:name="_Toc_015"/>
+      <w:bookmarkStart w:id="118" w:name="_Toc_018"/>
       <w:r>
         <w:rPr>
           <w:rFonts w:ascii="游ゴシック" w:hAnsi="游ゴシック" w:eastAsia="游ゴシック"/>
@@ -20059,16 +24996,16 @@
           <w:color w:val="2E74B5"/>
           <w:sz w:val="30"/>
         </w:rPr>
-        <w:t>5　作業順位</w:t>
+        <w:t>6　作業順位</w:t>
       </w:r>
-      <w:bookmarkEnd w:id="115"/>
+      <w:bookmarkEnd w:id="118"/>
     </w:p>
     <w:p>
       <w:pPr>
         <w:keepNext/>
         <w:spacing w:before="180" w:after="100"/>
       </w:pPr>
-      <w:bookmarkStart w:id="116" w:name="_Toc_016"/>
+      <w:bookmarkStart w:id="119" w:name="_Toc_019"/>
       <w:r>
         <w:rPr>
           <w:rFonts w:ascii="游ゴシック" w:hAnsi="游ゴシック" w:eastAsia="游ゴシック"/>
@@ -20077,9 +25014,9 @@
           <w:color w:val="2E74B5"/>
           <w:sz w:val="25"/>
         </w:rPr>
-        <w:t>5-1　翌日（10月2日（金））</w:t>
+        <w:t>6-1　翌日（10月2日（金））</w:t>
       </w:r>
-      <w:bookmarkEnd w:id="116"/>
+      <w:bookmarkEnd w:id="119"/>
     </w:p>
     <w:p>
       <w:pPr>
@@ -20092,7 +25029,7 @@
           <w:i w:val="0"/>
           <w:sz w:val="21"/>
         </w:rPr>
-        <w:t>4件・8.0時間。いずれも外部の回答を要しません。</w:t>
+        <w:t>3件・7.5時間。いずれも外部の回答を要しません。</w:t>
       </w:r>
       <w:r>
         <w:rPr>
@@ -20317,7 +25254,7 @@
                 <w:i w:val="0"/>
                 <w:sz w:val="17"/>
               </w:rPr>
-              <w:t>T1</w:t>
+              <w:t>T15</w:t>
             </w:r>
           </w:p>
         </w:tc>
@@ -20337,7 +25274,7 @@
                 <w:i w:val="0"/>
                 <w:sz w:val="17"/>
               </w:rPr>
-              <w:t>要介護度の維持・改善率の図の作成</w:t>
+              <w:t>工程変更協議資料の改訂（高齢者・障がい）</w:t>
             </w:r>
           </w:p>
         </w:tc>
@@ -20358,7 +25295,7 @@
                 <w:i w:val="0"/>
                 <w:sz w:val="17"/>
               </w:rPr>
-              <w:t>2.0</w:t>
+              <w:t>3.0</w:t>
             </w:r>
           </w:p>
         </w:tc>
@@ -20378,16 +25315,34 @@
                 <w:i w:val="0"/>
                 <w:sz w:val="17"/>
               </w:rPr>
-              <w:t>手元の見える化Ｂ系列だけで完結する。</w:t>
-            </w:r>
-            <w:r>
-              <w:rPr>
-                <w:rFonts w:ascii="游ゴシック" w:hAnsi="游ゴシック" w:eastAsia="游ゴシック"/>
-                <w:b w:val="0"/>
-                <w:i w:val="0"/>
-                <w:sz w:val="17"/>
-              </w:rPr>
-              <w:t>図表データ管理台帳の「足りない図」を6件から5件に減らし、台帳の不適合を1件消せる</w:t>
+              <w:t>期限を過ぎてなお終わっていない作業が12件あり、うち3件は2か月超過している。</w:t>
+            </w:r>
+            <w:r>
+              <w:rPr>
+                <w:rFonts w:ascii="游ゴシック" w:hAnsi="游ゴシック" w:eastAsia="游ゴシック"/>
+                <w:b w:val="0"/>
+                <w:i w:val="0"/>
+                <w:sz w:val="17"/>
+              </w:rPr>
+              <w:t>遅れている作業の大半は町の回答待ちで受託者には動かせないが、</w:t>
+            </w:r>
+            <w:r>
+              <w:rPr>
+                <w:rFonts w:ascii="游ゴシック" w:hAnsi="游ゴシック" w:eastAsia="游ゴシック"/>
+                <w:b/>
+                <w:i w:val="0"/>
+                <w:sz w:val="17"/>
+              </w:rPr>
+              <w:t>工程を引き直して差し上げることは受託者の側でできる</w:t>
+            </w:r>
+            <w:r>
+              <w:rPr>
+                <w:rFonts w:ascii="游ゴシック" w:hAnsi="游ゴシック" w:eastAsia="游ゴシック"/>
+                <w:b w:val="0"/>
+                <w:i w:val="0"/>
+                <w:sz w:val="17"/>
+              </w:rPr>
+              <w:t>（仕様書8①）。放っておくと遅れが見えないまま積み上がる</w:t>
             </w:r>
           </w:p>
         </w:tc>
@@ -20430,7 +25385,7 @@
                 <w:i w:val="0"/>
                 <w:sz w:val="17"/>
               </w:rPr>
-              <w:t>T3</w:t>
+              <w:t>T1</w:t>
             </w:r>
           </w:p>
         </w:tc>
@@ -20450,7 +25405,7 @@
                 <w:i w:val="0"/>
                 <w:sz w:val="17"/>
               </w:rPr>
-              <w:t>図表番号一覧の作成</w:t>
+              <w:t>要介護度の維持・改善率の図の作成</w:t>
             </w:r>
           </w:p>
         </w:tc>
@@ -20471,7 +25426,7 @@
                 <w:i w:val="0"/>
                 <w:sz w:val="17"/>
               </w:rPr>
-              <w:t>1.5</w:t>
+              <w:t>2.0</w:t>
             </w:r>
           </w:p>
         </w:tc>
@@ -20491,16 +25446,16 @@
                 <w:i w:val="0"/>
                 <w:sz w:val="17"/>
               </w:rPr>
-              <w:t>図が増えた直後が最も安い。</w:t>
-            </w:r>
-            <w:r>
-              <w:rPr>
-                <w:rFonts w:ascii="游ゴシック" w:hAnsi="游ゴシック" w:eastAsia="游ゴシック"/>
-                <w:b w:val="0"/>
-                <w:i w:val="0"/>
-                <w:sz w:val="17"/>
-              </w:rPr>
-              <w:t>後回しにすると、素案・成果品①②の図表番号をすべて振り直すことになる</w:t>
+              <w:t>手元の見える化Ｂ系列だけで完結する。</w:t>
+            </w:r>
+            <w:r>
+              <w:rPr>
+                <w:rFonts w:ascii="游ゴシック" w:hAnsi="游ゴシック" w:eastAsia="游ゴシック"/>
+                <w:b w:val="0"/>
+                <w:i w:val="0"/>
+                <w:sz w:val="17"/>
+              </w:rPr>
+              <w:t>図表データ管理台帳の「足りない図」を6件から5件に減らし、台帳の不適合を1件消せる</w:t>
             </w:r>
           </w:p>
         </w:tc>
@@ -20614,119 +25569,6 @@
                 <w:sz w:val="17"/>
               </w:rPr>
               <w:t>推計人口と年齢階層別認定率はそろっている</w:t>
-            </w:r>
-          </w:p>
-        </w:tc>
-      </w:tr>
-      <w:tr>
-        <w:tc>
-          <w:tcPr>
-            <w:tcW w:type="dxa" w:w="510"/>
-            <w:vAlign w:val="center"/>
-          </w:tcPr>
-          <w:p>
-            <w:pPr>
-              <w:spacing w:before="20" w:after="20"/>
-              <w:jc w:val="right"/>
-            </w:pPr>
-            <w:r>
-              <w:rPr>
-                <w:rFonts w:ascii="游ゴシック" w:hAnsi="游ゴシック" w:eastAsia="游ゴシック"/>
-                <w:b w:val="0"/>
-                <w:i w:val="0"/>
-                <w:sz w:val="17"/>
-              </w:rPr>
-              <w:t>4</w:t>
-            </w:r>
-          </w:p>
-        </w:tc>
-        <w:tc>
-          <w:tcPr>
-            <w:tcW w:type="dxa" w:w="567"/>
-            <w:vAlign w:val="center"/>
-          </w:tcPr>
-          <w:p>
-            <w:pPr>
-              <w:spacing w:before="20" w:after="20"/>
-            </w:pPr>
-            <w:r>
-              <w:rPr>
-                <w:rFonts w:ascii="游ゴシック" w:hAnsi="游ゴシック" w:eastAsia="游ゴシック"/>
-                <w:b w:val="0"/>
-                <w:i w:val="0"/>
-                <w:sz w:val="17"/>
-              </w:rPr>
-              <w:t>T5</w:t>
-            </w:r>
-          </w:p>
-        </w:tc>
-        <w:tc>
-          <w:tcPr>
-            <w:tcW w:type="dxa" w:w="2268"/>
-            <w:vAlign w:val="center"/>
-          </w:tcPr>
-          <w:p>
-            <w:pPr>
-              <w:spacing w:before="20" w:after="20"/>
-            </w:pPr>
-            <w:r>
-              <w:rPr>
-                <w:rFonts w:ascii="游ゴシック" w:hAnsi="游ゴシック" w:eastAsia="游ゴシック"/>
-                <w:b w:val="0"/>
-                <w:i w:val="0"/>
-                <w:sz w:val="17"/>
-              </w:rPr>
-              <w:t>介護保険制度改正の内容の節</w:t>
-            </w:r>
-          </w:p>
-        </w:tc>
-        <w:tc>
-          <w:tcPr>
-            <w:tcW w:type="dxa" w:w="680"/>
-            <w:vAlign w:val="center"/>
-          </w:tcPr>
-          <w:p>
-            <w:pPr>
-              <w:spacing w:before="20" w:after="20"/>
-              <w:jc w:val="right"/>
-            </w:pPr>
-            <w:r>
-              <w:rPr>
-                <w:rFonts w:ascii="游ゴシック" w:hAnsi="游ゴシック" w:eastAsia="游ゴシック"/>
-                <w:b w:val="0"/>
-                <w:i w:val="0"/>
-                <w:sz w:val="17"/>
-              </w:rPr>
-              <w:t>2.0</w:t>
-            </w:r>
-          </w:p>
-        </w:tc>
-        <w:tc>
-          <w:tcPr>
-            <w:tcW w:type="dxa" w:w="5726"/>
-            <w:vAlign w:val="center"/>
-          </w:tcPr>
-          <w:p>
-            <w:pPr>
-              <w:spacing w:before="20" w:after="20"/>
-            </w:pPr>
-            <w:r>
-              <w:rPr>
-                <w:rFonts w:ascii="游ゴシック" w:hAnsi="游ゴシック" w:eastAsia="游ゴシック"/>
-                <w:b/>
-                <w:i w:val="0"/>
-                <w:sz w:val="17"/>
-              </w:rPr>
-              <w:t>公開情報で書ける。</w:t>
-            </w:r>
-            <w:r>
-              <w:rPr>
-                <w:rFonts w:ascii="游ゴシック" w:hAnsi="游ゴシック" w:eastAsia="游ゴシック"/>
-                <w:b w:val="0"/>
-                <w:i w:val="0"/>
-                <w:sz w:val="17"/>
-              </w:rPr>
-              <w:t>第1号被保険者負担割合（政令）は未確定だが、それ以外の改正事項は公布済みのもので書ける</w:t>
             </w:r>
           </w:p>
         </w:tc>
@@ -20742,7 +25584,7 @@
         <w:keepNext/>
         <w:spacing w:before="180" w:after="100"/>
       </w:pPr>
-      <w:bookmarkStart w:id="117" w:name="_Toc_017"/>
+      <w:bookmarkStart w:id="120" w:name="_Toc_020"/>
       <w:r>
         <w:rPr>
           <w:rFonts w:ascii="游ゴシック" w:hAnsi="游ゴシック" w:eastAsia="游ゴシック"/>
@@ -20751,9 +25593,9 @@
           <w:color w:val="2E74B5"/>
           <w:sz w:val="25"/>
         </w:rPr>
-        <w:t>5-2　その後</w:t>
+        <w:t>6-2　その後</w:t>
       </w:r>
-      <w:bookmarkEnd w:id="117"/>
+      <w:bookmarkEnd w:id="120"/>
     </w:p>
     <w:tbl>
       <w:tblPr>
@@ -21060,7 +25902,7 @@
                 <w:i w:val="0"/>
                 <w:sz w:val="17"/>
               </w:rPr>
-              <w:t>T6</w:t>
+              <w:t>T3</w:t>
             </w:r>
           </w:p>
         </w:tc>
@@ -21080,7 +25922,7 @@
                 <w:i w:val="0"/>
                 <w:sz w:val="17"/>
               </w:rPr>
-              <w:t>見える化 医療提供体制・リハビリ提供体制の出力</w:t>
+              <w:t>図表番号一覧の作成</w:t>
             </w:r>
           </w:p>
         </w:tc>
@@ -21101,7 +25943,7 @@
                 <w:i w:val="0"/>
                 <w:sz w:val="17"/>
               </w:rPr>
-              <w:t>2.0</w:t>
+              <w:t>1.5</w:t>
             </w:r>
           </w:p>
         </w:tc>
@@ -21164,7 +26006,7 @@
                 <w:i w:val="0"/>
                 <w:sz w:val="17"/>
               </w:rPr>
-              <w:t>T10</w:t>
+              <w:t>T5</w:t>
             </w:r>
           </w:p>
         </w:tc>
@@ -21184,7 +26026,7 @@
                 <w:i w:val="0"/>
                 <w:sz w:val="17"/>
               </w:rPr>
-              <w:t>単価の置き方の感度分析の文書化</w:t>
+              <w:t>介護保険制度改正の内容の節</w:t>
             </w:r>
           </w:p>
         </w:tc>
@@ -21268,7 +26110,7 @@
                 <w:i w:val="0"/>
                 <w:sz w:val="17"/>
               </w:rPr>
-              <w:t>T7</w:t>
+              <w:t>T10</w:t>
             </w:r>
           </w:p>
         </w:tc>
@@ -21288,7 +26130,7 @@
                 <w:i w:val="0"/>
                 <w:sz w:val="17"/>
               </w:rPr>
-              <w:t>成果品②（サービス見込量推計結果報告書）の仕上げ</w:t>
+              <w:t>単価の置き方の感度分析の文書化</w:t>
             </w:r>
           </w:p>
         </w:tc>
@@ -21309,7 +26151,7 @@
                 <w:i w:val="0"/>
                 <w:sz w:val="17"/>
               </w:rPr>
-              <w:t>4.0</w:t>
+              <w:t>2.0</w:t>
             </w:r>
           </w:p>
         </w:tc>
@@ -21372,7 +26214,7 @@
                 <w:i w:val="0"/>
                 <w:sz w:val="17"/>
               </w:rPr>
-              <w:t>T8</w:t>
+              <w:t>T7</w:t>
             </w:r>
           </w:p>
         </w:tc>
@@ -21392,7 +26234,7 @@
                 <w:i w:val="0"/>
                 <w:sz w:val="17"/>
               </w:rPr>
-              <w:t>骨子案を素案の6章構成に合わせる（第4版）</w:t>
+              <w:t>成果品②（サービス見込量推計結果報告書）の仕上げ</w:t>
             </w:r>
           </w:p>
         </w:tc>
@@ -21413,7 +26255,7 @@
                 <w:i w:val="0"/>
                 <w:sz w:val="17"/>
               </w:rPr>
-              <w:t>2.5</w:t>
+              <w:t>4.0</w:t>
             </w:r>
           </w:p>
         </w:tc>
@@ -21476,7 +26318,7 @@
                 <w:i w:val="0"/>
                 <w:sz w:val="17"/>
               </w:rPr>
-              <w:t>T13</w:t>
+              <w:t>T6</w:t>
             </w:r>
           </w:p>
         </w:tc>
@@ -21496,7 +26338,7 @@
                 <w:i w:val="0"/>
                 <w:sz w:val="17"/>
               </w:rPr>
-              <w:t>印刷の仕様書と見積依頼の様式</w:t>
+              <w:t>見える化 医療提供体制・リハビリ提供体制の出力</w:t>
             </w:r>
           </w:p>
         </w:tc>
@@ -21517,7 +26359,7 @@
                 <w:i w:val="0"/>
                 <w:sz w:val="17"/>
               </w:rPr>
-              <w:t>1.5</w:t>
+              <w:t>2.0</w:t>
             </w:r>
           </w:p>
         </w:tc>
@@ -21580,7 +26422,7 @@
                 <w:i w:val="0"/>
                 <w:sz w:val="17"/>
               </w:rPr>
-              <w:t>T9</w:t>
+              <w:t>T8</w:t>
             </w:r>
           </w:p>
         </w:tc>
@@ -21600,7 +26442,7 @@
                 <w:i w:val="0"/>
                 <w:sz w:val="17"/>
               </w:rPr>
-              <w:t>協議会 第2回の資料の骨格</w:t>
+              <w:t>骨子案を素案の6章構成に合わせる（第4版）</w:t>
             </w:r>
           </w:p>
         </w:tc>
@@ -21621,7 +26463,7 @@
                 <w:i w:val="0"/>
                 <w:sz w:val="17"/>
               </w:rPr>
-              <w:t>4.0</w:t>
+              <w:t>2.5</w:t>
             </w:r>
           </w:p>
         </w:tc>
@@ -21684,7 +26526,7 @@
                 <w:i w:val="0"/>
                 <w:sz w:val="17"/>
               </w:rPr>
-              <w:t>T11</w:t>
+              <w:t>T9</w:t>
             </w:r>
           </w:p>
         </w:tc>
@@ -21704,7 +26546,7 @@
                 <w:i w:val="0"/>
                 <w:sz w:val="17"/>
               </w:rPr>
-              <w:t>概要版（8頁）のページ割りと図の割付</w:t>
+              <w:t>協議会 第2回の資料の骨格</w:t>
             </w:r>
           </w:p>
         </w:tc>
@@ -21725,7 +26567,7 @@
                 <w:i w:val="0"/>
                 <w:sz w:val="17"/>
               </w:rPr>
-              <w:t>2.0</w:t>
+              <w:t>4.0</w:t>
             </w:r>
           </w:p>
         </w:tc>
@@ -21788,7 +26630,7 @@
                 <w:i w:val="0"/>
                 <w:sz w:val="17"/>
               </w:rPr>
-              <w:t>T14</w:t>
+              <w:t>T13</w:t>
             </w:r>
           </w:p>
         </w:tc>
@@ -21808,7 +26650,7 @@
                 <w:i w:val="0"/>
                 <w:sz w:val="17"/>
               </w:rPr>
-              <w:t>一次資料との突合の対象を広げる</w:t>
+              <w:t>印刷の仕様書と見積依頼の様式</w:t>
             </w:r>
           </w:p>
         </w:tc>
@@ -21829,7 +26671,7 @@
                 <w:i w:val="0"/>
                 <w:sz w:val="17"/>
               </w:rPr>
-              <w:t>2.0</w:t>
+              <w:t>1.5</w:t>
             </w:r>
           </w:p>
         </w:tc>
@@ -21934,6 +26776,214 @@
                 <w:sz w:val="17"/>
               </w:rPr>
               <w:t>6.0</w:t>
+            </w:r>
+          </w:p>
+        </w:tc>
+      </w:tr>
+      <w:tr>
+        <w:tc>
+          <w:tcPr>
+            <w:tcW w:type="dxa" w:w="1361"/>
+            <w:vAlign w:val="center"/>
+          </w:tcPr>
+          <w:p>
+            <w:pPr>
+              <w:spacing w:before="20" w:after="20"/>
+            </w:pPr>
+            <w:r>
+              <w:rPr>
+                <w:rFonts w:ascii="游ゴシック" w:hAnsi="游ゴシック" w:eastAsia="游ゴシック"/>
+                <w:b w:val="0"/>
+                <w:i w:val="0"/>
+                <w:sz w:val="17"/>
+              </w:rPr>
+              <w:t>10月8日（木）</w:t>
+            </w:r>
+          </w:p>
+        </w:tc>
+        <w:tc>
+          <w:tcPr>
+            <w:tcW w:type="dxa" w:w="510"/>
+            <w:vAlign w:val="center"/>
+          </w:tcPr>
+          <w:p>
+            <w:pPr>
+              <w:spacing w:before="20" w:after="20"/>
+              <w:jc w:val="right"/>
+            </w:pPr>
+            <w:r>
+              <w:rPr>
+                <w:rFonts w:ascii="游ゴシック" w:hAnsi="游ゴシック" w:eastAsia="游ゴシック"/>
+                <w:b w:val="0"/>
+                <w:i w:val="0"/>
+                <w:sz w:val="17"/>
+              </w:rPr>
+              <w:t>2</w:t>
+            </w:r>
+          </w:p>
+        </w:tc>
+        <w:tc>
+          <w:tcPr>
+            <w:tcW w:type="dxa" w:w="567"/>
+            <w:vAlign w:val="center"/>
+          </w:tcPr>
+          <w:p>
+            <w:pPr>
+              <w:spacing w:before="20" w:after="20"/>
+            </w:pPr>
+            <w:r>
+              <w:rPr>
+                <w:rFonts w:ascii="游ゴシック" w:hAnsi="游ゴシック" w:eastAsia="游ゴシック"/>
+                <w:b w:val="0"/>
+                <w:i w:val="0"/>
+                <w:sz w:val="17"/>
+              </w:rPr>
+              <w:t>T11</w:t>
+            </w:r>
+          </w:p>
+        </w:tc>
+        <w:tc>
+          <w:tcPr>
+            <w:tcW w:type="dxa" w:w="6066"/>
+            <w:vAlign w:val="center"/>
+          </w:tcPr>
+          <w:p>
+            <w:pPr>
+              <w:spacing w:before="20" w:after="20"/>
+            </w:pPr>
+            <w:r>
+              <w:rPr>
+                <w:rFonts w:ascii="游ゴシック" w:hAnsi="游ゴシック" w:eastAsia="游ゴシック"/>
+                <w:b w:val="0"/>
+                <w:i w:val="0"/>
+                <w:sz w:val="17"/>
+              </w:rPr>
+              <w:t>概要版（8頁）のページ割りと図の割付</w:t>
+            </w:r>
+          </w:p>
+        </w:tc>
+        <w:tc>
+          <w:tcPr>
+            <w:tcW w:type="dxa" w:w="1247"/>
+            <w:vAlign w:val="center"/>
+          </w:tcPr>
+          <w:p>
+            <w:pPr>
+              <w:spacing w:before="20" w:after="20"/>
+              <w:jc w:val="right"/>
+            </w:pPr>
+            <w:r>
+              <w:rPr>
+                <w:rFonts w:ascii="游ゴシック" w:hAnsi="游ゴシック" w:eastAsia="游ゴシック"/>
+                <w:b w:val="0"/>
+                <w:i w:val="0"/>
+                <w:sz w:val="17"/>
+              </w:rPr>
+              <w:t>2.0</w:t>
+            </w:r>
+          </w:p>
+        </w:tc>
+      </w:tr>
+      <w:tr>
+        <w:tc>
+          <w:tcPr>
+            <w:tcW w:type="dxa" w:w="1361"/>
+            <w:vAlign w:val="center"/>
+          </w:tcPr>
+          <w:p>
+            <w:pPr>
+              <w:spacing w:before="20" w:after="20"/>
+            </w:pPr>
+            <w:r>
+              <w:rPr>
+                <w:rFonts w:ascii="游ゴシック" w:hAnsi="游ゴシック" w:eastAsia="游ゴシック"/>
+                <w:b w:val="0"/>
+                <w:i w:val="0"/>
+                <w:sz w:val="17"/>
+              </w:rPr>
+              <w:t>10月9日（金）</w:t>
+            </w:r>
+          </w:p>
+        </w:tc>
+        <w:tc>
+          <w:tcPr>
+            <w:tcW w:type="dxa" w:w="510"/>
+            <w:vAlign w:val="center"/>
+          </w:tcPr>
+          <w:p>
+            <w:pPr>
+              <w:spacing w:before="20" w:after="20"/>
+              <w:jc w:val="right"/>
+            </w:pPr>
+            <w:r>
+              <w:rPr>
+                <w:rFonts w:ascii="游ゴシック" w:hAnsi="游ゴシック" w:eastAsia="游ゴシック"/>
+                <w:b w:val="0"/>
+                <w:i w:val="0"/>
+                <w:sz w:val="17"/>
+              </w:rPr>
+              <w:t>1</w:t>
+            </w:r>
+          </w:p>
+        </w:tc>
+        <w:tc>
+          <w:tcPr>
+            <w:tcW w:type="dxa" w:w="567"/>
+            <w:vAlign w:val="center"/>
+          </w:tcPr>
+          <w:p>
+            <w:pPr>
+              <w:spacing w:before="20" w:after="20"/>
+            </w:pPr>
+            <w:r>
+              <w:rPr>
+                <w:rFonts w:ascii="游ゴシック" w:hAnsi="游ゴシック" w:eastAsia="游ゴシック"/>
+                <w:b w:val="0"/>
+                <w:i w:val="0"/>
+                <w:sz w:val="17"/>
+              </w:rPr>
+              <w:t>T14</w:t>
+            </w:r>
+          </w:p>
+        </w:tc>
+        <w:tc>
+          <w:tcPr>
+            <w:tcW w:type="dxa" w:w="6066"/>
+            <w:vAlign w:val="center"/>
+          </w:tcPr>
+          <w:p>
+            <w:pPr>
+              <w:spacing w:before="20" w:after="20"/>
+            </w:pPr>
+            <w:r>
+              <w:rPr>
+                <w:rFonts w:ascii="游ゴシック" w:hAnsi="游ゴシック" w:eastAsia="游ゴシック"/>
+                <w:b w:val="0"/>
+                <w:i w:val="0"/>
+                <w:sz w:val="17"/>
+              </w:rPr>
+              <w:t>一次資料との突合の対象を広げる</w:t>
+            </w:r>
+          </w:p>
+        </w:tc>
+        <w:tc>
+          <w:tcPr>
+            <w:tcW w:type="dxa" w:w="1247"/>
+            <w:vAlign w:val="center"/>
+          </w:tcPr>
+          <w:p>
+            <w:pPr>
+              <w:spacing w:before="20" w:after="20"/>
+              <w:jc w:val="right"/>
+            </w:pPr>
+            <w:r>
+              <w:rPr>
+                <w:rFonts w:ascii="游ゴシック" w:hAnsi="游ゴシック" w:eastAsia="游ゴシック"/>
+                <w:b w:val="0"/>
+                <w:i w:val="0"/>
+                <w:sz w:val="17"/>
+              </w:rPr>
+              <w:t>2.0</w:t>
             </w:r>
           </w:p>
         </w:tc>
@@ -21981,7 +27031,7 @@
         <w:keepNext/>
         <w:spacing w:before="240" w:after="100"/>
       </w:pPr>
-      <w:bookmarkStart w:id="118" w:name="_Toc_018"/>
+      <w:bookmarkStart w:id="121" w:name="_Toc_021"/>
       <w:r>
         <w:rPr>
           <w:rFonts w:ascii="游ゴシック" w:hAnsi="游ゴシック" w:eastAsia="游ゴシック"/>
@@ -21990,9 +27040,9 @@
           <w:color w:val="2E74B5"/>
           <w:sz w:val="30"/>
         </w:rPr>
-        <w:t>6　ペンディング項目とWBSの対応</w:t>
+        <w:t>7　ペンディング項目とWBSの対応</w:t>
       </w:r>
-      <w:bookmarkEnd w:id="118"/>
+      <w:bookmarkEnd w:id="121"/>
     </w:p>
     <w:p>
       <w:pPr>
